--- a/Diplomatura Superior en Metodología de la Investigación Social/Módulo 5/Productos/Proyecto final/Fin.docx
+++ b/Diplomatura Superior en Metodología de la Investigación Social/Módulo 5/Productos/Proyecto final/Fin.docx
@@ -330,7 +330,6 @@
       <w:r>
         <w:t xml:space="preserve">abismales </w:t>
       </w:r>
-      <w:r/>
       <w:r>
         <w:t xml:space="preserve">ajustes fiscales y un aumento </w:t>
       </w:r>
@@ -425,9 +424,6 @@
         <w:t xml:space="preserve">que la interdependencia económica moldea la distribución de los costos y los beneficios dentro de esta creciente sociedad internacional.</w:t>
       </w:r>
       <w:r/>
-      <w:r/>
-      <w:r/>
-      <w:r/>
     </w:p>
     <w:p>
       <w:pPr>
@@ -437,7 +433,10 @@
         <w:rPr/>
       </w:pPr>
       <w:r>
-        <w:t xml:space="preserve">Este trabajo es justificado por la articulación de perspectivas teóricas y metodológicas en torno a la relación entre la integración de las economías y su subsecuente desequilibrio. autores clásicos de la economíapolítica internacional destacan que la inter</w:t>
+        <w:t xml:space="preserve">E</w:t>
+      </w:r>
+      <w:r>
+        <w:t xml:space="preserve">ste trabajo es justificado por la articulación de perspectivas teóricas y metodológicas en torno a la relación entre la integración de las economías y su subsecuente desequilibrio. autores clásicos de la economíapolítica internacional destacan que la inter</w:t>
       </w:r>
       <w:r>
         <w:t xml:space="preserve">dependencia puede ser tanto fuente de cooperación como d vulnerabilidad, dependiendo de la asimetría de los vínculos (Keohane &amp; Nye, 1988). </w:t>
@@ -449,7 +448,25 @@
         <w:t xml:space="preserve">D</w:t>
       </w:r>
       <w:r>
-        <w:t xml:space="preserve">esde la perspectiva sociológica, la operacionalización de conceptos como los anteriormente mencionados: cr</w:t>
+        <w:t xml:space="preserve">esde </w:t>
+      </w:r>
+      <w:r>
+        <w:rPr>
+          <w:lang w:val="es-ES"/>
+        </w:rPr>
+        <w:t xml:space="preserve">una </w:t>
+      </w:r>
+      <w:r>
+        <w:t xml:space="preserve">perspectiva sociológica, la operacionalización de </w:t>
+      </w:r>
+      <w:r>
+        <w:rPr>
+          <w:lang w:val="es-ES"/>
+        </w:rPr>
+        <w:t xml:space="preserve">los conceptos</w:t>
+      </w:r>
+      <w:r>
+        <w:t xml:space="preserve"> cr</w:t>
       </w:r>
       <w:r>
         <w:t xml:space="preserve">isis, equilibrio e interdependencia, demanda ser abordad</w:t>
@@ -461,38 +478,631 @@
         <w:t xml:space="preserve">a</w:t>
       </w:r>
       <w:r>
-        <w:t xml:space="preserve"> rigurosamente y tomando en consideración su carácter histórico y relacional (González Blasco, 1998). La bibliografía metodológica revisada a lo largo de este diplomado refuerza la necesidad de situar</w:t>
+        <w:t xml:space="preserve"> </w:t>
+      </w:r>
+      <w:r>
+        <w:rPr>
+          <w:lang w:val="es-ES"/>
+        </w:rPr>
+        <w:t xml:space="preserve">de forma rigurosa</w:t>
+      </w:r>
+      <w:r>
+        <w:t xml:space="preserve"> y </w:t>
+      </w:r>
+      <w:r>
+        <w:rPr>
+          <w:lang w:val="es-ES"/>
+        </w:rPr>
+        <w:t xml:space="preserve">siempre </w:t>
+      </w:r>
+      <w:r>
+        <w:t xml:space="preserve">tomando en c</w:t>
+      </w:r>
+      <w:r>
+        <w:rPr>
+          <w:lang w:val="es-ES"/>
+        </w:rPr>
+        <w:t xml:space="preserve">uenta</w:t>
+      </w:r>
+      <w:r>
+        <w:t xml:space="preserve"> </w:t>
+      </w:r>
+      <w:r>
+        <w:rPr>
+          <w:lang w:val="es-ES"/>
+        </w:rPr>
+        <w:t xml:space="preserve">el</w:t>
+      </w:r>
+      <w:r>
+        <w:t xml:space="preserve"> carácter histórico y relacional </w:t>
+      </w:r>
+      <w:r>
+        <w:rPr>
+          <w:lang w:val="es-ES"/>
+        </w:rPr>
+        <w:t xml:space="preserve">al que interceden </w:t>
+      </w:r>
+      <w:r>
+        <w:t xml:space="preserve">(González Blasco, 1998). La bibliografía metodológica revisada a lo largo de este diplomado refuerza la necesidad de situar</w:t>
       </w:r>
       <w:r>
         <w:t xml:space="preserve"> el análisis en un diseño comparativo y apoyado en la triangulación de fuentes y enfoques, que permita observar cóm diferentes episodios de crisis revelan los límites de la integración global.</w:t>
       </w:r>
       <w:r/>
-      <w:r/>
-      <w:r/>
-      <w:r/>
     </w:p>
     <w:p>
       <w:pPr>
         <w:pBdr/>
         <w:spacing/>
         <w:ind/>
-        <w:rPr/>
+        <w:rPr>
+          <w:highlight w:val="none"/>
+        </w:rPr>
       </w:pPr>
       <w:r>
-        <w:t xml:space="preserve">El recorte temporal elegido de 2008 a la actualidad corresponde al ciclo histórico en el que se ha puesto a prueba la fortaleza de la gloalización económica. En este período suedieron crisis de evergadura mundial y tensiones geopolíticas que han reconfigura</w:t>
+        <w:t xml:space="preserve">E</w:t>
       </w:r>
       <w:r>
-        <w:t xml:space="preserve">do el orden económico, como el ascenso de China, el cuestionamiento del multilateralismo como objetivo internacional, y el uso de sanciones económicas como instrumentos de poder y presión. Este marco temporal permite observar no sólo el impacto inmediato de</w:t>
+        <w:t xml:space="preserve">l recorte temporal elegido de 2008 a la actualidad corresponde al ciclo histórico en el que se ha puesto a prueba la fortaleza de la gloalización económica. En este período suedieron crisis de evergadura mundial y tensiones geopolíticas que han reconfigura</w:t>
       </w:r>
       <w:r>
-        <w:t xml:space="preserve"> estos desequilibrios, sino también las implicaciones a mediano plazo que podrían tener en la estrcutura económica internacional. El análisi teórico-comparativo propuesto para este trabajo busca aportar elementos para comprender las paradojas de la globaliz</w:t>
+        <w:t xml:space="preserve">d</w:t>
+      </w:r>
+      <w:r>
+        <w:t xml:space="preserve">o el orden económico, como el ascenso de China, el cuestionamiento del multilateralismo como objetivo internacional, y el uso de sanciones económicas como instrumentos de poder y presión. Este marco temporal permite observar no sólo el impacto inmediato de</w:t>
+      </w:r>
+      <w:r>
+        <w:t xml:space="preserve"> </w:t>
+      </w:r>
+      <w:r>
+        <w:t xml:space="preserve">estos desequilibrios, sino también las implicaciones a mediano plazo que podrían tener en la estrcutura económica internacional. </w:t>
+      </w:r>
+      <w:r>
+        <w:rPr>
+          <w:lang w:val="es-ES"/>
+        </w:rPr>
+        <w:t xml:space="preserve">Un</w:t>
+      </w:r>
+      <w:r>
+        <w:t xml:space="preserve"> análisi teórico-comparativo </w:t>
+      </w:r>
+      <w:r>
+        <w:rPr>
+          <w:lang w:val="es-ES"/>
+        </w:rPr>
+        <w:t xml:space="preserve">como el </w:t>
+      </w:r>
+      <w:r>
+        <w:t xml:space="preserve">propuesto para este trabajo busca aportar elementos para comprender las paradojas de la globaliz</w:t>
       </w:r>
       <w:r>
         <w:t xml:space="preserve">ación contemporánea y reflexionar sobre los desafíos que planteaa para la estabilidad del sistema internacional actual.</w:t>
       </w:r>
       <w:r/>
+    </w:p>
+    <w:p>
+      <w:pPr>
+        <w:pBdr/>
+        <w:spacing/>
+        <w:ind/>
+        <w:rPr>
+          <w:highlight w:val="none"/>
+          <w:lang w:val="es-ES"/>
+        </w:rPr>
+      </w:pPr>
+      <w:r>
+        <w:rPr>
+          <w:highlight w:val="none"/>
+          <w:lang w:val="es-ES"/>
+        </w:rPr>
+      </w:r>
+      <w:r>
+        <w:rPr>
+          <w:highlight w:val="none"/>
+          <w:lang w:val="es-ES"/>
+        </w:rPr>
+      </w:r>
+      <w:r>
+        <w:rPr>
+          <w:highlight w:val="none"/>
+          <w:lang w:val="es-ES"/>
+        </w:rPr>
+      </w:r>
+    </w:p>
+    <w:p>
+      <w:pPr>
+        <w:pBdr/>
+        <w:spacing/>
+        <w:ind/>
+        <w:rPr>
+          <w:highlight w:val="none"/>
+          <w:lang w:val="es-ES"/>
+        </w:rPr>
+      </w:pPr>
+      <w:r>
+        <w:rPr>
+          <w:highlight w:val="none"/>
+        </w:rPr>
+      </w:r>
+      <w:r>
+        <w:rPr>
+          <w:highlight w:val="none"/>
+          <w:lang w:val="es-ES"/>
+        </w:rPr>
+        <w:t xml:space="preserve">Preguntas e hip</w:t>
+      </w:r>
+      <w:r>
+        <w:rPr>
+          <w:highlight w:val="none"/>
+          <w:lang w:val="es-ES"/>
+        </w:rPr>
+        <w:t xml:space="preserve">ótesis</w:t>
+      </w:r>
+      <w:r>
+        <w:rPr>
+          <w:highlight w:val="none"/>
+          <w:lang w:val="es-ES"/>
+        </w:rPr>
+      </w:r>
+    </w:p>
+    <w:p>
+      <w:pPr>
+        <w:pBdr/>
+        <w:spacing/>
+        <w:ind/>
+        <w:rPr>
+          <w:highlight w:val="none"/>
+          <w:lang w:val="es-ES" w:bidi="es-ES"/>
+        </w:rPr>
+      </w:pPr>
+      <w:r>
+        <w:rPr>
+          <w:highlight w:val="none"/>
+          <w:lang w:val="es-ES" w:bidi="es-ES"/>
+        </w:rPr>
+      </w:r>
+      <w:r>
+        <w:rPr>
+          <w:highlight w:val="none"/>
+          <w:lang w:val="es-ES" w:bidi="es-ES"/>
+        </w:rPr>
+        <w:t xml:space="preserve">El núcleo de esta investigación se centra en examinar la conexión entre la integración económica mundial y la estabilidad del orden internacional. Desde la crisis financiera de 2008, el aumento en los flujos de capital, comercio y tecnología ha dado forma a</w:t>
+      </w:r>
+      <w:r>
+        <w:rPr>
+          <w:highlight w:val="none"/>
+          <w:lang w:val="es-ES" w:bidi="es-ES"/>
+        </w:rPr>
+        <w:t xml:space="preserve"> interdependencias en las que los desajustes de las economías más importantes provocan consecuencias sistémicas a nivel global.</w:t>
+      </w:r>
+      <w:r>
+        <w:rPr>
+          <w:highlight w:val="none"/>
+          <w:lang w:val="es-ES" w:bidi="es-ES"/>
+        </w:rPr>
+      </w:r>
+      <w:r>
+        <w:rPr>
+          <w:highlight w:val="none"/>
+          <w:lang w:val="es-ES"/>
+        </w:rPr>
+      </w:r>
+    </w:p>
+    <w:p>
+      <w:pPr>
+        <w:pBdr/>
+        <w:spacing/>
+        <w:ind/>
+        <w:rPr>
+          <w:highlight w:val="none"/>
+          <w:lang w:val="es-ES" w:bidi="es-ES"/>
+        </w:rPr>
+      </w:pPr>
+      <w:r>
+        <w:rPr>
+          <w:highlight w:val="none"/>
+          <w:lang w:val="es-ES" w:bidi="es-ES"/>
+        </w:rPr>
+        <w:t xml:space="preserve">Se formulan las siguientes preguntas de investigaci</w:t>
+      </w:r>
+      <w:r>
+        <w:rPr>
+          <w:highlight w:val="none"/>
+          <w:lang w:val="es-ES" w:bidi="es-ES"/>
+        </w:rPr>
+        <w:t xml:space="preserve">ón:</w:t>
+      </w:r>
+      <w:r>
+        <w:rPr>
+          <w:highlight w:val="none"/>
+          <w:lang w:val="es-ES" w:bidi="es-ES"/>
+        </w:rPr>
+      </w:r>
+    </w:p>
+    <w:p>
+      <w:pPr>
+        <w:pStyle w:val="890"/>
+        <w:numPr>
+          <w:ilvl w:val="0"/>
+          <w:numId w:val="9"/>
+        </w:numPr>
+        <w:pBdr/>
+        <w:spacing/>
+        <w:ind/>
+        <w:rPr>
+          <w:highlight w:val="none"/>
+          <w:lang w:val="es-ES" w:bidi="es-ES"/>
+        </w:rPr>
+      </w:pPr>
+      <w:r>
+        <w:rPr>
+          <w:highlight w:val="none"/>
+          <w:lang w:val="es-ES" w:bidi="es-ES"/>
+        </w:rPr>
+      </w:r>
+      <w:r>
+        <w:t xml:space="preserve">¿</w:t>
+      </w:r>
+      <w:r>
+        <w:rPr>
+          <w:lang w:val="es-ES"/>
+        </w:rPr>
+        <w:t xml:space="preserve">C</w:t>
+      </w:r>
+      <w:r>
+        <w:rPr>
+          <w:lang w:val="es-ES"/>
+        </w:rPr>
+        <w:t xml:space="preserve">ómo ha influ</w:t>
+      </w:r>
+      <w:r>
+        <w:rPr>
+          <w:lang w:val="es-ES"/>
+        </w:rPr>
+        <w:t xml:space="preserve">ido en la creciente integraci</w:t>
+      </w:r>
+      <w:r>
+        <w:rPr>
+          <w:lang w:val="es-ES"/>
+        </w:rPr>
+        <w:t xml:space="preserve">ón econ</w:t>
+      </w:r>
+      <w:r>
+        <w:rPr>
+          <w:lang w:val="es-ES"/>
+        </w:rPr>
+        <w:t xml:space="preserve">ómica global la aparici</w:t>
+      </w:r>
+      <w:r>
+        <w:rPr>
+          <w:lang w:val="es-ES"/>
+        </w:rPr>
+        <w:t xml:space="preserve">ón y desenvolvimiento de crisis internacionales desde 2008?</w:t>
+      </w:r>
+      <w:r>
+        <w:rPr>
+          <w:highlight w:val="none"/>
+          <w:lang w:val="es-ES" w:bidi="es-ES"/>
+        </w:rPr>
+      </w:r>
+      <w:r/>
+    </w:p>
+    <w:p>
+      <w:pPr>
+        <w:pStyle w:val="890"/>
+        <w:numPr>
+          <w:ilvl w:val="0"/>
+          <w:numId w:val="9"/>
+        </w:numPr>
+        <w:pBdr/>
+        <w:spacing/>
+        <w:ind/>
+        <w:rPr/>
+      </w:pPr>
+      <w:r>
+        <w:rPr>
+          <w:highlight w:val="none"/>
+          <w:lang w:val="es-ES" w:bidi="es-ES"/>
+        </w:rPr>
+      </w:r>
+      <w:r>
+        <w:t xml:space="preserve">¿Cómo </w:t>
+      </w:r>
+      <w:r>
+        <w:rPr>
+          <w:lang w:val="es-ES"/>
+        </w:rPr>
+        <w:t xml:space="preserve">la redefinici</w:t>
+      </w:r>
+      <w:r>
+        <w:rPr>
+          <w:lang w:val="es-ES"/>
+        </w:rPr>
+        <w:t xml:space="preserve">ón </w:t>
+      </w:r>
+      <w:r>
+        <w:rPr>
+          <w:lang w:val="es-ES"/>
+        </w:rPr>
+        <w:t xml:space="preserve">de las jerarqu</w:t>
+      </w:r>
+      <w:r>
+        <w:rPr>
+          <w:lang w:val="es-ES"/>
+        </w:rPr>
+        <w:t xml:space="preserve">ías del sistema econ</w:t>
+      </w:r>
+      <w:r>
+        <w:rPr>
+          <w:lang w:val="es-ES"/>
+        </w:rPr>
+        <w:t xml:space="preserve">ómico mundial produce nuevas formas de vulnerabilidad gracias a la interdependencia entre econom</w:t>
+      </w:r>
+      <w:r>
+        <w:rPr>
+          <w:lang w:val="es-ES"/>
+        </w:rPr>
+        <w:t xml:space="preserve">ías centrales y periféricas</w:t>
+      </w:r>
+      <w:r>
+        <w:t xml:space="preserve">?</w:t>
+      </w:r>
       <w:r/>
       <w:r/>
+    </w:p>
+    <w:p>
+      <w:pPr>
+        <w:pStyle w:val="890"/>
+        <w:numPr>
+          <w:ilvl w:val="0"/>
+          <w:numId w:val="9"/>
+        </w:numPr>
+        <w:pBdr>
+          <w:top w:val="none" w:color="000000" w:sz="4" w:space="0"/>
+          <w:left w:val="none" w:color="000000" w:sz="4" w:space="0"/>
+          <w:bottom w:val="none" w:color="000000" w:sz="4" w:space="0"/>
+          <w:right w:val="none" w:color="000000" w:sz="4" w:space="0"/>
+        </w:pBdr>
+        <w:spacing/>
+        <w:ind w:right="0"/>
+        <w:rPr/>
+      </w:pPr>
+      <w:r>
+        <w:t xml:space="preserve">¿</w:t>
+      </w:r>
+      <w:r>
+        <w:rPr>
+          <w:lang w:val="es-ES"/>
+        </w:rPr>
+        <w:t xml:space="preserve">Cu</w:t>
+      </w:r>
+      <w:r>
+        <w:rPr>
+          <w:lang w:val="es-ES"/>
+        </w:rPr>
+        <w:t xml:space="preserve">áles son las condiciones estructurales que permiten a un desequilibrio localizado (financiero, comercial, y/o productivo) convertirse en uno con dimensiones globales?</w:t>
+      </w:r>
+      <w:r/>
+      <w:r/>
+    </w:p>
+    <w:p>
+      <w:pPr>
+        <w:pStyle w:val="890"/>
+        <w:numPr>
+          <w:ilvl w:val="0"/>
+          <w:numId w:val="9"/>
+        </w:numPr>
+        <w:pBdr>
+          <w:top w:val="none" w:color="000000" w:sz="4" w:space="0"/>
+          <w:left w:val="none" w:color="000000" w:sz="4" w:space="0"/>
+          <w:bottom w:val="none" w:color="000000" w:sz="4" w:space="0"/>
+          <w:right w:val="none" w:color="000000" w:sz="4" w:space="0"/>
+        </w:pBdr>
+        <w:spacing/>
+        <w:ind w:right="0"/>
+        <w:rPr/>
+      </w:pPr>
+      <w:r>
+        <w:t xml:space="preserve">¿</w:t>
+      </w:r>
+      <w:r>
+        <w:rPr>
+          <w:lang w:val="es-ES"/>
+        </w:rPr>
+        <w:t xml:space="preserve">Cu</w:t>
+      </w:r>
+      <w:r>
+        <w:rPr>
+          <w:lang w:val="es-ES"/>
+        </w:rPr>
+        <w:t xml:space="preserve">áles son los desaf</w:t>
+      </w:r>
+      <w:r>
+        <w:rPr>
+          <w:lang w:val="es-ES"/>
+        </w:rPr>
+        <w:t xml:space="preserve">íos te</w:t>
+      </w:r>
+      <w:r>
+        <w:rPr>
+          <w:lang w:val="es-ES"/>
+        </w:rPr>
+        <w:t xml:space="preserve">óricos y metodológicos</w:t>
+      </w:r>
+      <w:r>
+        <w:rPr>
+          <w:lang w:val="es-ES"/>
+        </w:rPr>
+        <w:t xml:space="preserve"> que surgen tras estudiar estos procesos en tanto los enfoques considerados cl</w:t>
+      </w:r>
+      <w:r>
+        <w:rPr>
+          <w:lang w:val="es-ES"/>
+        </w:rPr>
+        <w:t xml:space="preserve">ásicos resultan no ser suficientes para entender su complejidad?</w:t>
+      </w:r>
+      <w:r>
+        <w:rPr>
+          <w:rFonts w:ascii="Times New Roman" w:hAnsi="Times New Roman" w:eastAsia="Times New Roman" w:cs="Times New Roman"/>
+          <w:sz w:val="24"/>
+        </w:rPr>
+      </w:r>
+    </w:p>
+    <w:p>
+      <w:pPr>
+        <w:pBdr>
+          <w:top w:val="none" w:color="000000" w:sz="4" w:space="0"/>
+          <w:left w:val="none" w:color="000000" w:sz="4" w:space="0"/>
+          <w:bottom w:val="none" w:color="000000" w:sz="4" w:space="0"/>
+          <w:right w:val="none" w:color="000000" w:sz="4" w:space="0"/>
+        </w:pBdr>
+        <w:spacing/>
+        <w:ind w:right="0"/>
+        <w:rPr>
+          <w:highlight w:val="none"/>
+          <w:lang w:val="es-ES"/>
+        </w:rPr>
+      </w:pPr>
+      <w:r>
+        <w:rPr>
+          <w:highlight w:val="none"/>
+          <w:lang w:val="es-ES"/>
+        </w:rPr>
+        <w:t xml:space="preserve">Las anteriores preguntas </w:t>
+      </w:r>
+      <w:r>
+        <w:rPr>
+          <w:highlight w:val="none"/>
+          <w:lang w:val="es-ES"/>
+        </w:rPr>
+        <w:t xml:space="preserve">han sido formuladas con la intenci</w:t>
+      </w:r>
+      <w:r>
+        <w:rPr>
+          <w:highlight w:val="none"/>
+          <w:lang w:val="es-ES"/>
+        </w:rPr>
+        <w:t xml:space="preserve">ón de examinar la tensi</w:t>
+      </w:r>
+      <w:r>
+        <w:rPr>
+          <w:highlight w:val="none"/>
+          <w:lang w:val="es-ES"/>
+        </w:rPr>
+        <w:t xml:space="preserve">ón entre integraci</w:t>
+      </w:r>
+      <w:r>
+        <w:rPr>
+          <w:highlight w:val="none"/>
+          <w:lang w:val="es-ES"/>
+        </w:rPr>
+        <w:t xml:space="preserve">ón y desequilibrio, pero no como fen</w:t>
+      </w:r>
+      <w:r>
+        <w:rPr>
+          <w:highlight w:val="none"/>
+          <w:lang w:val="es-ES"/>
+        </w:rPr>
+        <w:t xml:space="preserve">ómenos opuestos, sino como dos caras de un mismo proceso de transfiguraci</w:t>
+      </w:r>
+      <w:r>
+        <w:rPr>
+          <w:highlight w:val="none"/>
+          <w:lang w:val="es-ES"/>
+        </w:rPr>
+        <w:t xml:space="preserve">ón hist</w:t>
+      </w:r>
+      <w:r>
+        <w:rPr>
+          <w:highlight w:val="none"/>
+          <w:lang w:val="es-ES"/>
+        </w:rPr>
+        <w:t xml:space="preserve">órica. En funci</w:t>
+      </w:r>
+      <w:r>
+        <w:rPr>
+          <w:highlight w:val="none"/>
+          <w:lang w:val="es-ES"/>
+        </w:rPr>
+        <w:t xml:space="preserve">ón de ello, se plantea la siguiente hip</w:t>
+      </w:r>
+      <w:r>
+        <w:rPr>
+          <w:highlight w:val="none"/>
+          <w:lang w:val="es-ES"/>
+        </w:rPr>
+        <w:t xml:space="preserve">ótesis:</w:t>
+      </w:r>
+      <w:r>
+        <w:rPr>
+          <w:rFonts w:ascii="Times New Roman" w:hAnsi="Times New Roman" w:eastAsia="Times New Roman" w:cs="Times New Roman"/>
+          <w:sz w:val="24"/>
+          <w:szCs w:val="24"/>
+        </w:rPr>
+      </w:r>
+    </w:p>
+    <w:p>
+      <w:pPr>
+        <w:pBdr>
+          <w:top w:val="none" w:color="000000" w:sz="4" w:space="0"/>
+          <w:left w:val="none" w:color="000000" w:sz="4" w:space="0"/>
+          <w:bottom w:val="none" w:color="000000" w:sz="4" w:space="0"/>
+          <w:right w:val="none" w:color="000000" w:sz="4" w:space="0"/>
+        </w:pBdr>
+        <w:spacing/>
+        <w:ind w:right="0"/>
+        <w:rPr>
+          <w:rFonts w:ascii="Times New Roman" w:hAnsi="Times New Roman" w:eastAsia="Times New Roman" w:cs="Times New Roman"/>
+          <w:sz w:val="24"/>
+          <w:szCs w:val="24"/>
+        </w:rPr>
+      </w:pPr>
+      <w:r>
+        <w:rPr>
+          <w:highlight w:val="none"/>
+          <w:lang w:val="es-ES"/>
+        </w:rPr>
+      </w:r>
+      <w:r>
+        <w:rPr>
+          <w:highlight w:val="none"/>
+          <w:lang w:val="es-ES"/>
+        </w:rPr>
+        <w:t xml:space="preserve">La globalización económica, al intensificar las conexiones financieras y productivas, convierte los desajustes locales en crisis de car</w:t>
+      </w:r>
+      <w:r>
+        <w:rPr>
+          <w:highlight w:val="none"/>
+          <w:lang w:val="es-ES"/>
+        </w:rPr>
+        <w:t xml:space="preserve">ácter</w:t>
+      </w:r>
+      <w:r>
+        <w:rPr>
+          <w:highlight w:val="none"/>
+          <w:lang w:val="es-ES"/>
+        </w:rPr>
+        <w:t xml:space="preserve"> internacional, reduciendo la capacidad de los Estados y de las instituciones multilaterales para mantener el equilib</w:t>
+      </w:r>
+      <w:r>
+        <w:rPr>
+          <w:highlight w:val="none"/>
+          <w:lang w:val="es-ES"/>
+        </w:rPr>
+        <w:t xml:space="preserve">rio del sistema económico global.</w:t>
+      </w:r>
+      <w:r>
+        <w:rPr>
+          <w:highlight w:val="none"/>
+          <w:lang w:val="es-ES"/>
+        </w:rPr>
+      </w:r>
+      <w:r>
+        <w:rPr>
+          <w:highlight w:val="none"/>
+          <w:lang w:val="es-ES"/>
+        </w:rPr>
+      </w:r>
     </w:p>
     <w:sectPr>
       <w:footnotePr/>
@@ -516,7 +1126,6 @@
         <w:ind/>
         <w:rPr/>
       </w:pPr>
-      <w:r/>
       <w:r>
         <w:separator/>
       </w:r>
@@ -531,7 +1140,6 @@
         <w:ind/>
         <w:rPr/>
       </w:pPr>
-      <w:r/>
       <w:r>
         <w:continuationSeparator/>
       </w:r>
@@ -551,7 +1159,6 @@
         <w:ind/>
         <w:rPr/>
       </w:pPr>
-      <w:r/>
       <w:r>
         <w:separator/>
       </w:r>
@@ -566,7 +1173,6 @@
         <w:ind/>
         <w:rPr/>
       </w:pPr>
-      <w:r/>
       <w:r>
         <w:continuationSeparator/>
       </w:r>
@@ -576,6 +1182,1235 @@
 </w:footnotes>
 </file>
 
+<file path=word/numbering.xml><?xml version="1.0" encoding="utf-8"?>
+<w:numbering xmlns:wpc="http://schemas.microsoft.com/office/word/2010/wordprocessingCanvas" xmlns:mc="http://schemas.openxmlformats.org/markup-compatibility/2006" xmlns:o="urn:schemas-microsoft-com:office:office" xmlns:r="http://schemas.openxmlformats.org/officeDocument/2006/relationships" xmlns:m="http://schemas.openxmlformats.org/officeDocument/2006/math" xmlns:v="urn:schemas-microsoft-com:vml" xmlns:wp14="http://schemas.microsoft.com/office/word/2010/wordprocessingDrawing" xmlns:wp="http://schemas.openxmlformats.org/drawingml/2006/wordprocessingDrawing" xmlns:w10="urn:schemas-microsoft-com:office:word" xmlns:w="http://schemas.openxmlformats.org/wordprocessingml/2006/main" xmlns:w14="http://schemas.microsoft.com/office/word/2010/wordml" xmlns:w15="http://schemas.microsoft.com/office/word/2012/wordml" xmlns:wpg="http://schemas.microsoft.com/office/word/2010/wordprocessingGroup" xmlns:wpi="http://schemas.microsoft.com/office/word/2010/wordprocessingInk" xmlns:wne="http://schemas.microsoft.com/office/word/2006/wordml" xmlns:wps="http://schemas.microsoft.com/office/word/2010/wordprocessingShape" mc:Ignorable="w14 w15 wp14">
+  <w:abstractNum w:abstractNumId="0">
+    <w:nsid w:val="38CAED5E"/>
+    <w:lvl w:ilvl="0">
+      <w:isLgl w:val="false"/>
+      <w:lvlJc w:val="left"/>
+      <w:lvlText w:val="%1."/>
+      <w:numFmt w:val="decimal"/>
+      <w:pPr>
+        <w:pBdr/>
+        <w:spacing/>
+        <w:ind w:hanging="360" w:left="709"/>
+      </w:pPr>
+      <w:rPr/>
+      <w:start w:val="1"/>
+      <w:suff w:val="tab"/>
+    </w:lvl>
+    <w:lvl w:ilvl="1">
+      <w:isLgl w:val="false"/>
+      <w:lvlJc w:val="left"/>
+      <w:lvlText w:val="%2."/>
+      <w:numFmt w:val="lowerLetter"/>
+      <w:pPr>
+        <w:pBdr/>
+        <w:spacing/>
+        <w:ind w:hanging="360" w:left="1429"/>
+      </w:pPr>
+      <w:rPr/>
+      <w:start w:val="1"/>
+      <w:suff w:val="tab"/>
+    </w:lvl>
+    <w:lvl w:ilvl="2">
+      <w:isLgl w:val="false"/>
+      <w:lvlJc w:val="right"/>
+      <w:lvlText w:val="%3."/>
+      <w:numFmt w:val="lowerRoman"/>
+      <w:pPr>
+        <w:pBdr/>
+        <w:spacing/>
+        <w:ind w:hanging="180" w:left="2149"/>
+      </w:pPr>
+      <w:rPr/>
+      <w:start w:val="1"/>
+      <w:suff w:val="tab"/>
+    </w:lvl>
+    <w:lvl w:ilvl="3">
+      <w:isLgl w:val="false"/>
+      <w:lvlJc w:val="left"/>
+      <w:lvlText w:val="%4."/>
+      <w:numFmt w:val="decimal"/>
+      <w:pPr>
+        <w:pBdr/>
+        <w:spacing/>
+        <w:ind w:hanging="360" w:left="2869"/>
+      </w:pPr>
+      <w:rPr/>
+      <w:start w:val="1"/>
+      <w:suff w:val="tab"/>
+    </w:lvl>
+    <w:lvl w:ilvl="4">
+      <w:isLgl w:val="false"/>
+      <w:lvlJc w:val="left"/>
+      <w:lvlText w:val="%5."/>
+      <w:numFmt w:val="lowerLetter"/>
+      <w:pPr>
+        <w:pBdr/>
+        <w:spacing/>
+        <w:ind w:hanging="360" w:left="3589"/>
+      </w:pPr>
+      <w:rPr/>
+      <w:start w:val="1"/>
+      <w:suff w:val="tab"/>
+    </w:lvl>
+    <w:lvl w:ilvl="5">
+      <w:isLgl w:val="false"/>
+      <w:lvlJc w:val="right"/>
+      <w:lvlText w:val="%6."/>
+      <w:numFmt w:val="lowerRoman"/>
+      <w:pPr>
+        <w:pBdr/>
+        <w:spacing/>
+        <w:ind w:hanging="180" w:left="4309"/>
+      </w:pPr>
+      <w:rPr/>
+      <w:start w:val="1"/>
+      <w:suff w:val="tab"/>
+    </w:lvl>
+    <w:lvl w:ilvl="6">
+      <w:isLgl w:val="false"/>
+      <w:lvlJc w:val="left"/>
+      <w:lvlText w:val="%7."/>
+      <w:numFmt w:val="decimal"/>
+      <w:pPr>
+        <w:pBdr/>
+        <w:spacing/>
+        <w:ind w:hanging="360" w:left="5029"/>
+      </w:pPr>
+      <w:rPr/>
+      <w:start w:val="1"/>
+      <w:suff w:val="tab"/>
+    </w:lvl>
+    <w:lvl w:ilvl="7">
+      <w:isLgl w:val="false"/>
+      <w:lvlJc w:val="left"/>
+      <w:lvlText w:val="%8."/>
+      <w:numFmt w:val="lowerLetter"/>
+      <w:pPr>
+        <w:pBdr/>
+        <w:spacing/>
+        <w:ind w:hanging="360" w:left="5749"/>
+      </w:pPr>
+      <w:rPr/>
+      <w:start w:val="1"/>
+      <w:suff w:val="tab"/>
+    </w:lvl>
+    <w:lvl w:ilvl="8">
+      <w:isLgl w:val="false"/>
+      <w:lvlJc w:val="right"/>
+      <w:lvlText w:val="%9."/>
+      <w:numFmt w:val="lowerRoman"/>
+      <w:pPr>
+        <w:pBdr/>
+        <w:spacing/>
+        <w:ind w:hanging="180" w:left="6469"/>
+      </w:pPr>
+      <w:rPr/>
+      <w:start w:val="1"/>
+      <w:suff w:val="tab"/>
+    </w:lvl>
+  </w:abstractNum>
+  <w:abstractNum w:abstractNumId="1">
+    <w:nsid w:val="557FA838"/>
+    <w:lvl w:ilvl="0">
+      <w:isLgl w:val="false"/>
+      <w:lvlJc w:val="left"/>
+      <w:lvlText w:val="·"/>
+      <w:numFmt w:val="bullet"/>
+      <w:pPr>
+        <w:pBdr/>
+        <w:spacing/>
+        <w:ind w:hanging="360" w:left="709"/>
+      </w:pPr>
+      <w:rPr>
+        <w:rFonts w:hint="default" w:ascii="Symbol" w:hAnsi="Symbol" w:eastAsia="Symbol" w:cs="Symbol"/>
+      </w:rPr>
+      <w:start w:val="1"/>
+      <w:suff w:val="tab"/>
+    </w:lvl>
+    <w:lvl w:ilvl="1">
+      <w:isLgl w:val="false"/>
+      <w:lvlJc w:val="left"/>
+      <w:lvlText w:val="o"/>
+      <w:numFmt w:val="bullet"/>
+      <w:pPr>
+        <w:pBdr/>
+        <w:spacing/>
+        <w:ind w:hanging="360" w:left="1429"/>
+      </w:pPr>
+      <w:rPr>
+        <w:rFonts w:hint="default" w:ascii="Courier New" w:hAnsi="Courier New" w:eastAsia="Courier New" w:cs="Courier New"/>
+      </w:rPr>
+      <w:start w:val="1"/>
+      <w:suff w:val="tab"/>
+    </w:lvl>
+    <w:lvl w:ilvl="2">
+      <w:isLgl w:val="false"/>
+      <w:lvlJc w:val="left"/>
+      <w:lvlText w:val="§"/>
+      <w:numFmt w:val="bullet"/>
+      <w:pPr>
+        <w:pBdr/>
+        <w:spacing/>
+        <w:ind w:hanging="360" w:left="2149"/>
+      </w:pPr>
+      <w:rPr>
+        <w:rFonts w:hint="default" w:ascii="Wingdings" w:hAnsi="Wingdings" w:eastAsia="Wingdings" w:cs="Wingdings"/>
+      </w:rPr>
+      <w:start w:val="1"/>
+      <w:suff w:val="tab"/>
+    </w:lvl>
+    <w:lvl w:ilvl="3">
+      <w:isLgl w:val="false"/>
+      <w:lvlJc w:val="left"/>
+      <w:lvlText w:val="·"/>
+      <w:numFmt w:val="bullet"/>
+      <w:pPr>
+        <w:pBdr/>
+        <w:spacing/>
+        <w:ind w:hanging="360" w:left="2869"/>
+      </w:pPr>
+      <w:rPr>
+        <w:rFonts w:hint="default" w:ascii="Symbol" w:hAnsi="Symbol" w:eastAsia="Symbol" w:cs="Symbol"/>
+      </w:rPr>
+      <w:start w:val="1"/>
+      <w:suff w:val="tab"/>
+    </w:lvl>
+    <w:lvl w:ilvl="4">
+      <w:isLgl w:val="false"/>
+      <w:lvlJc w:val="left"/>
+      <w:lvlText w:val="o"/>
+      <w:numFmt w:val="bullet"/>
+      <w:pPr>
+        <w:pBdr/>
+        <w:spacing/>
+        <w:ind w:hanging="360" w:left="3589"/>
+      </w:pPr>
+      <w:rPr>
+        <w:rFonts w:hint="default" w:ascii="Courier New" w:hAnsi="Courier New" w:eastAsia="Courier New" w:cs="Courier New"/>
+      </w:rPr>
+      <w:start w:val="1"/>
+      <w:suff w:val="tab"/>
+    </w:lvl>
+    <w:lvl w:ilvl="5">
+      <w:isLgl w:val="false"/>
+      <w:lvlJc w:val="left"/>
+      <w:lvlText w:val="§"/>
+      <w:numFmt w:val="bullet"/>
+      <w:pPr>
+        <w:pBdr/>
+        <w:spacing/>
+        <w:ind w:hanging="360" w:left="4309"/>
+      </w:pPr>
+      <w:rPr>
+        <w:rFonts w:hint="default" w:ascii="Wingdings" w:hAnsi="Wingdings" w:eastAsia="Wingdings" w:cs="Wingdings"/>
+      </w:rPr>
+      <w:start w:val="1"/>
+      <w:suff w:val="tab"/>
+    </w:lvl>
+    <w:lvl w:ilvl="6">
+      <w:isLgl w:val="false"/>
+      <w:lvlJc w:val="left"/>
+      <w:lvlText w:val="·"/>
+      <w:numFmt w:val="bullet"/>
+      <w:pPr>
+        <w:pBdr/>
+        <w:spacing/>
+        <w:ind w:hanging="360" w:left="5029"/>
+      </w:pPr>
+      <w:rPr>
+        <w:rFonts w:hint="default" w:ascii="Symbol" w:hAnsi="Symbol" w:eastAsia="Symbol" w:cs="Symbol"/>
+      </w:rPr>
+      <w:start w:val="1"/>
+      <w:suff w:val="tab"/>
+    </w:lvl>
+    <w:lvl w:ilvl="7">
+      <w:isLgl w:val="false"/>
+      <w:lvlJc w:val="left"/>
+      <w:lvlText w:val="o"/>
+      <w:numFmt w:val="bullet"/>
+      <w:pPr>
+        <w:pBdr/>
+        <w:spacing/>
+        <w:ind w:hanging="360" w:left="5749"/>
+      </w:pPr>
+      <w:rPr>
+        <w:rFonts w:hint="default" w:ascii="Courier New" w:hAnsi="Courier New" w:eastAsia="Courier New" w:cs="Courier New"/>
+      </w:rPr>
+      <w:start w:val="1"/>
+      <w:suff w:val="tab"/>
+    </w:lvl>
+    <w:lvl w:ilvl="8">
+      <w:isLgl w:val="false"/>
+      <w:lvlJc w:val="left"/>
+      <w:lvlText w:val="§"/>
+      <w:numFmt w:val="bullet"/>
+      <w:pPr>
+        <w:pBdr/>
+        <w:spacing/>
+        <w:ind w:hanging="360" w:left="6469"/>
+      </w:pPr>
+      <w:rPr>
+        <w:rFonts w:hint="default" w:ascii="Wingdings" w:hAnsi="Wingdings" w:eastAsia="Wingdings" w:cs="Wingdings"/>
+      </w:rPr>
+      <w:start w:val="1"/>
+      <w:suff w:val="tab"/>
+    </w:lvl>
+  </w:abstractNum>
+  <w:abstractNum w:abstractNumId="2">
+    <w:nsid w:val="6940819B"/>
+    <w:lvl w:ilvl="0">
+      <w:isLgl w:val="false"/>
+      <w:lvlJc w:val="left"/>
+      <w:lvlText w:val="%1."/>
+      <w:numFmt w:val="decimal"/>
+      <w:pPr>
+        <w:pBdr/>
+        <w:spacing/>
+        <w:ind w:hanging="360" w:left="720"/>
+      </w:pPr>
+      <w:rPr/>
+      <w:start w:val="1"/>
+      <w:suff w:val="tab"/>
+    </w:lvl>
+    <w:lvl w:ilvl="1">
+      <w:isLgl w:val="false"/>
+      <w:lvlJc w:val="left"/>
+      <w:lvlText w:val="%2."/>
+      <w:numFmt w:val="lowerLetter"/>
+      <w:pPr>
+        <w:pBdr/>
+        <w:spacing/>
+        <w:ind w:hanging="360" w:left="1440"/>
+      </w:pPr>
+      <w:rPr/>
+      <w:start w:val="1"/>
+      <w:suff w:val="tab"/>
+    </w:lvl>
+    <w:lvl w:ilvl="2">
+      <w:isLgl w:val="false"/>
+      <w:lvlJc w:val="right"/>
+      <w:lvlText w:val="%3."/>
+      <w:numFmt w:val="lowerRoman"/>
+      <w:pPr>
+        <w:pBdr/>
+        <w:spacing/>
+        <w:ind w:hanging="180" w:left="2160"/>
+      </w:pPr>
+      <w:rPr/>
+      <w:start w:val="1"/>
+      <w:suff w:val="tab"/>
+    </w:lvl>
+    <w:lvl w:ilvl="3">
+      <w:isLgl w:val="false"/>
+      <w:lvlJc w:val="left"/>
+      <w:lvlText w:val="%4."/>
+      <w:numFmt w:val="decimal"/>
+      <w:pPr>
+        <w:pBdr/>
+        <w:spacing/>
+        <w:ind w:hanging="360" w:left="2880"/>
+      </w:pPr>
+      <w:rPr/>
+      <w:start w:val="1"/>
+      <w:suff w:val="tab"/>
+    </w:lvl>
+    <w:lvl w:ilvl="4">
+      <w:isLgl w:val="false"/>
+      <w:lvlJc w:val="left"/>
+      <w:lvlText w:val="%5."/>
+      <w:numFmt w:val="lowerLetter"/>
+      <w:pPr>
+        <w:pBdr/>
+        <w:spacing/>
+        <w:ind w:hanging="360" w:left="3600"/>
+      </w:pPr>
+      <w:rPr/>
+      <w:start w:val="1"/>
+      <w:suff w:val="tab"/>
+    </w:lvl>
+    <w:lvl w:ilvl="5">
+      <w:isLgl w:val="false"/>
+      <w:lvlJc w:val="right"/>
+      <w:lvlText w:val="%6."/>
+      <w:numFmt w:val="lowerRoman"/>
+      <w:pPr>
+        <w:pBdr/>
+        <w:spacing/>
+        <w:ind w:hanging="180" w:left="4320"/>
+      </w:pPr>
+      <w:rPr/>
+      <w:start w:val="1"/>
+      <w:suff w:val="tab"/>
+    </w:lvl>
+    <w:lvl w:ilvl="6">
+      <w:isLgl w:val="false"/>
+      <w:lvlJc w:val="left"/>
+      <w:lvlText w:val="%7."/>
+      <w:numFmt w:val="decimal"/>
+      <w:pPr>
+        <w:pBdr/>
+        <w:spacing/>
+        <w:ind w:hanging="360" w:left="5040"/>
+      </w:pPr>
+      <w:rPr/>
+      <w:start w:val="1"/>
+      <w:suff w:val="tab"/>
+    </w:lvl>
+    <w:lvl w:ilvl="7">
+      <w:isLgl w:val="false"/>
+      <w:lvlJc w:val="left"/>
+      <w:lvlText w:val="%8."/>
+      <w:numFmt w:val="lowerLetter"/>
+      <w:pPr>
+        <w:pBdr/>
+        <w:spacing/>
+        <w:ind w:hanging="360" w:left="5760"/>
+      </w:pPr>
+      <w:rPr/>
+      <w:start w:val="1"/>
+      <w:suff w:val="tab"/>
+    </w:lvl>
+    <w:lvl w:ilvl="8">
+      <w:isLgl w:val="false"/>
+      <w:lvlJc w:val="right"/>
+      <w:lvlText w:val="%9."/>
+      <w:numFmt w:val="lowerRoman"/>
+      <w:pPr>
+        <w:pBdr/>
+        <w:spacing/>
+        <w:ind w:hanging="180" w:left="6480"/>
+      </w:pPr>
+      <w:rPr/>
+      <w:start w:val="1"/>
+      <w:suff w:val="tab"/>
+    </w:lvl>
+  </w:abstractNum>
+  <w:abstractNum w:abstractNumId="3">
+    <w:nsid w:val="3241DC1C"/>
+    <w:lvl w:ilvl="0">
+      <w:isLgl w:val="false"/>
+      <w:lvlJc w:val="left"/>
+      <w:lvlText w:val="%1."/>
+      <w:numFmt w:val="decimal"/>
+      <w:pPr>
+        <w:pBdr/>
+        <w:spacing/>
+        <w:ind w:hanging="360" w:left="720"/>
+      </w:pPr>
+      <w:rPr/>
+      <w:start w:val="1"/>
+      <w:suff w:val="tab"/>
+    </w:lvl>
+    <w:lvl w:ilvl="1">
+      <w:isLgl w:val="false"/>
+      <w:lvlJc w:val="left"/>
+      <w:lvlText w:val="%2."/>
+      <w:numFmt w:val="lowerLetter"/>
+      <w:pPr>
+        <w:pBdr/>
+        <w:spacing/>
+        <w:ind w:hanging="360" w:left="1440"/>
+      </w:pPr>
+      <w:rPr/>
+      <w:start w:val="1"/>
+      <w:suff w:val="tab"/>
+    </w:lvl>
+    <w:lvl w:ilvl="2">
+      <w:isLgl w:val="false"/>
+      <w:lvlJc w:val="right"/>
+      <w:lvlText w:val="%3."/>
+      <w:numFmt w:val="lowerRoman"/>
+      <w:pPr>
+        <w:pBdr/>
+        <w:spacing/>
+        <w:ind w:hanging="180" w:left="2160"/>
+      </w:pPr>
+      <w:rPr/>
+      <w:start w:val="1"/>
+      <w:suff w:val="tab"/>
+    </w:lvl>
+    <w:lvl w:ilvl="3">
+      <w:isLgl w:val="false"/>
+      <w:lvlJc w:val="left"/>
+      <w:lvlText w:val="%4."/>
+      <w:numFmt w:val="decimal"/>
+      <w:pPr>
+        <w:pBdr/>
+        <w:spacing/>
+        <w:ind w:hanging="360" w:left="2880"/>
+      </w:pPr>
+      <w:rPr/>
+      <w:start w:val="1"/>
+      <w:suff w:val="tab"/>
+    </w:lvl>
+    <w:lvl w:ilvl="4">
+      <w:isLgl w:val="false"/>
+      <w:lvlJc w:val="left"/>
+      <w:lvlText w:val="%5."/>
+      <w:numFmt w:val="lowerLetter"/>
+      <w:pPr>
+        <w:pBdr/>
+        <w:spacing/>
+        <w:ind w:hanging="360" w:left="3600"/>
+      </w:pPr>
+      <w:rPr/>
+      <w:start w:val="1"/>
+      <w:suff w:val="tab"/>
+    </w:lvl>
+    <w:lvl w:ilvl="5">
+      <w:isLgl w:val="false"/>
+      <w:lvlJc w:val="right"/>
+      <w:lvlText w:val="%6."/>
+      <w:numFmt w:val="lowerRoman"/>
+      <w:pPr>
+        <w:pBdr/>
+        <w:spacing/>
+        <w:ind w:hanging="180" w:left="4320"/>
+      </w:pPr>
+      <w:rPr/>
+      <w:start w:val="1"/>
+      <w:suff w:val="tab"/>
+    </w:lvl>
+    <w:lvl w:ilvl="6">
+      <w:isLgl w:val="false"/>
+      <w:lvlJc w:val="left"/>
+      <w:lvlText w:val="%7."/>
+      <w:numFmt w:val="decimal"/>
+      <w:pPr>
+        <w:pBdr/>
+        <w:spacing/>
+        <w:ind w:hanging="360" w:left="5040"/>
+      </w:pPr>
+      <w:rPr/>
+      <w:start w:val="1"/>
+      <w:suff w:val="tab"/>
+    </w:lvl>
+    <w:lvl w:ilvl="7">
+      <w:isLgl w:val="false"/>
+      <w:lvlJc w:val="left"/>
+      <w:lvlText w:val="%8."/>
+      <w:numFmt w:val="lowerLetter"/>
+      <w:pPr>
+        <w:pBdr/>
+        <w:spacing/>
+        <w:ind w:hanging="360" w:left="5760"/>
+      </w:pPr>
+      <w:rPr/>
+      <w:start w:val="1"/>
+      <w:suff w:val="tab"/>
+    </w:lvl>
+    <w:lvl w:ilvl="8">
+      <w:isLgl w:val="false"/>
+      <w:lvlJc w:val="right"/>
+      <w:lvlText w:val="%9."/>
+      <w:numFmt w:val="lowerRoman"/>
+      <w:pPr>
+        <w:pBdr/>
+        <w:spacing/>
+        <w:ind w:hanging="180" w:left="6480"/>
+      </w:pPr>
+      <w:rPr/>
+      <w:start w:val="1"/>
+      <w:suff w:val="tab"/>
+    </w:lvl>
+  </w:abstractNum>
+  <w:abstractNum w:abstractNumId="4">
+    <w:nsid w:val="764A215A"/>
+    <w:lvl w:ilvl="0">
+      <w:isLgl w:val="false"/>
+      <w:lvlJc w:val="left"/>
+      <w:lvlText w:val="%1."/>
+      <w:numFmt w:val="decimal"/>
+      <w:pPr>
+        <w:pBdr/>
+        <w:spacing/>
+        <w:ind w:hanging="360" w:left="720"/>
+      </w:pPr>
+      <w:rPr/>
+      <w:start w:val="1"/>
+      <w:suff w:val="tab"/>
+    </w:lvl>
+    <w:lvl w:ilvl="1">
+      <w:isLgl w:val="false"/>
+      <w:lvlJc w:val="left"/>
+      <w:lvlText w:val="%2."/>
+      <w:numFmt w:val="lowerLetter"/>
+      <w:pPr>
+        <w:pBdr/>
+        <w:spacing/>
+        <w:ind w:hanging="360" w:left="1440"/>
+      </w:pPr>
+      <w:rPr/>
+      <w:start w:val="1"/>
+      <w:suff w:val="tab"/>
+    </w:lvl>
+    <w:lvl w:ilvl="2">
+      <w:isLgl w:val="false"/>
+      <w:lvlJc w:val="right"/>
+      <w:lvlText w:val="%3."/>
+      <w:numFmt w:val="lowerRoman"/>
+      <w:pPr>
+        <w:pBdr/>
+        <w:spacing/>
+        <w:ind w:hanging="180" w:left="2160"/>
+      </w:pPr>
+      <w:rPr/>
+      <w:start w:val="1"/>
+      <w:suff w:val="tab"/>
+    </w:lvl>
+    <w:lvl w:ilvl="3">
+      <w:isLgl w:val="false"/>
+      <w:lvlJc w:val="left"/>
+      <w:lvlText w:val="%4."/>
+      <w:numFmt w:val="decimal"/>
+      <w:pPr>
+        <w:pBdr/>
+        <w:spacing/>
+        <w:ind w:hanging="360" w:left="2880"/>
+      </w:pPr>
+      <w:rPr/>
+      <w:start w:val="1"/>
+      <w:suff w:val="tab"/>
+    </w:lvl>
+    <w:lvl w:ilvl="4">
+      <w:isLgl w:val="false"/>
+      <w:lvlJc w:val="left"/>
+      <w:lvlText w:val="%5."/>
+      <w:numFmt w:val="lowerLetter"/>
+      <w:pPr>
+        <w:pBdr/>
+        <w:spacing/>
+        <w:ind w:hanging="360" w:left="3600"/>
+      </w:pPr>
+      <w:rPr/>
+      <w:start w:val="1"/>
+      <w:suff w:val="tab"/>
+    </w:lvl>
+    <w:lvl w:ilvl="5">
+      <w:isLgl w:val="false"/>
+      <w:lvlJc w:val="right"/>
+      <w:lvlText w:val="%6."/>
+      <w:numFmt w:val="lowerRoman"/>
+      <w:pPr>
+        <w:pBdr/>
+        <w:spacing/>
+        <w:ind w:hanging="180" w:left="4320"/>
+      </w:pPr>
+      <w:rPr/>
+      <w:start w:val="1"/>
+      <w:suff w:val="tab"/>
+    </w:lvl>
+    <w:lvl w:ilvl="6">
+      <w:isLgl w:val="false"/>
+      <w:lvlJc w:val="left"/>
+      <w:lvlText w:val="%7."/>
+      <w:numFmt w:val="decimal"/>
+      <w:pPr>
+        <w:pBdr/>
+        <w:spacing/>
+        <w:ind w:hanging="360" w:left="5040"/>
+      </w:pPr>
+      <w:rPr/>
+      <w:start w:val="1"/>
+      <w:suff w:val="tab"/>
+    </w:lvl>
+    <w:lvl w:ilvl="7">
+      <w:isLgl w:val="false"/>
+      <w:lvlJc w:val="left"/>
+      <w:lvlText w:val="%8."/>
+      <w:numFmt w:val="lowerLetter"/>
+      <w:pPr>
+        <w:pBdr/>
+        <w:spacing/>
+        <w:ind w:hanging="360" w:left="5760"/>
+      </w:pPr>
+      <w:rPr/>
+      <w:start w:val="1"/>
+      <w:suff w:val="tab"/>
+    </w:lvl>
+    <w:lvl w:ilvl="8">
+      <w:isLgl w:val="false"/>
+      <w:lvlJc w:val="right"/>
+      <w:lvlText w:val="%9."/>
+      <w:numFmt w:val="lowerRoman"/>
+      <w:pPr>
+        <w:pBdr/>
+        <w:spacing/>
+        <w:ind w:hanging="180" w:left="6480"/>
+      </w:pPr>
+      <w:rPr/>
+      <w:start w:val="1"/>
+      <w:suff w:val="tab"/>
+    </w:lvl>
+  </w:abstractNum>
+  <w:abstractNum w:abstractNumId="5">
+    <w:nsid w:val="59B3BE3B"/>
+    <w:lvl w:ilvl="0">
+      <w:isLgl w:val="false"/>
+      <w:lvlJc w:val="left"/>
+      <w:lvlText w:val="·"/>
+      <w:numFmt w:val="bullet"/>
+      <w:pPr>
+        <w:pBdr/>
+        <w:spacing/>
+        <w:ind w:hanging="360" w:left="709"/>
+      </w:pPr>
+      <w:rPr>
+        <w:rFonts w:hint="default" w:ascii="Symbol" w:hAnsi="Symbol" w:eastAsia="Symbol" w:cs="Symbol"/>
+      </w:rPr>
+      <w:start w:val="1"/>
+      <w:suff w:val="tab"/>
+    </w:lvl>
+    <w:lvl w:ilvl="1">
+      <w:isLgl w:val="false"/>
+      <w:lvlJc w:val="left"/>
+      <w:lvlText w:val="o"/>
+      <w:numFmt w:val="bullet"/>
+      <w:pPr>
+        <w:pBdr/>
+        <w:spacing/>
+        <w:ind w:hanging="360" w:left="1429"/>
+      </w:pPr>
+      <w:rPr>
+        <w:rFonts w:hint="default" w:ascii="Courier New" w:hAnsi="Courier New" w:eastAsia="Courier New" w:cs="Courier New"/>
+      </w:rPr>
+      <w:start w:val="1"/>
+      <w:suff w:val="tab"/>
+    </w:lvl>
+    <w:lvl w:ilvl="2">
+      <w:isLgl w:val="false"/>
+      <w:lvlJc w:val="left"/>
+      <w:lvlText w:val="§"/>
+      <w:numFmt w:val="bullet"/>
+      <w:pPr>
+        <w:pBdr/>
+        <w:spacing/>
+        <w:ind w:hanging="360" w:left="2149"/>
+      </w:pPr>
+      <w:rPr>
+        <w:rFonts w:hint="default" w:ascii="Wingdings" w:hAnsi="Wingdings" w:eastAsia="Wingdings" w:cs="Wingdings"/>
+      </w:rPr>
+      <w:start w:val="1"/>
+      <w:suff w:val="tab"/>
+    </w:lvl>
+    <w:lvl w:ilvl="3">
+      <w:isLgl w:val="false"/>
+      <w:lvlJc w:val="left"/>
+      <w:lvlText w:val="·"/>
+      <w:numFmt w:val="bullet"/>
+      <w:pPr>
+        <w:pBdr/>
+        <w:spacing/>
+        <w:ind w:hanging="360" w:left="2869"/>
+      </w:pPr>
+      <w:rPr>
+        <w:rFonts w:hint="default" w:ascii="Symbol" w:hAnsi="Symbol" w:eastAsia="Symbol" w:cs="Symbol"/>
+      </w:rPr>
+      <w:start w:val="1"/>
+      <w:suff w:val="tab"/>
+    </w:lvl>
+    <w:lvl w:ilvl="4">
+      <w:isLgl w:val="false"/>
+      <w:lvlJc w:val="left"/>
+      <w:lvlText w:val="o"/>
+      <w:numFmt w:val="bullet"/>
+      <w:pPr>
+        <w:pBdr/>
+        <w:spacing/>
+        <w:ind w:hanging="360" w:left="3589"/>
+      </w:pPr>
+      <w:rPr>
+        <w:rFonts w:hint="default" w:ascii="Courier New" w:hAnsi="Courier New" w:eastAsia="Courier New" w:cs="Courier New"/>
+      </w:rPr>
+      <w:start w:val="1"/>
+      <w:suff w:val="tab"/>
+    </w:lvl>
+    <w:lvl w:ilvl="5">
+      <w:isLgl w:val="false"/>
+      <w:lvlJc w:val="left"/>
+      <w:lvlText w:val="§"/>
+      <w:numFmt w:val="bullet"/>
+      <w:pPr>
+        <w:pBdr/>
+        <w:spacing/>
+        <w:ind w:hanging="360" w:left="4309"/>
+      </w:pPr>
+      <w:rPr>
+        <w:rFonts w:hint="default" w:ascii="Wingdings" w:hAnsi="Wingdings" w:eastAsia="Wingdings" w:cs="Wingdings"/>
+      </w:rPr>
+      <w:start w:val="1"/>
+      <w:suff w:val="tab"/>
+    </w:lvl>
+    <w:lvl w:ilvl="6">
+      <w:isLgl w:val="false"/>
+      <w:lvlJc w:val="left"/>
+      <w:lvlText w:val="·"/>
+      <w:numFmt w:val="bullet"/>
+      <w:pPr>
+        <w:pBdr/>
+        <w:spacing/>
+        <w:ind w:hanging="360" w:left="5029"/>
+      </w:pPr>
+      <w:rPr>
+        <w:rFonts w:hint="default" w:ascii="Symbol" w:hAnsi="Symbol" w:eastAsia="Symbol" w:cs="Symbol"/>
+      </w:rPr>
+      <w:start w:val="1"/>
+      <w:suff w:val="tab"/>
+    </w:lvl>
+    <w:lvl w:ilvl="7">
+      <w:isLgl w:val="false"/>
+      <w:lvlJc w:val="left"/>
+      <w:lvlText w:val="o"/>
+      <w:numFmt w:val="bullet"/>
+      <w:pPr>
+        <w:pBdr/>
+        <w:spacing/>
+        <w:ind w:hanging="360" w:left="5749"/>
+      </w:pPr>
+      <w:rPr>
+        <w:rFonts w:hint="default" w:ascii="Courier New" w:hAnsi="Courier New" w:eastAsia="Courier New" w:cs="Courier New"/>
+      </w:rPr>
+      <w:start w:val="1"/>
+      <w:suff w:val="tab"/>
+    </w:lvl>
+    <w:lvl w:ilvl="8">
+      <w:isLgl w:val="false"/>
+      <w:lvlJc w:val="left"/>
+      <w:lvlText w:val="§"/>
+      <w:numFmt w:val="bullet"/>
+      <w:pPr>
+        <w:pBdr/>
+        <w:spacing/>
+        <w:ind w:hanging="360" w:left="6469"/>
+      </w:pPr>
+      <w:rPr>
+        <w:rFonts w:hint="default" w:ascii="Wingdings" w:hAnsi="Wingdings" w:eastAsia="Wingdings" w:cs="Wingdings"/>
+      </w:rPr>
+      <w:start w:val="1"/>
+      <w:suff w:val="tab"/>
+    </w:lvl>
+  </w:abstractNum>
+  <w:abstractNum w:abstractNumId="6">
+    <w:nsid w:val="7E50EDA3"/>
+    <w:lvl w:ilvl="0">
+      <w:isLgl w:val="false"/>
+      <w:lvlJc w:val="left"/>
+      <w:lvlText w:val="%1."/>
+      <w:numFmt w:val="decimal"/>
+      <w:pPr>
+        <w:pBdr/>
+        <w:spacing/>
+        <w:ind w:hanging="360" w:left="720"/>
+      </w:pPr>
+      <w:rPr/>
+      <w:start w:val="1"/>
+      <w:suff w:val="tab"/>
+    </w:lvl>
+    <w:lvl w:ilvl="1">
+      <w:isLgl w:val="false"/>
+      <w:lvlJc w:val="left"/>
+      <w:lvlText w:val="%2."/>
+      <w:numFmt w:val="lowerLetter"/>
+      <w:pPr>
+        <w:pBdr/>
+        <w:spacing/>
+        <w:ind w:hanging="360" w:left="1440"/>
+      </w:pPr>
+      <w:rPr/>
+      <w:start w:val="1"/>
+      <w:suff w:val="tab"/>
+    </w:lvl>
+    <w:lvl w:ilvl="2">
+      <w:isLgl w:val="false"/>
+      <w:lvlJc w:val="right"/>
+      <w:lvlText w:val="%3."/>
+      <w:numFmt w:val="lowerRoman"/>
+      <w:pPr>
+        <w:pBdr/>
+        <w:spacing/>
+        <w:ind w:hanging="180" w:left="2160"/>
+      </w:pPr>
+      <w:rPr/>
+      <w:start w:val="1"/>
+      <w:suff w:val="tab"/>
+    </w:lvl>
+    <w:lvl w:ilvl="3">
+      <w:isLgl w:val="false"/>
+      <w:lvlJc w:val="left"/>
+      <w:lvlText w:val="%4."/>
+      <w:numFmt w:val="decimal"/>
+      <w:pPr>
+        <w:pBdr/>
+        <w:spacing/>
+        <w:ind w:hanging="360" w:left="2880"/>
+      </w:pPr>
+      <w:rPr/>
+      <w:start w:val="1"/>
+      <w:suff w:val="tab"/>
+    </w:lvl>
+    <w:lvl w:ilvl="4">
+      <w:isLgl w:val="false"/>
+      <w:lvlJc w:val="left"/>
+      <w:lvlText w:val="%5."/>
+      <w:numFmt w:val="lowerLetter"/>
+      <w:pPr>
+        <w:pBdr/>
+        <w:spacing/>
+        <w:ind w:hanging="360" w:left="3600"/>
+      </w:pPr>
+      <w:rPr/>
+      <w:start w:val="1"/>
+      <w:suff w:val="tab"/>
+    </w:lvl>
+    <w:lvl w:ilvl="5">
+      <w:isLgl w:val="false"/>
+      <w:lvlJc w:val="right"/>
+      <w:lvlText w:val="%6."/>
+      <w:numFmt w:val="lowerRoman"/>
+      <w:pPr>
+        <w:pBdr/>
+        <w:spacing/>
+        <w:ind w:hanging="180" w:left="4320"/>
+      </w:pPr>
+      <w:rPr/>
+      <w:start w:val="1"/>
+      <w:suff w:val="tab"/>
+    </w:lvl>
+    <w:lvl w:ilvl="6">
+      <w:isLgl w:val="false"/>
+      <w:lvlJc w:val="left"/>
+      <w:lvlText w:val="%7."/>
+      <w:numFmt w:val="decimal"/>
+      <w:pPr>
+        <w:pBdr/>
+        <w:spacing/>
+        <w:ind w:hanging="360" w:left="5040"/>
+      </w:pPr>
+      <w:rPr/>
+      <w:start w:val="1"/>
+      <w:suff w:val="tab"/>
+    </w:lvl>
+    <w:lvl w:ilvl="7">
+      <w:isLgl w:val="false"/>
+      <w:lvlJc w:val="left"/>
+      <w:lvlText w:val="%8."/>
+      <w:numFmt w:val="lowerLetter"/>
+      <w:pPr>
+        <w:pBdr/>
+        <w:spacing/>
+        <w:ind w:hanging="360" w:left="5760"/>
+      </w:pPr>
+      <w:rPr/>
+      <w:start w:val="1"/>
+      <w:suff w:val="tab"/>
+    </w:lvl>
+    <w:lvl w:ilvl="8">
+      <w:isLgl w:val="false"/>
+      <w:lvlJc w:val="right"/>
+      <w:lvlText w:val="%9."/>
+      <w:numFmt w:val="lowerRoman"/>
+      <w:pPr>
+        <w:pBdr/>
+        <w:spacing/>
+        <w:ind w:hanging="180" w:left="6480"/>
+      </w:pPr>
+      <w:rPr/>
+      <w:start w:val="1"/>
+      <w:suff w:val="tab"/>
+    </w:lvl>
+  </w:abstractNum>
+  <w:abstractNum w:abstractNumId="7">
+    <w:nsid w:val="7DEFB962"/>
+    <w:lvl w:ilvl="0">
+      <w:isLgl w:val="false"/>
+      <w:lvlJc w:val="left"/>
+      <w:lvlText w:val="%1."/>
+      <w:numFmt w:val="decimal"/>
+      <w:pPr>
+        <w:pBdr/>
+        <w:spacing/>
+        <w:ind w:hanging="360" w:left="720"/>
+      </w:pPr>
+      <w:rPr/>
+      <w:start w:val="1"/>
+      <w:suff w:val="tab"/>
+    </w:lvl>
+    <w:lvl w:ilvl="1">
+      <w:isLgl w:val="false"/>
+      <w:lvlJc w:val="left"/>
+      <w:lvlText w:val="%2."/>
+      <w:numFmt w:val="lowerLetter"/>
+      <w:pPr>
+        <w:pBdr/>
+        <w:spacing/>
+        <w:ind w:hanging="360" w:left="1440"/>
+      </w:pPr>
+      <w:rPr/>
+      <w:start w:val="1"/>
+      <w:suff w:val="tab"/>
+    </w:lvl>
+    <w:lvl w:ilvl="2">
+      <w:isLgl w:val="false"/>
+      <w:lvlJc w:val="right"/>
+      <w:lvlText w:val="%3."/>
+      <w:numFmt w:val="lowerRoman"/>
+      <w:pPr>
+        <w:pBdr/>
+        <w:spacing/>
+        <w:ind w:hanging="180" w:left="2160"/>
+      </w:pPr>
+      <w:rPr/>
+      <w:start w:val="1"/>
+      <w:suff w:val="tab"/>
+    </w:lvl>
+    <w:lvl w:ilvl="3">
+      <w:isLgl w:val="false"/>
+      <w:lvlJc w:val="left"/>
+      <w:lvlText w:val="%4."/>
+      <w:numFmt w:val="decimal"/>
+      <w:pPr>
+        <w:pBdr/>
+        <w:spacing/>
+        <w:ind w:hanging="360" w:left="2880"/>
+      </w:pPr>
+      <w:rPr/>
+      <w:start w:val="1"/>
+      <w:suff w:val="tab"/>
+    </w:lvl>
+    <w:lvl w:ilvl="4">
+      <w:isLgl w:val="false"/>
+      <w:lvlJc w:val="left"/>
+      <w:lvlText w:val="%5."/>
+      <w:numFmt w:val="lowerLetter"/>
+      <w:pPr>
+        <w:pBdr/>
+        <w:spacing/>
+        <w:ind w:hanging="360" w:left="3600"/>
+      </w:pPr>
+      <w:rPr/>
+      <w:start w:val="1"/>
+      <w:suff w:val="tab"/>
+    </w:lvl>
+    <w:lvl w:ilvl="5">
+      <w:isLgl w:val="false"/>
+      <w:lvlJc w:val="right"/>
+      <w:lvlText w:val="%6."/>
+      <w:numFmt w:val="lowerRoman"/>
+      <w:pPr>
+        <w:pBdr/>
+        <w:spacing/>
+        <w:ind w:hanging="180" w:left="4320"/>
+      </w:pPr>
+      <w:rPr/>
+      <w:start w:val="1"/>
+      <w:suff w:val="tab"/>
+    </w:lvl>
+    <w:lvl w:ilvl="6">
+      <w:isLgl w:val="false"/>
+      <w:lvlJc w:val="left"/>
+      <w:lvlText w:val="%7."/>
+      <w:numFmt w:val="decimal"/>
+      <w:pPr>
+        <w:pBdr/>
+        <w:spacing/>
+        <w:ind w:hanging="360" w:left="5040"/>
+      </w:pPr>
+      <w:rPr/>
+      <w:start w:val="1"/>
+      <w:suff w:val="tab"/>
+    </w:lvl>
+    <w:lvl w:ilvl="7">
+      <w:isLgl w:val="false"/>
+      <w:lvlJc w:val="left"/>
+      <w:lvlText w:val="%8."/>
+      <w:numFmt w:val="lowerLetter"/>
+      <w:pPr>
+        <w:pBdr/>
+        <w:spacing/>
+        <w:ind w:hanging="360" w:left="5760"/>
+      </w:pPr>
+      <w:rPr/>
+      <w:start w:val="1"/>
+      <w:suff w:val="tab"/>
+    </w:lvl>
+    <w:lvl w:ilvl="8">
+      <w:isLgl w:val="false"/>
+      <w:lvlJc w:val="right"/>
+      <w:lvlText w:val="%9."/>
+      <w:numFmt w:val="lowerRoman"/>
+      <w:pPr>
+        <w:pBdr/>
+        <w:spacing/>
+        <w:ind w:hanging="180" w:left="6480"/>
+      </w:pPr>
+      <w:rPr/>
+      <w:start w:val="1"/>
+      <w:suff w:val="tab"/>
+    </w:lvl>
+  </w:abstractNum>
+  <w:abstractNum w:abstractNumId="8">
+    <w:nsid w:val="417DEB1C"/>
+    <w:lvl w:ilvl="0">
+      <w:isLgl w:val="false"/>
+      <w:lvlJc w:val="left"/>
+      <w:lvlText w:val="%1."/>
+      <w:numFmt w:val="decimal"/>
+      <w:pPr>
+        <w:pBdr/>
+        <w:spacing/>
+        <w:ind w:hanging="360" w:left="720"/>
+      </w:pPr>
+      <w:rPr/>
+      <w:start w:val="1"/>
+      <w:suff w:val="tab"/>
+    </w:lvl>
+    <w:lvl w:ilvl="1">
+      <w:isLgl w:val="false"/>
+      <w:lvlJc w:val="left"/>
+      <w:lvlText w:val="%2."/>
+      <w:numFmt w:val="lowerLetter"/>
+      <w:pPr>
+        <w:pBdr/>
+        <w:spacing/>
+        <w:ind w:hanging="360" w:left="1440"/>
+      </w:pPr>
+      <w:rPr/>
+      <w:start w:val="1"/>
+      <w:suff w:val="tab"/>
+    </w:lvl>
+    <w:lvl w:ilvl="2">
+      <w:isLgl w:val="false"/>
+      <w:lvlJc w:val="right"/>
+      <w:lvlText w:val="%3."/>
+      <w:numFmt w:val="lowerRoman"/>
+      <w:pPr>
+        <w:pBdr/>
+        <w:spacing/>
+        <w:ind w:hanging="180" w:left="2160"/>
+      </w:pPr>
+      <w:rPr/>
+      <w:start w:val="1"/>
+      <w:suff w:val="tab"/>
+    </w:lvl>
+    <w:lvl w:ilvl="3">
+      <w:isLgl w:val="false"/>
+      <w:lvlJc w:val="left"/>
+      <w:lvlText w:val="%4."/>
+      <w:numFmt w:val="decimal"/>
+      <w:pPr>
+        <w:pBdr/>
+        <w:spacing/>
+        <w:ind w:hanging="360" w:left="2880"/>
+      </w:pPr>
+      <w:rPr/>
+      <w:start w:val="1"/>
+      <w:suff w:val="tab"/>
+    </w:lvl>
+    <w:lvl w:ilvl="4">
+      <w:isLgl w:val="false"/>
+      <w:lvlJc w:val="left"/>
+      <w:lvlText w:val="%5."/>
+      <w:numFmt w:val="lowerLetter"/>
+      <w:pPr>
+        <w:pBdr/>
+        <w:spacing/>
+        <w:ind w:hanging="360" w:left="3600"/>
+      </w:pPr>
+      <w:rPr/>
+      <w:start w:val="1"/>
+      <w:suff w:val="tab"/>
+    </w:lvl>
+    <w:lvl w:ilvl="5">
+      <w:isLgl w:val="false"/>
+      <w:lvlJc w:val="right"/>
+      <w:lvlText w:val="%6."/>
+      <w:numFmt w:val="lowerRoman"/>
+      <w:pPr>
+        <w:pBdr/>
+        <w:spacing/>
+        <w:ind w:hanging="180" w:left="4320"/>
+      </w:pPr>
+      <w:rPr/>
+      <w:start w:val="1"/>
+      <w:suff w:val="tab"/>
+    </w:lvl>
+    <w:lvl w:ilvl="6">
+      <w:isLgl w:val="false"/>
+      <w:lvlJc w:val="left"/>
+      <w:lvlText w:val="%7."/>
+      <w:numFmt w:val="decimal"/>
+      <w:pPr>
+        <w:pBdr/>
+        <w:spacing/>
+        <w:ind w:hanging="360" w:left="5040"/>
+      </w:pPr>
+      <w:rPr/>
+      <w:start w:val="1"/>
+      <w:suff w:val="tab"/>
+    </w:lvl>
+    <w:lvl w:ilvl="7">
+      <w:isLgl w:val="false"/>
+      <w:lvlJc w:val="left"/>
+      <w:lvlText w:val="%8."/>
+      <w:numFmt w:val="lowerLetter"/>
+      <w:pPr>
+        <w:pBdr/>
+        <w:spacing/>
+        <w:ind w:hanging="360" w:left="5760"/>
+      </w:pPr>
+      <w:rPr/>
+      <w:start w:val="1"/>
+      <w:suff w:val="tab"/>
+    </w:lvl>
+    <w:lvl w:ilvl="8">
+      <w:isLgl w:val="false"/>
+      <w:lvlJc w:val="right"/>
+      <w:lvlText w:val="%9."/>
+      <w:numFmt w:val="lowerRoman"/>
+      <w:pPr>
+        <w:pBdr/>
+        <w:spacing/>
+        <w:ind w:hanging="180" w:left="6480"/>
+      </w:pPr>
+      <w:rPr/>
+      <w:start w:val="1"/>
+      <w:suff w:val="tab"/>
+    </w:lvl>
+  </w:abstractNum>
+  <w:num w:numId="1">
+    <w:abstractNumId w:val="0"/>
+  </w:num>
+  <w:num w:numId="2">
+    <w:abstractNumId w:val="1"/>
+  </w:num>
+  <w:num w:numId="3">
+    <w:abstractNumId w:val="2"/>
+  </w:num>
+  <w:num w:numId="4">
+    <w:abstractNumId w:val="3"/>
+  </w:num>
+  <w:num w:numId="5">
+    <w:abstractNumId w:val="4"/>
+  </w:num>
+  <w:num w:numId="6">
+    <w:abstractNumId w:val="5"/>
+  </w:num>
+  <w:num w:numId="7">
+    <w:abstractNumId w:val="6"/>
+  </w:num>
+  <w:num w:numId="8">
+    <w:abstractNumId w:val="7"/>
+  </w:num>
+  <w:num w:numId="9">
+    <w:abstractNumId w:val="8"/>
+  </w:num>
+</w:numbering>
+</file>
+
 <file path=word/styles.xml><?xml version="1.0" encoding="utf-8"?>
 <w:styles xmlns:mc="http://schemas.openxmlformats.org/markup-compatibility/2006" xmlns:r="http://schemas.openxmlformats.org/officeDocument/2006/relationships" xmlns:w="http://schemas.openxmlformats.org/wordprocessingml/2006/main" xmlns:w14="http://schemas.microsoft.com/office/word/2010/wordml" xmlns:w15="http://schemas.microsoft.com/office/word/2012/wordml" mc:Ignorable="w14 w15">
   <w:docDefaults>
@@ -584,7 +2419,7 @@
         <w:rFonts w:hint="default" w:asciiTheme="minorHAnsi" w:hAnsiTheme="minorHAnsi" w:eastAsiaTheme="minorHAnsi" w:cstheme="minorBidi"/>
         <w:sz w:val="22"/>
         <w:szCs w:val="22"/>
-        <w:lang w:val="en-US" w:eastAsia="en-US" w:bidi="ar-SA"/>
+        <w:lang w:val="es-MX" w:eastAsia="en-US" w:bidi="ar-SA"/>
       </w:rPr>
     </w:rPrDefault>
     <w:pPrDefault>
@@ -734,9 +2569,9 @@
     <w:lsdException w:name="Bibliography" w:uiPriority="37"/>
     <w:lsdException w:name="TOC Heading" w:uiPriority="39" w:qFormat="1"/>
   </w:latentStyles>
-  <w:style w:type="table" w:styleId="12">
+  <w:style w:type="table" w:styleId="701">
     <w:name w:val="Table Grid"/>
-    <w:basedOn w:val="665"/>
+    <w:basedOn w:val="887"/>
     <w:uiPriority w:val="59"/>
     <w:pPr>
       <w:pBdr/>
@@ -933,9 +2768,9 @@
       </w:tcPr>
     </w:tblStylePr>
   </w:style>
-  <w:style w:type="table" w:styleId="13">
+  <w:style w:type="table" w:styleId="702">
     <w:name w:val="Table Grid Light"/>
-    <w:basedOn w:val="665"/>
+    <w:basedOn w:val="887"/>
     <w:uiPriority w:val="59"/>
     <w:pPr>
       <w:pBdr/>
@@ -1132,9 +2967,9 @@
       </w:tcPr>
     </w:tblStylePr>
   </w:style>
-  <w:style w:type="table" w:styleId="14">
+  <w:style w:type="table" w:styleId="703">
     <w:name w:val="Plain Table 1"/>
-    <w:basedOn w:val="665"/>
+    <w:basedOn w:val="887"/>
     <w:uiPriority w:val="59"/>
     <w:pPr>
       <w:pBdr/>
@@ -1357,9 +3192,9 @@
       </w:tcPr>
     </w:tblStylePr>
   </w:style>
-  <w:style w:type="table" w:styleId="15">
+  <w:style w:type="table" w:styleId="704">
     <w:name w:val="Plain Table 2"/>
-    <w:basedOn w:val="665"/>
+    <w:basedOn w:val="887"/>
     <w:uiPriority w:val="59"/>
     <w:pPr>
       <w:pBdr/>
@@ -1590,9 +3425,9 @@
       </w:tcPr>
     </w:tblStylePr>
   </w:style>
-  <w:style w:type="table" w:styleId="16">
+  <w:style w:type="table" w:styleId="705">
     <w:name w:val="Plain Table 3"/>
-    <w:basedOn w:val="665"/>
+    <w:basedOn w:val="887"/>
     <w:uiPriority w:val="99"/>
     <w:pPr>
       <w:pBdr/>
@@ -1820,9 +3655,9 @@
       </w:tcPr>
     </w:tblStylePr>
   </w:style>
-  <w:style w:type="table" w:styleId="17">
+  <w:style w:type="table" w:styleId="706">
     <w:name w:val="Plain Table 4"/>
-    <w:basedOn w:val="665"/>
+    <w:basedOn w:val="887"/>
     <w:uiPriority w:val="99"/>
     <w:pPr>
       <w:pBdr/>
@@ -2036,9 +3871,9 @@
       </w:tcPr>
     </w:tblStylePr>
   </w:style>
-  <w:style w:type="table" w:styleId="18">
+  <w:style w:type="table" w:styleId="707">
     <w:name w:val="Plain Table 5"/>
-    <w:basedOn w:val="665"/>
+    <w:basedOn w:val="887"/>
     <w:uiPriority w:val="99"/>
     <w:pPr>
       <w:pBdr/>
@@ -2269,9 +4104,9 @@
       </w:tcPr>
     </w:tblStylePr>
   </w:style>
-  <w:style w:type="table" w:styleId="19">
+  <w:style w:type="table" w:styleId="708">
     <w:name w:val="Grid Table 1 Light"/>
-    <w:basedOn w:val="665"/>
+    <w:basedOn w:val="887"/>
     <w:uiPriority w:val="99"/>
     <w:pPr>
       <w:pBdr/>
@@ -2492,9 +4327,9 @@
       </w:tcPr>
     </w:tblStylePr>
   </w:style>
-  <w:style w:type="table" w:styleId="20">
+  <w:style w:type="table" w:styleId="709">
     <w:name w:val="Grid Table 1 Light - Accent 1"/>
-    <w:basedOn w:val="665"/>
+    <w:basedOn w:val="887"/>
     <w:uiPriority w:val="99"/>
     <w:pPr>
       <w:pBdr/>
@@ -2715,9 +4550,9 @@
       </w:tcPr>
     </w:tblStylePr>
   </w:style>
-  <w:style w:type="table" w:styleId="21">
+  <w:style w:type="table" w:styleId="710">
     <w:name w:val="Grid Table 1 Light - Accent 2"/>
-    <w:basedOn w:val="665"/>
+    <w:basedOn w:val="887"/>
     <w:uiPriority w:val="99"/>
     <w:pPr>
       <w:pBdr/>
@@ -2938,9 +4773,9 @@
       </w:tcPr>
     </w:tblStylePr>
   </w:style>
-  <w:style w:type="table" w:styleId="22">
+  <w:style w:type="table" w:styleId="711">
     <w:name w:val="Grid Table 1 Light - Accent 3"/>
-    <w:basedOn w:val="665"/>
+    <w:basedOn w:val="887"/>
     <w:uiPriority w:val="99"/>
     <w:pPr>
       <w:pBdr/>
@@ -3161,9 +4996,9 @@
       </w:tcPr>
     </w:tblStylePr>
   </w:style>
-  <w:style w:type="table" w:styleId="23">
+  <w:style w:type="table" w:styleId="712">
     <w:name w:val="Grid Table 1 Light - Accent 4"/>
-    <w:basedOn w:val="665"/>
+    <w:basedOn w:val="887"/>
     <w:uiPriority w:val="99"/>
     <w:pPr>
       <w:pBdr/>
@@ -3384,9 +5219,9 @@
       </w:tcPr>
     </w:tblStylePr>
   </w:style>
-  <w:style w:type="table" w:styleId="24">
+  <w:style w:type="table" w:styleId="713">
     <w:name w:val="Grid Table 1 Light - Accent 5"/>
-    <w:basedOn w:val="665"/>
+    <w:basedOn w:val="887"/>
     <w:uiPriority w:val="99"/>
     <w:pPr>
       <w:pBdr/>
@@ -3607,9 +5442,9 @@
       </w:tcPr>
     </w:tblStylePr>
   </w:style>
-  <w:style w:type="table" w:styleId="25">
+  <w:style w:type="table" w:styleId="714">
     <w:name w:val="Grid Table 1 Light - Accent 6"/>
-    <w:basedOn w:val="665"/>
+    <w:basedOn w:val="887"/>
     <w:uiPriority w:val="99"/>
     <w:pPr>
       <w:pBdr/>
@@ -3830,9 +5665,9 @@
       </w:tcPr>
     </w:tblStylePr>
   </w:style>
-  <w:style w:type="table" w:styleId="26">
+  <w:style w:type="table" w:styleId="715">
     <w:name w:val="Grid Table 2"/>
-    <w:basedOn w:val="665"/>
+    <w:basedOn w:val="887"/>
     <w:uiPriority w:val="99"/>
     <w:pPr>
       <w:pBdr/>
@@ -4062,9 +5897,9 @@
       </w:tcPr>
     </w:tblStylePr>
   </w:style>
-  <w:style w:type="table" w:styleId="27">
+  <w:style w:type="table" w:styleId="716">
     <w:name w:val="Grid Table 2 - Accent 1"/>
-    <w:basedOn w:val="665"/>
+    <w:basedOn w:val="887"/>
     <w:uiPriority w:val="99"/>
     <w:pPr>
       <w:pBdr/>
@@ -4294,9 +6129,9 @@
       </w:tcPr>
     </w:tblStylePr>
   </w:style>
-  <w:style w:type="table" w:styleId="28">
+  <w:style w:type="table" w:styleId="717">
     <w:name w:val="Grid Table 2 - Accent 2"/>
-    <w:basedOn w:val="665"/>
+    <w:basedOn w:val="887"/>
     <w:uiPriority w:val="99"/>
     <w:pPr>
       <w:pBdr/>
@@ -4526,9 +6361,9 @@
       </w:tcPr>
     </w:tblStylePr>
   </w:style>
-  <w:style w:type="table" w:styleId="29">
+  <w:style w:type="table" w:styleId="718">
     <w:name w:val="Grid Table 2 - Accent 3"/>
-    <w:basedOn w:val="665"/>
+    <w:basedOn w:val="887"/>
     <w:uiPriority w:val="99"/>
     <w:pPr>
       <w:pBdr/>
@@ -4758,9 +6593,9 @@
       </w:tcPr>
     </w:tblStylePr>
   </w:style>
-  <w:style w:type="table" w:styleId="30">
+  <w:style w:type="table" w:styleId="719">
     <w:name w:val="Grid Table 2 - Accent 4"/>
-    <w:basedOn w:val="665"/>
+    <w:basedOn w:val="887"/>
     <w:uiPriority w:val="99"/>
     <w:pPr>
       <w:pBdr/>
@@ -4990,9 +6825,9 @@
       </w:tcPr>
     </w:tblStylePr>
   </w:style>
-  <w:style w:type="table" w:styleId="31">
+  <w:style w:type="table" w:styleId="720">
     <w:name w:val="Grid Table 2 - Accent 5"/>
-    <w:basedOn w:val="665"/>
+    <w:basedOn w:val="887"/>
     <w:uiPriority w:val="99"/>
     <w:pPr>
       <w:pBdr/>
@@ -5222,9 +7057,9 @@
       </w:tcPr>
     </w:tblStylePr>
   </w:style>
-  <w:style w:type="table" w:styleId="32">
+  <w:style w:type="table" w:styleId="721">
     <w:name w:val="Grid Table 2 - Accent 6"/>
-    <w:basedOn w:val="665"/>
+    <w:basedOn w:val="887"/>
     <w:uiPriority w:val="99"/>
     <w:pPr>
       <w:pBdr/>
@@ -5454,9 +7289,9 @@
       </w:tcPr>
     </w:tblStylePr>
   </w:style>
-  <w:style w:type="table" w:styleId="33">
+  <w:style w:type="table" w:styleId="722">
     <w:name w:val="Grid Table 3"/>
-    <w:basedOn w:val="665"/>
+    <w:basedOn w:val="887"/>
     <w:uiPriority w:val="99"/>
     <w:pPr>
       <w:pBdr/>
@@ -5555,29 +7390,6 @@
         <w:tblBorders/>
       </w:tblPr>
       <w:tcPr>
-        <w:shd w:color="ffffff"/>
-        <w:tcBorders>
-          <w:top w:val="none" w:color="000000" w:sz="4" w:space="0"/>
-          <w:left w:val="none" w:color="000000" w:sz="4" w:space="0"/>
-          <w:bottom w:val="none" w:color="000000" w:sz="4" w:space="0"/>
-          <w:right w:val="none" w:color="000000" w:sz="4" w:space="0"/>
-        </w:tcBorders>
-      </w:tcPr>
-    </w:tblStylePr>
-    <w:tblStylePr w:type="firstRow">
-      <w:rPr>
-        <w:b/>
-        <w:color w:val="404040"/>
-      </w:rPr>
-      <w:pPr>
-        <w:pBdr/>
-        <w:spacing/>
-        <w:ind/>
-      </w:pPr>
-      <w:tblPr>
-        <w:tblBorders/>
-      </w:tblPr>
-      <w:tcPr>
         <w:shd w:val="clear" w:color="ffffff"/>
         <w:tcBorders>
           <w:top w:val="none" w:color="000000" w:sz="4" w:space="0"/>
@@ -5587,30 +7399,7 @@
         </w:tcBorders>
       </w:tcPr>
     </w:tblStylePr>
-    <w:tblStylePr w:type="lastCol">
-      <w:rPr>
-        <w:i/>
-        <w:color w:val="404040"/>
-      </w:rPr>
-      <w:pPr>
-        <w:pBdr/>
-        <w:spacing/>
-        <w:ind/>
-      </w:pPr>
-      <w:tblPr>
-        <w:tblBorders/>
-      </w:tblPr>
-      <w:tcPr>
-        <w:shd w:color="ffffff"/>
-        <w:tcBorders>
-          <w:top w:val="none" w:color="000000" w:sz="4" w:space="0"/>
-          <w:left w:val="none" w:color="000000" w:sz="4" w:space="0"/>
-          <w:bottom w:val="none" w:color="000000" w:sz="4" w:space="0"/>
-          <w:right w:val="none" w:color="000000" w:sz="4" w:space="0"/>
-        </w:tcBorders>
-      </w:tcPr>
-    </w:tblStylePr>
-    <w:tblStylePr w:type="lastRow">
+    <w:tblStylePr w:type="firstRow">
       <w:rPr>
         <w:b/>
         <w:color w:val="404040"/>
@@ -5633,6 +7422,52 @@
         </w:tcBorders>
       </w:tcPr>
     </w:tblStylePr>
+    <w:tblStylePr w:type="lastCol">
+      <w:rPr>
+        <w:i/>
+        <w:color w:val="404040"/>
+      </w:rPr>
+      <w:pPr>
+        <w:pBdr/>
+        <w:spacing/>
+        <w:ind/>
+      </w:pPr>
+      <w:tblPr>
+        <w:tblBorders/>
+      </w:tblPr>
+      <w:tcPr>
+        <w:shd w:val="clear" w:color="ffffff"/>
+        <w:tcBorders>
+          <w:top w:val="none" w:color="000000" w:sz="4" w:space="0"/>
+          <w:left w:val="none" w:color="000000" w:sz="4" w:space="0"/>
+          <w:bottom w:val="none" w:color="000000" w:sz="4" w:space="0"/>
+          <w:right w:val="none" w:color="000000" w:sz="4" w:space="0"/>
+        </w:tcBorders>
+      </w:tcPr>
+    </w:tblStylePr>
+    <w:tblStylePr w:type="lastRow">
+      <w:rPr>
+        <w:b/>
+        <w:color w:val="404040"/>
+      </w:rPr>
+      <w:pPr>
+        <w:pBdr/>
+        <w:spacing/>
+        <w:ind/>
+      </w:pPr>
+      <w:tblPr>
+        <w:tblBorders/>
+      </w:tblPr>
+      <w:tcPr>
+        <w:shd w:val="clear" w:color="ffffff"/>
+        <w:tcBorders>
+          <w:top w:val="none" w:color="000000" w:sz="4" w:space="0"/>
+          <w:left w:val="none" w:color="000000" w:sz="4" w:space="0"/>
+          <w:bottom w:val="none" w:color="000000" w:sz="4" w:space="0"/>
+          <w:right w:val="none" w:color="000000" w:sz="4" w:space="0"/>
+        </w:tcBorders>
+      </w:tcPr>
+    </w:tblStylePr>
     <w:tblStylePr w:type="nwCell">
       <w:pPr>
         <w:pBdr/>
@@ -5699,9 +7534,9 @@
       </w:tcPr>
     </w:tblStylePr>
   </w:style>
-  <w:style w:type="table" w:styleId="34">
+  <w:style w:type="table" w:styleId="723">
     <w:name w:val="Grid Table 3 - Accent 1"/>
-    <w:basedOn w:val="665"/>
+    <w:basedOn w:val="887"/>
     <w:uiPriority w:val="99"/>
     <w:pPr>
       <w:pBdr/>
@@ -5800,29 +7635,6 @@
         <w:tblBorders/>
       </w:tblPr>
       <w:tcPr>
-        <w:shd w:color="ffffff"/>
-        <w:tcBorders>
-          <w:top w:val="none" w:color="000000" w:sz="4" w:space="0"/>
-          <w:left w:val="none" w:color="000000" w:sz="4" w:space="0"/>
-          <w:bottom w:val="none" w:color="000000" w:sz="4" w:space="0"/>
-          <w:right w:val="none" w:color="000000" w:sz="4" w:space="0"/>
-        </w:tcBorders>
-      </w:tcPr>
-    </w:tblStylePr>
-    <w:tblStylePr w:type="firstRow">
-      <w:rPr>
-        <w:b/>
-        <w:color w:val="404040"/>
-      </w:rPr>
-      <w:pPr>
-        <w:pBdr/>
-        <w:spacing/>
-        <w:ind/>
-      </w:pPr>
-      <w:tblPr>
-        <w:tblBorders/>
-      </w:tblPr>
-      <w:tcPr>
         <w:shd w:val="clear" w:color="ffffff"/>
         <w:tcBorders>
           <w:top w:val="none" w:color="000000" w:sz="4" w:space="0"/>
@@ -5832,30 +7644,7 @@
         </w:tcBorders>
       </w:tcPr>
     </w:tblStylePr>
-    <w:tblStylePr w:type="lastCol">
-      <w:rPr>
-        <w:i/>
-        <w:color w:val="404040"/>
-      </w:rPr>
-      <w:pPr>
-        <w:pBdr/>
-        <w:spacing/>
-        <w:ind/>
-      </w:pPr>
-      <w:tblPr>
-        <w:tblBorders/>
-      </w:tblPr>
-      <w:tcPr>
-        <w:shd w:color="ffffff"/>
-        <w:tcBorders>
-          <w:top w:val="none" w:color="000000" w:sz="4" w:space="0"/>
-          <w:left w:val="none" w:color="000000" w:sz="4" w:space="0"/>
-          <w:bottom w:val="none" w:color="000000" w:sz="4" w:space="0"/>
-          <w:right w:val="none" w:color="000000" w:sz="4" w:space="0"/>
-        </w:tcBorders>
-      </w:tcPr>
-    </w:tblStylePr>
-    <w:tblStylePr w:type="lastRow">
+    <w:tblStylePr w:type="firstRow">
       <w:rPr>
         <w:b/>
         <w:color w:val="404040"/>
@@ -5878,6 +7667,52 @@
         </w:tcBorders>
       </w:tcPr>
     </w:tblStylePr>
+    <w:tblStylePr w:type="lastCol">
+      <w:rPr>
+        <w:i/>
+        <w:color w:val="404040"/>
+      </w:rPr>
+      <w:pPr>
+        <w:pBdr/>
+        <w:spacing/>
+        <w:ind/>
+      </w:pPr>
+      <w:tblPr>
+        <w:tblBorders/>
+      </w:tblPr>
+      <w:tcPr>
+        <w:shd w:val="clear" w:color="ffffff"/>
+        <w:tcBorders>
+          <w:top w:val="none" w:color="000000" w:sz="4" w:space="0"/>
+          <w:left w:val="none" w:color="000000" w:sz="4" w:space="0"/>
+          <w:bottom w:val="none" w:color="000000" w:sz="4" w:space="0"/>
+          <w:right w:val="none" w:color="000000" w:sz="4" w:space="0"/>
+        </w:tcBorders>
+      </w:tcPr>
+    </w:tblStylePr>
+    <w:tblStylePr w:type="lastRow">
+      <w:rPr>
+        <w:b/>
+        <w:color w:val="404040"/>
+      </w:rPr>
+      <w:pPr>
+        <w:pBdr/>
+        <w:spacing/>
+        <w:ind/>
+      </w:pPr>
+      <w:tblPr>
+        <w:tblBorders/>
+      </w:tblPr>
+      <w:tcPr>
+        <w:shd w:val="clear" w:color="ffffff"/>
+        <w:tcBorders>
+          <w:top w:val="none" w:color="000000" w:sz="4" w:space="0"/>
+          <w:left w:val="none" w:color="000000" w:sz="4" w:space="0"/>
+          <w:bottom w:val="none" w:color="000000" w:sz="4" w:space="0"/>
+          <w:right w:val="none" w:color="000000" w:sz="4" w:space="0"/>
+        </w:tcBorders>
+      </w:tcPr>
+    </w:tblStylePr>
     <w:tblStylePr w:type="nwCell">
       <w:pPr>
         <w:pBdr/>
@@ -5944,9 +7779,9 @@
       </w:tcPr>
     </w:tblStylePr>
   </w:style>
-  <w:style w:type="table" w:styleId="35">
+  <w:style w:type="table" w:styleId="724">
     <w:name w:val="Grid Table 3 - Accent 2"/>
-    <w:basedOn w:val="665"/>
+    <w:basedOn w:val="887"/>
     <w:uiPriority w:val="99"/>
     <w:pPr>
       <w:pBdr/>
@@ -6045,29 +7880,6 @@
         <w:tblBorders/>
       </w:tblPr>
       <w:tcPr>
-        <w:shd w:color="ffffff"/>
-        <w:tcBorders>
-          <w:top w:val="none" w:color="000000" w:sz="4" w:space="0"/>
-          <w:left w:val="none" w:color="000000" w:sz="4" w:space="0"/>
-          <w:bottom w:val="none" w:color="000000" w:sz="4" w:space="0"/>
-          <w:right w:val="none" w:color="000000" w:sz="4" w:space="0"/>
-        </w:tcBorders>
-      </w:tcPr>
-    </w:tblStylePr>
-    <w:tblStylePr w:type="firstRow">
-      <w:rPr>
-        <w:b/>
-        <w:color w:val="404040"/>
-      </w:rPr>
-      <w:pPr>
-        <w:pBdr/>
-        <w:spacing/>
-        <w:ind/>
-      </w:pPr>
-      <w:tblPr>
-        <w:tblBorders/>
-      </w:tblPr>
-      <w:tcPr>
         <w:shd w:val="clear" w:color="ffffff"/>
         <w:tcBorders>
           <w:top w:val="none" w:color="000000" w:sz="4" w:space="0"/>
@@ -6077,30 +7889,7 @@
         </w:tcBorders>
       </w:tcPr>
     </w:tblStylePr>
-    <w:tblStylePr w:type="lastCol">
-      <w:rPr>
-        <w:i/>
-        <w:color w:val="404040"/>
-      </w:rPr>
-      <w:pPr>
-        <w:pBdr/>
-        <w:spacing/>
-        <w:ind/>
-      </w:pPr>
-      <w:tblPr>
-        <w:tblBorders/>
-      </w:tblPr>
-      <w:tcPr>
-        <w:shd w:color="ffffff"/>
-        <w:tcBorders>
-          <w:top w:val="none" w:color="000000" w:sz="4" w:space="0"/>
-          <w:left w:val="none" w:color="000000" w:sz="4" w:space="0"/>
-          <w:bottom w:val="none" w:color="000000" w:sz="4" w:space="0"/>
-          <w:right w:val="none" w:color="000000" w:sz="4" w:space="0"/>
-        </w:tcBorders>
-      </w:tcPr>
-    </w:tblStylePr>
-    <w:tblStylePr w:type="lastRow">
+    <w:tblStylePr w:type="firstRow">
       <w:rPr>
         <w:b/>
         <w:color w:val="404040"/>
@@ -6123,6 +7912,52 @@
         </w:tcBorders>
       </w:tcPr>
     </w:tblStylePr>
+    <w:tblStylePr w:type="lastCol">
+      <w:rPr>
+        <w:i/>
+        <w:color w:val="404040"/>
+      </w:rPr>
+      <w:pPr>
+        <w:pBdr/>
+        <w:spacing/>
+        <w:ind/>
+      </w:pPr>
+      <w:tblPr>
+        <w:tblBorders/>
+      </w:tblPr>
+      <w:tcPr>
+        <w:shd w:val="clear" w:color="ffffff"/>
+        <w:tcBorders>
+          <w:top w:val="none" w:color="000000" w:sz="4" w:space="0"/>
+          <w:left w:val="none" w:color="000000" w:sz="4" w:space="0"/>
+          <w:bottom w:val="none" w:color="000000" w:sz="4" w:space="0"/>
+          <w:right w:val="none" w:color="000000" w:sz="4" w:space="0"/>
+        </w:tcBorders>
+      </w:tcPr>
+    </w:tblStylePr>
+    <w:tblStylePr w:type="lastRow">
+      <w:rPr>
+        <w:b/>
+        <w:color w:val="404040"/>
+      </w:rPr>
+      <w:pPr>
+        <w:pBdr/>
+        <w:spacing/>
+        <w:ind/>
+      </w:pPr>
+      <w:tblPr>
+        <w:tblBorders/>
+      </w:tblPr>
+      <w:tcPr>
+        <w:shd w:val="clear" w:color="ffffff"/>
+        <w:tcBorders>
+          <w:top w:val="none" w:color="000000" w:sz="4" w:space="0"/>
+          <w:left w:val="none" w:color="000000" w:sz="4" w:space="0"/>
+          <w:bottom w:val="none" w:color="000000" w:sz="4" w:space="0"/>
+          <w:right w:val="none" w:color="000000" w:sz="4" w:space="0"/>
+        </w:tcBorders>
+      </w:tcPr>
+    </w:tblStylePr>
     <w:tblStylePr w:type="nwCell">
       <w:pPr>
         <w:pBdr/>
@@ -6189,9 +8024,9 @@
       </w:tcPr>
     </w:tblStylePr>
   </w:style>
-  <w:style w:type="table" w:styleId="36">
+  <w:style w:type="table" w:styleId="725">
     <w:name w:val="Grid Table 3 - Accent 3"/>
-    <w:basedOn w:val="665"/>
+    <w:basedOn w:val="887"/>
     <w:uiPriority w:val="99"/>
     <w:pPr>
       <w:pBdr/>
@@ -6290,29 +8125,6 @@
         <w:tblBorders/>
       </w:tblPr>
       <w:tcPr>
-        <w:shd w:color="ffffff"/>
-        <w:tcBorders>
-          <w:top w:val="none" w:color="000000" w:sz="4" w:space="0"/>
-          <w:left w:val="none" w:color="000000" w:sz="4" w:space="0"/>
-          <w:bottom w:val="none" w:color="000000" w:sz="4" w:space="0"/>
-          <w:right w:val="none" w:color="000000" w:sz="4" w:space="0"/>
-        </w:tcBorders>
-      </w:tcPr>
-    </w:tblStylePr>
-    <w:tblStylePr w:type="firstRow">
-      <w:rPr>
-        <w:b/>
-        <w:color w:val="404040"/>
-      </w:rPr>
-      <w:pPr>
-        <w:pBdr/>
-        <w:spacing/>
-        <w:ind/>
-      </w:pPr>
-      <w:tblPr>
-        <w:tblBorders/>
-      </w:tblPr>
-      <w:tcPr>
         <w:shd w:val="clear" w:color="ffffff"/>
         <w:tcBorders>
           <w:top w:val="none" w:color="000000" w:sz="4" w:space="0"/>
@@ -6322,30 +8134,7 @@
         </w:tcBorders>
       </w:tcPr>
     </w:tblStylePr>
-    <w:tblStylePr w:type="lastCol">
-      <w:rPr>
-        <w:i/>
-        <w:color w:val="404040"/>
-      </w:rPr>
-      <w:pPr>
-        <w:pBdr/>
-        <w:spacing/>
-        <w:ind/>
-      </w:pPr>
-      <w:tblPr>
-        <w:tblBorders/>
-      </w:tblPr>
-      <w:tcPr>
-        <w:shd w:color="ffffff"/>
-        <w:tcBorders>
-          <w:top w:val="none" w:color="000000" w:sz="4" w:space="0"/>
-          <w:left w:val="none" w:color="000000" w:sz="4" w:space="0"/>
-          <w:bottom w:val="none" w:color="000000" w:sz="4" w:space="0"/>
-          <w:right w:val="none" w:color="000000" w:sz="4" w:space="0"/>
-        </w:tcBorders>
-      </w:tcPr>
-    </w:tblStylePr>
-    <w:tblStylePr w:type="lastRow">
+    <w:tblStylePr w:type="firstRow">
       <w:rPr>
         <w:b/>
         <w:color w:val="404040"/>
@@ -6368,6 +8157,52 @@
         </w:tcBorders>
       </w:tcPr>
     </w:tblStylePr>
+    <w:tblStylePr w:type="lastCol">
+      <w:rPr>
+        <w:i/>
+        <w:color w:val="404040"/>
+      </w:rPr>
+      <w:pPr>
+        <w:pBdr/>
+        <w:spacing/>
+        <w:ind/>
+      </w:pPr>
+      <w:tblPr>
+        <w:tblBorders/>
+      </w:tblPr>
+      <w:tcPr>
+        <w:shd w:val="clear" w:color="ffffff"/>
+        <w:tcBorders>
+          <w:top w:val="none" w:color="000000" w:sz="4" w:space="0"/>
+          <w:left w:val="none" w:color="000000" w:sz="4" w:space="0"/>
+          <w:bottom w:val="none" w:color="000000" w:sz="4" w:space="0"/>
+          <w:right w:val="none" w:color="000000" w:sz="4" w:space="0"/>
+        </w:tcBorders>
+      </w:tcPr>
+    </w:tblStylePr>
+    <w:tblStylePr w:type="lastRow">
+      <w:rPr>
+        <w:b/>
+        <w:color w:val="404040"/>
+      </w:rPr>
+      <w:pPr>
+        <w:pBdr/>
+        <w:spacing/>
+        <w:ind/>
+      </w:pPr>
+      <w:tblPr>
+        <w:tblBorders/>
+      </w:tblPr>
+      <w:tcPr>
+        <w:shd w:val="clear" w:color="ffffff"/>
+        <w:tcBorders>
+          <w:top w:val="none" w:color="000000" w:sz="4" w:space="0"/>
+          <w:left w:val="none" w:color="000000" w:sz="4" w:space="0"/>
+          <w:bottom w:val="none" w:color="000000" w:sz="4" w:space="0"/>
+          <w:right w:val="none" w:color="000000" w:sz="4" w:space="0"/>
+        </w:tcBorders>
+      </w:tcPr>
+    </w:tblStylePr>
     <w:tblStylePr w:type="nwCell">
       <w:pPr>
         <w:pBdr/>
@@ -6434,9 +8269,9 @@
       </w:tcPr>
     </w:tblStylePr>
   </w:style>
-  <w:style w:type="table" w:styleId="37">
+  <w:style w:type="table" w:styleId="726">
     <w:name w:val="Grid Table 3 - Accent 4"/>
-    <w:basedOn w:val="665"/>
+    <w:basedOn w:val="887"/>
     <w:uiPriority w:val="99"/>
     <w:pPr>
       <w:pBdr/>
@@ -6535,29 +8370,6 @@
         <w:tblBorders/>
       </w:tblPr>
       <w:tcPr>
-        <w:shd w:color="ffffff"/>
-        <w:tcBorders>
-          <w:top w:val="none" w:color="000000" w:sz="4" w:space="0"/>
-          <w:left w:val="none" w:color="000000" w:sz="4" w:space="0"/>
-          <w:bottom w:val="none" w:color="000000" w:sz="4" w:space="0"/>
-          <w:right w:val="none" w:color="000000" w:sz="4" w:space="0"/>
-        </w:tcBorders>
-      </w:tcPr>
-    </w:tblStylePr>
-    <w:tblStylePr w:type="firstRow">
-      <w:rPr>
-        <w:b/>
-        <w:color w:val="404040"/>
-      </w:rPr>
-      <w:pPr>
-        <w:pBdr/>
-        <w:spacing/>
-        <w:ind/>
-      </w:pPr>
-      <w:tblPr>
-        <w:tblBorders/>
-      </w:tblPr>
-      <w:tcPr>
         <w:shd w:val="clear" w:color="ffffff"/>
         <w:tcBorders>
           <w:top w:val="none" w:color="000000" w:sz="4" w:space="0"/>
@@ -6567,30 +8379,7 @@
         </w:tcBorders>
       </w:tcPr>
     </w:tblStylePr>
-    <w:tblStylePr w:type="lastCol">
-      <w:rPr>
-        <w:i/>
-        <w:color w:val="404040"/>
-      </w:rPr>
-      <w:pPr>
-        <w:pBdr/>
-        <w:spacing/>
-        <w:ind/>
-      </w:pPr>
-      <w:tblPr>
-        <w:tblBorders/>
-      </w:tblPr>
-      <w:tcPr>
-        <w:shd w:color="ffffff"/>
-        <w:tcBorders>
-          <w:top w:val="none" w:color="000000" w:sz="4" w:space="0"/>
-          <w:left w:val="none" w:color="000000" w:sz="4" w:space="0"/>
-          <w:bottom w:val="none" w:color="000000" w:sz="4" w:space="0"/>
-          <w:right w:val="none" w:color="000000" w:sz="4" w:space="0"/>
-        </w:tcBorders>
-      </w:tcPr>
-    </w:tblStylePr>
-    <w:tblStylePr w:type="lastRow">
+    <w:tblStylePr w:type="firstRow">
       <w:rPr>
         <w:b/>
         <w:color w:val="404040"/>
@@ -6613,6 +8402,52 @@
         </w:tcBorders>
       </w:tcPr>
     </w:tblStylePr>
+    <w:tblStylePr w:type="lastCol">
+      <w:rPr>
+        <w:i/>
+        <w:color w:val="404040"/>
+      </w:rPr>
+      <w:pPr>
+        <w:pBdr/>
+        <w:spacing/>
+        <w:ind/>
+      </w:pPr>
+      <w:tblPr>
+        <w:tblBorders/>
+      </w:tblPr>
+      <w:tcPr>
+        <w:shd w:val="clear" w:color="ffffff"/>
+        <w:tcBorders>
+          <w:top w:val="none" w:color="000000" w:sz="4" w:space="0"/>
+          <w:left w:val="none" w:color="000000" w:sz="4" w:space="0"/>
+          <w:bottom w:val="none" w:color="000000" w:sz="4" w:space="0"/>
+          <w:right w:val="none" w:color="000000" w:sz="4" w:space="0"/>
+        </w:tcBorders>
+      </w:tcPr>
+    </w:tblStylePr>
+    <w:tblStylePr w:type="lastRow">
+      <w:rPr>
+        <w:b/>
+        <w:color w:val="404040"/>
+      </w:rPr>
+      <w:pPr>
+        <w:pBdr/>
+        <w:spacing/>
+        <w:ind/>
+      </w:pPr>
+      <w:tblPr>
+        <w:tblBorders/>
+      </w:tblPr>
+      <w:tcPr>
+        <w:shd w:val="clear" w:color="ffffff"/>
+        <w:tcBorders>
+          <w:top w:val="none" w:color="000000" w:sz="4" w:space="0"/>
+          <w:left w:val="none" w:color="000000" w:sz="4" w:space="0"/>
+          <w:bottom w:val="none" w:color="000000" w:sz="4" w:space="0"/>
+          <w:right w:val="none" w:color="000000" w:sz="4" w:space="0"/>
+        </w:tcBorders>
+      </w:tcPr>
+    </w:tblStylePr>
     <w:tblStylePr w:type="nwCell">
       <w:pPr>
         <w:pBdr/>
@@ -6679,9 +8514,9 @@
       </w:tcPr>
     </w:tblStylePr>
   </w:style>
-  <w:style w:type="table" w:styleId="38">
+  <w:style w:type="table" w:styleId="727">
     <w:name w:val="Grid Table 3 - Accent 5"/>
-    <w:basedOn w:val="665"/>
+    <w:basedOn w:val="887"/>
     <w:uiPriority w:val="99"/>
     <w:pPr>
       <w:pBdr/>
@@ -6780,29 +8615,6 @@
         <w:tblBorders/>
       </w:tblPr>
       <w:tcPr>
-        <w:shd w:color="ffffff"/>
-        <w:tcBorders>
-          <w:top w:val="none" w:color="000000" w:sz="4" w:space="0"/>
-          <w:left w:val="none" w:color="000000" w:sz="4" w:space="0"/>
-          <w:bottom w:val="none" w:color="000000" w:sz="4" w:space="0"/>
-          <w:right w:val="none" w:color="000000" w:sz="4" w:space="0"/>
-        </w:tcBorders>
-      </w:tcPr>
-    </w:tblStylePr>
-    <w:tblStylePr w:type="firstRow">
-      <w:rPr>
-        <w:b/>
-        <w:color w:val="404040"/>
-      </w:rPr>
-      <w:pPr>
-        <w:pBdr/>
-        <w:spacing/>
-        <w:ind/>
-      </w:pPr>
-      <w:tblPr>
-        <w:tblBorders/>
-      </w:tblPr>
-      <w:tcPr>
         <w:shd w:val="clear" w:color="ffffff"/>
         <w:tcBorders>
           <w:top w:val="none" w:color="000000" w:sz="4" w:space="0"/>
@@ -6812,30 +8624,7 @@
         </w:tcBorders>
       </w:tcPr>
     </w:tblStylePr>
-    <w:tblStylePr w:type="lastCol">
-      <w:rPr>
-        <w:i/>
-        <w:color w:val="404040"/>
-      </w:rPr>
-      <w:pPr>
-        <w:pBdr/>
-        <w:spacing/>
-        <w:ind/>
-      </w:pPr>
-      <w:tblPr>
-        <w:tblBorders/>
-      </w:tblPr>
-      <w:tcPr>
-        <w:shd w:color="ffffff"/>
-        <w:tcBorders>
-          <w:top w:val="none" w:color="000000" w:sz="4" w:space="0"/>
-          <w:left w:val="none" w:color="000000" w:sz="4" w:space="0"/>
-          <w:bottom w:val="none" w:color="000000" w:sz="4" w:space="0"/>
-          <w:right w:val="none" w:color="000000" w:sz="4" w:space="0"/>
-        </w:tcBorders>
-      </w:tcPr>
-    </w:tblStylePr>
-    <w:tblStylePr w:type="lastRow">
+    <w:tblStylePr w:type="firstRow">
       <w:rPr>
         <w:b/>
         <w:color w:val="404040"/>
@@ -6858,6 +8647,52 @@
         </w:tcBorders>
       </w:tcPr>
     </w:tblStylePr>
+    <w:tblStylePr w:type="lastCol">
+      <w:rPr>
+        <w:i/>
+        <w:color w:val="404040"/>
+      </w:rPr>
+      <w:pPr>
+        <w:pBdr/>
+        <w:spacing/>
+        <w:ind/>
+      </w:pPr>
+      <w:tblPr>
+        <w:tblBorders/>
+      </w:tblPr>
+      <w:tcPr>
+        <w:shd w:val="clear" w:color="ffffff"/>
+        <w:tcBorders>
+          <w:top w:val="none" w:color="000000" w:sz="4" w:space="0"/>
+          <w:left w:val="none" w:color="000000" w:sz="4" w:space="0"/>
+          <w:bottom w:val="none" w:color="000000" w:sz="4" w:space="0"/>
+          <w:right w:val="none" w:color="000000" w:sz="4" w:space="0"/>
+        </w:tcBorders>
+      </w:tcPr>
+    </w:tblStylePr>
+    <w:tblStylePr w:type="lastRow">
+      <w:rPr>
+        <w:b/>
+        <w:color w:val="404040"/>
+      </w:rPr>
+      <w:pPr>
+        <w:pBdr/>
+        <w:spacing/>
+        <w:ind/>
+      </w:pPr>
+      <w:tblPr>
+        <w:tblBorders/>
+      </w:tblPr>
+      <w:tcPr>
+        <w:shd w:val="clear" w:color="ffffff"/>
+        <w:tcBorders>
+          <w:top w:val="none" w:color="000000" w:sz="4" w:space="0"/>
+          <w:left w:val="none" w:color="000000" w:sz="4" w:space="0"/>
+          <w:bottom w:val="none" w:color="000000" w:sz="4" w:space="0"/>
+          <w:right w:val="none" w:color="000000" w:sz="4" w:space="0"/>
+        </w:tcBorders>
+      </w:tcPr>
+    </w:tblStylePr>
     <w:tblStylePr w:type="nwCell">
       <w:pPr>
         <w:pBdr/>
@@ -6924,9 +8759,9 @@
       </w:tcPr>
     </w:tblStylePr>
   </w:style>
-  <w:style w:type="table" w:styleId="39">
+  <w:style w:type="table" w:styleId="728">
     <w:name w:val="Grid Table 3 - Accent 6"/>
-    <w:basedOn w:val="665"/>
+    <w:basedOn w:val="887"/>
     <w:uiPriority w:val="99"/>
     <w:pPr>
       <w:pBdr/>
@@ -7025,29 +8860,6 @@
         <w:tblBorders/>
       </w:tblPr>
       <w:tcPr>
-        <w:shd w:color="ffffff"/>
-        <w:tcBorders>
-          <w:top w:val="none" w:color="000000" w:sz="4" w:space="0"/>
-          <w:left w:val="none" w:color="000000" w:sz="4" w:space="0"/>
-          <w:bottom w:val="none" w:color="000000" w:sz="4" w:space="0"/>
-          <w:right w:val="none" w:color="000000" w:sz="4" w:space="0"/>
-        </w:tcBorders>
-      </w:tcPr>
-    </w:tblStylePr>
-    <w:tblStylePr w:type="firstRow">
-      <w:rPr>
-        <w:b/>
-        <w:color w:val="404040"/>
-      </w:rPr>
-      <w:pPr>
-        <w:pBdr/>
-        <w:spacing/>
-        <w:ind/>
-      </w:pPr>
-      <w:tblPr>
-        <w:tblBorders/>
-      </w:tblPr>
-      <w:tcPr>
         <w:shd w:val="clear" w:color="ffffff"/>
         <w:tcBorders>
           <w:top w:val="none" w:color="000000" w:sz="4" w:space="0"/>
@@ -7057,30 +8869,7 @@
         </w:tcBorders>
       </w:tcPr>
     </w:tblStylePr>
-    <w:tblStylePr w:type="lastCol">
-      <w:rPr>
-        <w:i/>
-        <w:color w:val="404040"/>
-      </w:rPr>
-      <w:pPr>
-        <w:pBdr/>
-        <w:spacing/>
-        <w:ind/>
-      </w:pPr>
-      <w:tblPr>
-        <w:tblBorders/>
-      </w:tblPr>
-      <w:tcPr>
-        <w:shd w:color="ffffff"/>
-        <w:tcBorders>
-          <w:top w:val="none" w:color="000000" w:sz="4" w:space="0"/>
-          <w:left w:val="none" w:color="000000" w:sz="4" w:space="0"/>
-          <w:bottom w:val="none" w:color="000000" w:sz="4" w:space="0"/>
-          <w:right w:val="none" w:color="000000" w:sz="4" w:space="0"/>
-        </w:tcBorders>
-      </w:tcPr>
-    </w:tblStylePr>
-    <w:tblStylePr w:type="lastRow">
+    <w:tblStylePr w:type="firstRow">
       <w:rPr>
         <w:b/>
         <w:color w:val="404040"/>
@@ -7103,6 +8892,52 @@
         </w:tcBorders>
       </w:tcPr>
     </w:tblStylePr>
+    <w:tblStylePr w:type="lastCol">
+      <w:rPr>
+        <w:i/>
+        <w:color w:val="404040"/>
+      </w:rPr>
+      <w:pPr>
+        <w:pBdr/>
+        <w:spacing/>
+        <w:ind/>
+      </w:pPr>
+      <w:tblPr>
+        <w:tblBorders/>
+      </w:tblPr>
+      <w:tcPr>
+        <w:shd w:val="clear" w:color="ffffff"/>
+        <w:tcBorders>
+          <w:top w:val="none" w:color="000000" w:sz="4" w:space="0"/>
+          <w:left w:val="none" w:color="000000" w:sz="4" w:space="0"/>
+          <w:bottom w:val="none" w:color="000000" w:sz="4" w:space="0"/>
+          <w:right w:val="none" w:color="000000" w:sz="4" w:space="0"/>
+        </w:tcBorders>
+      </w:tcPr>
+    </w:tblStylePr>
+    <w:tblStylePr w:type="lastRow">
+      <w:rPr>
+        <w:b/>
+        <w:color w:val="404040"/>
+      </w:rPr>
+      <w:pPr>
+        <w:pBdr/>
+        <w:spacing/>
+        <w:ind/>
+      </w:pPr>
+      <w:tblPr>
+        <w:tblBorders/>
+      </w:tblPr>
+      <w:tcPr>
+        <w:shd w:val="clear" w:color="ffffff"/>
+        <w:tcBorders>
+          <w:top w:val="none" w:color="000000" w:sz="4" w:space="0"/>
+          <w:left w:val="none" w:color="000000" w:sz="4" w:space="0"/>
+          <w:bottom w:val="none" w:color="000000" w:sz="4" w:space="0"/>
+          <w:right w:val="none" w:color="000000" w:sz="4" w:space="0"/>
+        </w:tcBorders>
+      </w:tcPr>
+    </w:tblStylePr>
     <w:tblStylePr w:type="nwCell">
       <w:pPr>
         <w:pBdr/>
@@ -7169,9 +9004,9 @@
       </w:tcPr>
     </w:tblStylePr>
   </w:style>
-  <w:style w:type="table" w:styleId="40">
+  <w:style w:type="table" w:styleId="729">
     <w:name w:val="Grid Table 4"/>
-    <w:basedOn w:val="665"/>
+    <w:basedOn w:val="887"/>
     <w:uiPriority w:val="59"/>
     <w:pPr>
       <w:pBdr/>
@@ -7402,9 +9237,9 @@
       </w:tcPr>
     </w:tblStylePr>
   </w:style>
-  <w:style w:type="table" w:styleId="41">
+  <w:style w:type="table" w:styleId="730">
     <w:name w:val="Grid Table 4 - Accent 1"/>
-    <w:basedOn w:val="665"/>
+    <w:basedOn w:val="887"/>
     <w:uiPriority w:val="59"/>
     <w:pPr>
       <w:pBdr/>
@@ -7635,9 +9470,9 @@
       </w:tcPr>
     </w:tblStylePr>
   </w:style>
-  <w:style w:type="table" w:styleId="42">
+  <w:style w:type="table" w:styleId="731">
     <w:name w:val="Grid Table 4 - Accent 2"/>
-    <w:basedOn w:val="665"/>
+    <w:basedOn w:val="887"/>
     <w:uiPriority w:val="59"/>
     <w:pPr>
       <w:pBdr/>
@@ -7868,9 +9703,9 @@
       </w:tcPr>
     </w:tblStylePr>
   </w:style>
-  <w:style w:type="table" w:styleId="43">
+  <w:style w:type="table" w:styleId="732">
     <w:name w:val="Grid Table 4 - Accent 3"/>
-    <w:basedOn w:val="665"/>
+    <w:basedOn w:val="887"/>
     <w:uiPriority w:val="59"/>
     <w:pPr>
       <w:pBdr/>
@@ -8101,9 +9936,9 @@
       </w:tcPr>
     </w:tblStylePr>
   </w:style>
-  <w:style w:type="table" w:styleId="44">
+  <w:style w:type="table" w:styleId="733">
     <w:name w:val="Grid Table 4 - Accent 4"/>
-    <w:basedOn w:val="665"/>
+    <w:basedOn w:val="887"/>
     <w:uiPriority w:val="59"/>
     <w:pPr>
       <w:pBdr/>
@@ -8334,9 +10169,9 @@
       </w:tcPr>
     </w:tblStylePr>
   </w:style>
-  <w:style w:type="table" w:styleId="45">
+  <w:style w:type="table" w:styleId="734">
     <w:name w:val="Grid Table 4 - Accent 5"/>
-    <w:basedOn w:val="665"/>
+    <w:basedOn w:val="887"/>
     <w:uiPriority w:val="59"/>
     <w:pPr>
       <w:pBdr/>
@@ -8567,9 +10402,9 @@
       </w:tcPr>
     </w:tblStylePr>
   </w:style>
-  <w:style w:type="table" w:styleId="46">
+  <w:style w:type="table" w:styleId="735">
     <w:name w:val="Grid Table 4 - Accent 6"/>
-    <w:basedOn w:val="665"/>
+    <w:basedOn w:val="887"/>
     <w:uiPriority w:val="59"/>
     <w:pPr>
       <w:pBdr/>
@@ -8800,9 +10635,9 @@
       </w:tcPr>
     </w:tblStylePr>
   </w:style>
-  <w:style w:type="table" w:styleId="47">
+  <w:style w:type="table" w:styleId="736">
     <w:name w:val="Grid Table 5 Dark"/>
-    <w:basedOn w:val="665"/>
+    <w:basedOn w:val="887"/>
     <w:uiPriority w:val="99"/>
     <w:pPr>
       <w:pBdr/>
@@ -9028,9 +10863,9 @@
       </w:tcPr>
     </w:tblStylePr>
   </w:style>
-  <w:style w:type="table" w:styleId="48">
+  <w:style w:type="table" w:styleId="737">
     <w:name w:val="Grid Table 5 Dark- Accent 1"/>
-    <w:basedOn w:val="665"/>
+    <w:basedOn w:val="887"/>
     <w:uiPriority w:val="99"/>
     <w:pPr>
       <w:pBdr/>
@@ -9256,9 +11091,9 @@
       </w:tcPr>
     </w:tblStylePr>
   </w:style>
-  <w:style w:type="table" w:styleId="49">
+  <w:style w:type="table" w:styleId="738">
     <w:name w:val="Grid Table 5 Dark - Accent 2"/>
-    <w:basedOn w:val="665"/>
+    <w:basedOn w:val="887"/>
     <w:uiPriority w:val="99"/>
     <w:pPr>
       <w:pBdr/>
@@ -9484,9 +11319,9 @@
       </w:tcPr>
     </w:tblStylePr>
   </w:style>
-  <w:style w:type="table" w:styleId="50">
+  <w:style w:type="table" w:styleId="739">
     <w:name w:val="Grid Table 5 Dark - Accent 3"/>
-    <w:basedOn w:val="665"/>
+    <w:basedOn w:val="887"/>
     <w:uiPriority w:val="99"/>
     <w:pPr>
       <w:pBdr/>
@@ -9712,9 +11547,9 @@
       </w:tcPr>
     </w:tblStylePr>
   </w:style>
-  <w:style w:type="table" w:styleId="51">
+  <w:style w:type="table" w:styleId="740">
     <w:name w:val="Grid Table 5 Dark- Accent 4"/>
-    <w:basedOn w:val="665"/>
+    <w:basedOn w:val="887"/>
     <w:uiPriority w:val="99"/>
     <w:pPr>
       <w:pBdr/>
@@ -9940,9 +11775,9 @@
       </w:tcPr>
     </w:tblStylePr>
   </w:style>
-  <w:style w:type="table" w:styleId="52">
+  <w:style w:type="table" w:styleId="741">
     <w:name w:val="Grid Table 5 Dark - Accent 5"/>
-    <w:basedOn w:val="665"/>
+    <w:basedOn w:val="887"/>
     <w:uiPriority w:val="99"/>
     <w:pPr>
       <w:pBdr/>
@@ -10168,9 +12003,9 @@
       </w:tcPr>
     </w:tblStylePr>
   </w:style>
-  <w:style w:type="table" w:styleId="53">
+  <w:style w:type="table" w:styleId="742">
     <w:name w:val="Grid Table 5 Dark - Accent 6"/>
-    <w:basedOn w:val="665"/>
+    <w:basedOn w:val="887"/>
     <w:uiPriority w:val="99"/>
     <w:pPr>
       <w:pBdr/>
@@ -10396,9 +12231,9 @@
       </w:tcPr>
     </w:tblStylePr>
   </w:style>
-  <w:style w:type="table" w:styleId="54">
+  <w:style w:type="table" w:styleId="743">
     <w:name w:val="Grid Table 6 Colorful"/>
-    <w:basedOn w:val="665"/>
+    <w:basedOn w:val="887"/>
     <w:uiPriority w:val="99"/>
     <w:pPr>
       <w:pBdr/>
@@ -10626,9 +12461,9 @@
       </w:tcPr>
     </w:tblStylePr>
   </w:style>
-  <w:style w:type="table" w:styleId="55">
+  <w:style w:type="table" w:styleId="744">
     <w:name w:val="Grid Table 6 Colorful - Accent 1"/>
-    <w:basedOn w:val="665"/>
+    <w:basedOn w:val="887"/>
     <w:uiPriority w:val="99"/>
     <w:pPr>
       <w:pBdr/>
@@ -10856,9 +12691,9 @@
       </w:tcPr>
     </w:tblStylePr>
   </w:style>
-  <w:style w:type="table" w:styleId="56">
+  <w:style w:type="table" w:styleId="745">
     <w:name w:val="Grid Table 6 Colorful - Accent 2"/>
-    <w:basedOn w:val="665"/>
+    <w:basedOn w:val="887"/>
     <w:uiPriority w:val="99"/>
     <w:pPr>
       <w:pBdr/>
@@ -11086,9 +12921,9 @@
       </w:tcPr>
     </w:tblStylePr>
   </w:style>
-  <w:style w:type="table" w:styleId="57">
+  <w:style w:type="table" w:styleId="746">
     <w:name w:val="Grid Table 6 Colorful - Accent 3"/>
-    <w:basedOn w:val="665"/>
+    <w:basedOn w:val="887"/>
     <w:uiPriority w:val="99"/>
     <w:pPr>
       <w:pBdr/>
@@ -11316,9 +13151,9 @@
       </w:tcPr>
     </w:tblStylePr>
   </w:style>
-  <w:style w:type="table" w:styleId="58">
+  <w:style w:type="table" w:styleId="747">
     <w:name w:val="Grid Table 6 Colorful - Accent 4"/>
-    <w:basedOn w:val="665"/>
+    <w:basedOn w:val="887"/>
     <w:uiPriority w:val="99"/>
     <w:pPr>
       <w:pBdr/>
@@ -11546,9 +13381,9 @@
       </w:tcPr>
     </w:tblStylePr>
   </w:style>
-  <w:style w:type="table" w:styleId="59">
+  <w:style w:type="table" w:styleId="748">
     <w:name w:val="Grid Table 6 Colorful - Accent 5"/>
-    <w:basedOn w:val="665"/>
+    <w:basedOn w:val="887"/>
     <w:uiPriority w:val="99"/>
     <w:pPr>
       <w:pBdr/>
@@ -11776,9 +13611,9 @@
       </w:tcPr>
     </w:tblStylePr>
   </w:style>
-  <w:style w:type="table" w:styleId="60">
+  <w:style w:type="table" w:styleId="749">
     <w:name w:val="Grid Table 6 Colorful - Accent 6"/>
-    <w:basedOn w:val="665"/>
+    <w:basedOn w:val="887"/>
     <w:uiPriority w:val="99"/>
     <w:pPr>
       <w:pBdr/>
@@ -12006,9 +13841,9 @@
       </w:tcPr>
     </w:tblStylePr>
   </w:style>
-  <w:style w:type="table" w:styleId="61">
+  <w:style w:type="table" w:styleId="750">
     <w:name w:val="Grid Table 7 Colorful"/>
-    <w:basedOn w:val="665"/>
+    <w:basedOn w:val="887"/>
     <w:uiPriority w:val="99"/>
     <w:pPr>
       <w:pBdr/>
@@ -12110,11 +13945,11 @@
         <w:tblBorders/>
       </w:tblPr>
       <w:tcPr>
-        <w:shd w:color="ffffff"/>
+        <w:shd w:val="clear" w:color="ffffff"/>
         <w:tcBorders>
-          <w:top w:val="none"/>
-          <w:left w:val="none"/>
-          <w:bottom w:val="none"/>
+          <w:top w:val="none" w:color="000000" w:sz="4" w:space="0"/>
+          <w:left w:val="none" w:color="000000" w:sz="4" w:space="0"/>
+          <w:bottom w:val="none" w:color="000000" w:sz="4" w:space="0"/>
           <w:right w:val="single" w:color="000000" w:themeColor="text1" w:themeTint="80" w:sz="4" w:space="0"/>
         </w:tcBorders>
       </w:tcPr>
@@ -12137,10 +13972,10 @@
       <w:tcPr>
         <w:shd w:val="clear" w:color="ffffff" w:themeColor="light1" w:fill="ffffff" w:themeFill="light1"/>
         <w:tcBorders>
-          <w:top w:val="none"/>
-          <w:left w:val="none"/>
+          <w:top w:val="none" w:color="000000" w:sz="4" w:space="0"/>
+          <w:left w:val="none" w:color="000000" w:sz="4" w:space="0"/>
           <w:bottom w:val="single" w:color="000000" w:themeColor="text1" w:themeTint="80" w:sz="4" w:space="0"/>
-          <w:right w:val="none"/>
+          <w:right w:val="none" w:color="000000" w:sz="4" w:space="0"/>
         </w:tcBorders>
       </w:tcPr>
     </w:tblStylePr>
@@ -12160,12 +13995,12 @@
         <w:tblBorders/>
       </w:tblPr>
       <w:tcPr>
-        <w:shd w:color="ffffff"/>
+        <w:shd w:val="clear" w:color="ffffff"/>
         <w:tcBorders>
-          <w:top w:val="none"/>
+          <w:top w:val="none" w:color="000000" w:sz="4" w:space="0"/>
           <w:left w:val="single" w:color="000000" w:themeColor="text1" w:themeTint="80" w:sz="4" w:space="0"/>
-          <w:bottom w:val="none"/>
-          <w:right w:val="none"/>
+          <w:bottom w:val="none" w:color="000000" w:sz="4" w:space="0"/>
+          <w:right w:val="none" w:color="000000" w:sz="4" w:space="0"/>
         </w:tcBorders>
       </w:tcPr>
     </w:tblStylePr>
@@ -12188,9 +14023,9 @@
         <w:shd w:val="clear" w:color="ffffff" w:themeColor="light1" w:fill="ffffff" w:themeFill="light1"/>
         <w:tcBorders>
           <w:top w:val="single" w:color="000000" w:themeColor="text1" w:themeTint="80" w:sz="4" w:space="0"/>
-          <w:left w:val="none"/>
-          <w:bottom w:val="none"/>
-          <w:right w:val="none"/>
+          <w:left w:val="none" w:color="000000" w:sz="4" w:space="0"/>
+          <w:bottom w:val="none" w:color="000000" w:sz="4" w:space="0"/>
+          <w:right w:val="none" w:color="000000" w:sz="4" w:space="0"/>
         </w:tcBorders>
       </w:tcPr>
     </w:tblStylePr>
@@ -12260,9 +14095,9 @@
       </w:tcPr>
     </w:tblStylePr>
   </w:style>
-  <w:style w:type="table" w:styleId="62">
+  <w:style w:type="table" w:styleId="751">
     <w:name w:val="Grid Table 7 Colorful - Accent 1"/>
-    <w:basedOn w:val="665"/>
+    <w:basedOn w:val="887"/>
     <w:uiPriority w:val="99"/>
     <w:pPr>
       <w:pBdr/>
@@ -12364,11 +14199,11 @@
         <w:tblBorders/>
       </w:tblPr>
       <w:tcPr>
-        <w:shd w:color="ffffff"/>
+        <w:shd w:val="clear" w:color="ffffff"/>
         <w:tcBorders>
-          <w:top w:val="none"/>
-          <w:left w:val="none"/>
-          <w:bottom w:val="none"/>
+          <w:top w:val="none" w:color="000000" w:sz="4" w:space="0"/>
+          <w:left w:val="none" w:color="000000" w:sz="4" w:space="0"/>
+          <w:bottom w:val="none" w:color="000000" w:sz="4" w:space="0"/>
           <w:right w:val="single" w:color="000000" w:themeColor="accent1" w:themeTint="80" w:sz="4" w:space="0"/>
         </w:tcBorders>
       </w:tcPr>
@@ -12391,10 +14226,10 @@
       <w:tcPr>
         <w:shd w:val="clear" w:color="ffffff" w:themeColor="light1" w:fill="ffffff" w:themeFill="light1"/>
         <w:tcBorders>
-          <w:top w:val="none"/>
-          <w:left w:val="none"/>
+          <w:top w:val="none" w:color="000000" w:sz="4" w:space="0"/>
+          <w:left w:val="none" w:color="000000" w:sz="4" w:space="0"/>
           <w:bottom w:val="single" w:color="000000" w:themeColor="accent1" w:themeTint="80" w:sz="4" w:space="0"/>
-          <w:right w:val="none"/>
+          <w:right w:val="none" w:color="000000" w:sz="4" w:space="0"/>
         </w:tcBorders>
       </w:tcPr>
     </w:tblStylePr>
@@ -12414,12 +14249,12 @@
         <w:tblBorders/>
       </w:tblPr>
       <w:tcPr>
-        <w:shd w:color="ffffff"/>
+        <w:shd w:val="clear" w:color="ffffff"/>
         <w:tcBorders>
-          <w:top w:val="none"/>
+          <w:top w:val="none" w:color="000000" w:sz="4" w:space="0"/>
           <w:left w:val="single" w:color="000000" w:themeColor="accent1" w:themeTint="80" w:sz="4" w:space="0"/>
-          <w:bottom w:val="none"/>
-          <w:right w:val="none"/>
+          <w:bottom w:val="none" w:color="000000" w:sz="4" w:space="0"/>
+          <w:right w:val="none" w:color="000000" w:sz="4" w:space="0"/>
         </w:tcBorders>
       </w:tcPr>
     </w:tblStylePr>
@@ -12442,9 +14277,9 @@
         <w:shd w:val="clear" w:color="ffffff" w:themeColor="light1" w:fill="ffffff" w:themeFill="light1"/>
         <w:tcBorders>
           <w:top w:val="single" w:color="000000" w:themeColor="accent1" w:themeTint="80" w:sz="4" w:space="0"/>
-          <w:left w:val="none"/>
-          <w:bottom w:val="none"/>
-          <w:right w:val="none"/>
+          <w:left w:val="none" w:color="000000" w:sz="4" w:space="0"/>
+          <w:bottom w:val="none" w:color="000000" w:sz="4" w:space="0"/>
+          <w:right w:val="none" w:color="000000" w:sz="4" w:space="0"/>
         </w:tcBorders>
       </w:tcPr>
     </w:tblStylePr>
@@ -12514,9 +14349,9 @@
       </w:tcPr>
     </w:tblStylePr>
   </w:style>
-  <w:style w:type="table" w:styleId="63">
+  <w:style w:type="table" w:styleId="752">
     <w:name w:val="Grid Table 7 Colorful - Accent 2"/>
-    <w:basedOn w:val="665"/>
+    <w:basedOn w:val="887"/>
     <w:uiPriority w:val="99"/>
     <w:pPr>
       <w:pBdr/>
@@ -12618,11 +14453,11 @@
         <w:tblBorders/>
       </w:tblPr>
       <w:tcPr>
-        <w:shd w:color="ffffff"/>
+        <w:shd w:val="clear" w:color="ffffff"/>
         <w:tcBorders>
-          <w:top w:val="none"/>
-          <w:left w:val="none"/>
-          <w:bottom w:val="none"/>
+          <w:top w:val="none" w:color="000000" w:sz="4" w:space="0"/>
+          <w:left w:val="none" w:color="000000" w:sz="4" w:space="0"/>
+          <w:bottom w:val="none" w:color="000000" w:sz="4" w:space="0"/>
           <w:right w:val="single" w:color="000000" w:themeColor="accent2" w:themeTint="97" w:sz="4" w:space="0"/>
         </w:tcBorders>
       </w:tcPr>
@@ -12645,10 +14480,10 @@
       <w:tcPr>
         <w:shd w:val="clear" w:color="ffffff" w:themeColor="light1" w:fill="ffffff" w:themeFill="light1"/>
         <w:tcBorders>
-          <w:top w:val="none"/>
-          <w:left w:val="none"/>
+          <w:top w:val="none" w:color="000000" w:sz="4" w:space="0"/>
+          <w:left w:val="none" w:color="000000" w:sz="4" w:space="0"/>
           <w:bottom w:val="single" w:color="000000" w:themeColor="accent2" w:themeTint="97" w:sz="4" w:space="0"/>
-          <w:right w:val="none"/>
+          <w:right w:val="none" w:color="000000" w:sz="4" w:space="0"/>
         </w:tcBorders>
       </w:tcPr>
     </w:tblStylePr>
@@ -12668,12 +14503,12 @@
         <w:tblBorders/>
       </w:tblPr>
       <w:tcPr>
-        <w:shd w:color="ffffff"/>
+        <w:shd w:val="clear" w:color="ffffff"/>
         <w:tcBorders>
-          <w:top w:val="none"/>
+          <w:top w:val="none" w:color="000000" w:sz="4" w:space="0"/>
           <w:left w:val="single" w:color="000000" w:themeColor="accent2" w:themeTint="97" w:sz="4" w:space="0"/>
-          <w:bottom w:val="none"/>
-          <w:right w:val="none"/>
+          <w:bottom w:val="none" w:color="000000" w:sz="4" w:space="0"/>
+          <w:right w:val="none" w:color="000000" w:sz="4" w:space="0"/>
         </w:tcBorders>
       </w:tcPr>
     </w:tblStylePr>
@@ -12696,9 +14531,9 @@
         <w:shd w:val="clear" w:color="ffffff" w:themeColor="light1" w:fill="ffffff" w:themeFill="light1"/>
         <w:tcBorders>
           <w:top w:val="single" w:color="000000" w:themeColor="accent2" w:themeTint="97" w:sz="4" w:space="0"/>
-          <w:left w:val="none"/>
-          <w:bottom w:val="none"/>
-          <w:right w:val="none"/>
+          <w:left w:val="none" w:color="000000" w:sz="4" w:space="0"/>
+          <w:bottom w:val="none" w:color="000000" w:sz="4" w:space="0"/>
+          <w:right w:val="none" w:color="000000" w:sz="4" w:space="0"/>
         </w:tcBorders>
       </w:tcPr>
     </w:tblStylePr>
@@ -12768,9 +14603,9 @@
       </w:tcPr>
     </w:tblStylePr>
   </w:style>
-  <w:style w:type="table" w:styleId="64">
+  <w:style w:type="table" w:styleId="753">
     <w:name w:val="Grid Table 7 Colorful - Accent 3"/>
-    <w:basedOn w:val="665"/>
+    <w:basedOn w:val="887"/>
     <w:uiPriority w:val="99"/>
     <w:pPr>
       <w:pBdr/>
@@ -12872,11 +14707,11 @@
         <w:tblBorders/>
       </w:tblPr>
       <w:tcPr>
-        <w:shd w:color="ffffff"/>
+        <w:shd w:val="clear" w:color="ffffff"/>
         <w:tcBorders>
-          <w:top w:val="none"/>
-          <w:left w:val="none"/>
-          <w:bottom w:val="none"/>
+          <w:top w:val="none" w:color="000000" w:sz="4" w:space="0"/>
+          <w:left w:val="none" w:color="000000" w:sz="4" w:space="0"/>
+          <w:bottom w:val="none" w:color="000000" w:sz="4" w:space="0"/>
           <w:right w:val="single" w:color="000000" w:themeColor="accent3" w:themeTint="FE" w:sz="4" w:space="0"/>
         </w:tcBorders>
       </w:tcPr>
@@ -12899,10 +14734,10 @@
       <w:tcPr>
         <w:shd w:val="clear" w:color="ffffff" w:themeColor="light1" w:fill="ffffff" w:themeFill="light1"/>
         <w:tcBorders>
-          <w:top w:val="none"/>
-          <w:left w:val="none"/>
+          <w:top w:val="none" w:color="000000" w:sz="4" w:space="0"/>
+          <w:left w:val="none" w:color="000000" w:sz="4" w:space="0"/>
           <w:bottom w:val="single" w:color="000000" w:themeColor="accent3" w:themeTint="FE" w:sz="4" w:space="0"/>
-          <w:right w:val="none"/>
+          <w:right w:val="none" w:color="000000" w:sz="4" w:space="0"/>
         </w:tcBorders>
       </w:tcPr>
     </w:tblStylePr>
@@ -12922,12 +14757,12 @@
         <w:tblBorders/>
       </w:tblPr>
       <w:tcPr>
-        <w:shd w:color="ffffff"/>
+        <w:shd w:val="clear" w:color="ffffff"/>
         <w:tcBorders>
-          <w:top w:val="none"/>
+          <w:top w:val="none" w:color="000000" w:sz="4" w:space="0"/>
           <w:left w:val="single" w:color="000000" w:themeColor="accent3" w:themeTint="FE" w:sz="4" w:space="0"/>
-          <w:bottom w:val="none"/>
-          <w:right w:val="none"/>
+          <w:bottom w:val="none" w:color="000000" w:sz="4" w:space="0"/>
+          <w:right w:val="none" w:color="000000" w:sz="4" w:space="0"/>
         </w:tcBorders>
       </w:tcPr>
     </w:tblStylePr>
@@ -12950,9 +14785,9 @@
         <w:shd w:val="clear" w:color="ffffff" w:themeColor="light1" w:fill="ffffff" w:themeFill="light1"/>
         <w:tcBorders>
           <w:top w:val="single" w:color="000000" w:themeColor="accent3" w:themeTint="FE" w:sz="4" w:space="0"/>
-          <w:left w:val="none"/>
-          <w:bottom w:val="none"/>
-          <w:right w:val="none"/>
+          <w:left w:val="none" w:color="000000" w:sz="4" w:space="0"/>
+          <w:bottom w:val="none" w:color="000000" w:sz="4" w:space="0"/>
+          <w:right w:val="none" w:color="000000" w:sz="4" w:space="0"/>
         </w:tcBorders>
       </w:tcPr>
     </w:tblStylePr>
@@ -13022,9 +14857,9 @@
       </w:tcPr>
     </w:tblStylePr>
   </w:style>
-  <w:style w:type="table" w:styleId="65">
+  <w:style w:type="table" w:styleId="754">
     <w:name w:val="Grid Table 7 Colorful - Accent 4"/>
-    <w:basedOn w:val="665"/>
+    <w:basedOn w:val="887"/>
     <w:uiPriority w:val="99"/>
     <w:pPr>
       <w:pBdr/>
@@ -13126,11 +14961,11 @@
         <w:tblBorders/>
       </w:tblPr>
       <w:tcPr>
-        <w:shd w:color="ffffff"/>
+        <w:shd w:val="clear" w:color="ffffff"/>
         <w:tcBorders>
-          <w:top w:val="none"/>
-          <w:left w:val="none"/>
-          <w:bottom w:val="none"/>
+          <w:top w:val="none" w:color="000000" w:sz="4" w:space="0"/>
+          <w:left w:val="none" w:color="000000" w:sz="4" w:space="0"/>
+          <w:bottom w:val="none" w:color="000000" w:sz="4" w:space="0"/>
           <w:right w:val="single" w:color="000000" w:themeColor="accent4" w:themeTint="9A" w:sz="4" w:space="0"/>
         </w:tcBorders>
       </w:tcPr>
@@ -13153,10 +14988,10 @@
       <w:tcPr>
         <w:shd w:val="clear" w:color="ffffff" w:themeColor="light1" w:fill="ffffff" w:themeFill="light1"/>
         <w:tcBorders>
-          <w:top w:val="none"/>
-          <w:left w:val="none"/>
+          <w:top w:val="none" w:color="000000" w:sz="4" w:space="0"/>
+          <w:left w:val="none" w:color="000000" w:sz="4" w:space="0"/>
           <w:bottom w:val="single" w:color="000000" w:themeColor="accent4" w:themeTint="9A" w:sz="4" w:space="0"/>
-          <w:right w:val="none"/>
+          <w:right w:val="none" w:color="000000" w:sz="4" w:space="0"/>
         </w:tcBorders>
       </w:tcPr>
     </w:tblStylePr>
@@ -13176,12 +15011,12 @@
         <w:tblBorders/>
       </w:tblPr>
       <w:tcPr>
-        <w:shd w:color="ffffff"/>
+        <w:shd w:val="clear" w:color="ffffff"/>
         <w:tcBorders>
-          <w:top w:val="none"/>
+          <w:top w:val="none" w:color="000000" w:sz="4" w:space="0"/>
           <w:left w:val="single" w:color="000000" w:themeColor="accent4" w:themeTint="9A" w:sz="4" w:space="0"/>
-          <w:bottom w:val="none"/>
-          <w:right w:val="none"/>
+          <w:bottom w:val="none" w:color="000000" w:sz="4" w:space="0"/>
+          <w:right w:val="none" w:color="000000" w:sz="4" w:space="0"/>
         </w:tcBorders>
       </w:tcPr>
     </w:tblStylePr>
@@ -13204,9 +15039,9 @@
         <w:shd w:val="clear" w:color="ffffff" w:themeColor="light1" w:fill="ffffff" w:themeFill="light1"/>
         <w:tcBorders>
           <w:top w:val="single" w:color="000000" w:themeColor="accent4" w:themeTint="9A" w:sz="4" w:space="0"/>
-          <w:left w:val="none"/>
-          <w:bottom w:val="none"/>
-          <w:right w:val="none"/>
+          <w:left w:val="none" w:color="000000" w:sz="4" w:space="0"/>
+          <w:bottom w:val="none" w:color="000000" w:sz="4" w:space="0"/>
+          <w:right w:val="none" w:color="000000" w:sz="4" w:space="0"/>
         </w:tcBorders>
       </w:tcPr>
     </w:tblStylePr>
@@ -13276,9 +15111,9 @@
       </w:tcPr>
     </w:tblStylePr>
   </w:style>
-  <w:style w:type="table" w:styleId="66">
+  <w:style w:type="table" w:styleId="755">
     <w:name w:val="Grid Table 7 Colorful - Accent 5"/>
-    <w:basedOn w:val="665"/>
+    <w:basedOn w:val="887"/>
     <w:uiPriority w:val="99"/>
     <w:pPr>
       <w:pBdr/>
@@ -13380,11 +15215,11 @@
         <w:tblBorders/>
       </w:tblPr>
       <w:tcPr>
-        <w:shd w:color="ffffff"/>
+        <w:shd w:val="clear" w:color="ffffff"/>
         <w:tcBorders>
-          <w:top w:val="none"/>
-          <w:left w:val="none"/>
-          <w:bottom w:val="none"/>
+          <w:top w:val="none" w:color="000000" w:sz="4" w:space="0"/>
+          <w:left w:val="none" w:color="000000" w:sz="4" w:space="0"/>
+          <w:bottom w:val="none" w:color="000000" w:sz="4" w:space="0"/>
           <w:right w:val="single" w:color="000000" w:themeColor="accent5" w:themeTint="90" w:sz="4" w:space="0"/>
         </w:tcBorders>
       </w:tcPr>
@@ -13407,10 +15242,10 @@
       <w:tcPr>
         <w:shd w:val="clear" w:color="ffffff" w:themeColor="light1" w:fill="ffffff" w:themeFill="light1"/>
         <w:tcBorders>
-          <w:top w:val="none"/>
-          <w:left w:val="none"/>
+          <w:top w:val="none" w:color="000000" w:sz="4" w:space="0"/>
+          <w:left w:val="none" w:color="000000" w:sz="4" w:space="0"/>
           <w:bottom w:val="single" w:color="000000" w:themeColor="accent5" w:themeTint="90" w:sz="4" w:space="0"/>
-          <w:right w:val="none"/>
+          <w:right w:val="none" w:color="000000" w:sz="4" w:space="0"/>
         </w:tcBorders>
       </w:tcPr>
     </w:tblStylePr>
@@ -13430,12 +15265,12 @@
         <w:tblBorders/>
       </w:tblPr>
       <w:tcPr>
-        <w:shd w:color="ffffff"/>
+        <w:shd w:val="clear" w:color="ffffff"/>
         <w:tcBorders>
-          <w:top w:val="none"/>
+          <w:top w:val="none" w:color="000000" w:sz="4" w:space="0"/>
           <w:left w:val="single" w:color="000000" w:themeColor="accent5" w:themeTint="90" w:sz="4" w:space="0"/>
-          <w:bottom w:val="none"/>
-          <w:right w:val="none"/>
+          <w:bottom w:val="none" w:color="000000" w:sz="4" w:space="0"/>
+          <w:right w:val="none" w:color="000000" w:sz="4" w:space="0"/>
         </w:tcBorders>
       </w:tcPr>
     </w:tblStylePr>
@@ -13458,9 +15293,9 @@
         <w:shd w:val="clear" w:color="ffffff" w:themeColor="light1" w:fill="ffffff" w:themeFill="light1"/>
         <w:tcBorders>
           <w:top w:val="single" w:color="000000" w:themeColor="accent5" w:themeTint="90" w:sz="4" w:space="0"/>
-          <w:left w:val="none"/>
-          <w:bottom w:val="none"/>
-          <w:right w:val="none"/>
+          <w:left w:val="none" w:color="000000" w:sz="4" w:space="0"/>
+          <w:bottom w:val="none" w:color="000000" w:sz="4" w:space="0"/>
+          <w:right w:val="none" w:color="000000" w:sz="4" w:space="0"/>
         </w:tcBorders>
       </w:tcPr>
     </w:tblStylePr>
@@ -13530,9 +15365,9 @@
       </w:tcPr>
     </w:tblStylePr>
   </w:style>
-  <w:style w:type="table" w:styleId="67">
+  <w:style w:type="table" w:styleId="756">
     <w:name w:val="Grid Table 7 Colorful - Accent 6"/>
-    <w:basedOn w:val="665"/>
+    <w:basedOn w:val="887"/>
     <w:uiPriority w:val="99"/>
     <w:pPr>
       <w:pBdr/>
@@ -13634,11 +15469,11 @@
         <w:tblBorders/>
       </w:tblPr>
       <w:tcPr>
-        <w:shd w:color="ffffff"/>
+        <w:shd w:val="clear" w:color="ffffff"/>
         <w:tcBorders>
-          <w:top w:val="none"/>
-          <w:left w:val="none"/>
-          <w:bottom w:val="none"/>
+          <w:top w:val="none" w:color="000000" w:sz="4" w:space="0"/>
+          <w:left w:val="none" w:color="000000" w:sz="4" w:space="0"/>
+          <w:bottom w:val="none" w:color="000000" w:sz="4" w:space="0"/>
           <w:right w:val="single" w:color="000000" w:themeColor="accent6" w:themeTint="90" w:sz="4" w:space="0"/>
         </w:tcBorders>
       </w:tcPr>
@@ -13661,10 +15496,10 @@
       <w:tcPr>
         <w:shd w:val="clear" w:color="ffffff" w:themeColor="light1" w:fill="ffffff" w:themeFill="light1"/>
         <w:tcBorders>
-          <w:top w:val="none"/>
-          <w:left w:val="none"/>
+          <w:top w:val="none" w:color="000000" w:sz="4" w:space="0"/>
+          <w:left w:val="none" w:color="000000" w:sz="4" w:space="0"/>
           <w:bottom w:val="single" w:color="000000" w:themeColor="accent6" w:themeTint="90" w:sz="4" w:space="0"/>
-          <w:right w:val="none"/>
+          <w:right w:val="none" w:color="000000" w:sz="4" w:space="0"/>
         </w:tcBorders>
       </w:tcPr>
     </w:tblStylePr>
@@ -13684,12 +15519,12 @@
         <w:tblBorders/>
       </w:tblPr>
       <w:tcPr>
-        <w:shd w:color="ffffff"/>
+        <w:shd w:val="clear" w:color="ffffff"/>
         <w:tcBorders>
-          <w:top w:val="none"/>
+          <w:top w:val="none" w:color="000000" w:sz="4" w:space="0"/>
           <w:left w:val="single" w:color="000000" w:themeColor="accent6" w:themeTint="90" w:sz="4" w:space="0"/>
-          <w:bottom w:val="none"/>
-          <w:right w:val="none"/>
+          <w:bottom w:val="none" w:color="000000" w:sz="4" w:space="0"/>
+          <w:right w:val="none" w:color="000000" w:sz="4" w:space="0"/>
         </w:tcBorders>
       </w:tcPr>
     </w:tblStylePr>
@@ -13712,9 +15547,9 @@
         <w:shd w:val="clear" w:color="ffffff" w:themeColor="light1" w:fill="ffffff" w:themeFill="light1"/>
         <w:tcBorders>
           <w:top w:val="single" w:color="000000" w:themeColor="accent6" w:themeTint="90" w:sz="4" w:space="0"/>
-          <w:left w:val="none"/>
-          <w:bottom w:val="none"/>
-          <w:right w:val="none"/>
+          <w:left w:val="none" w:color="000000" w:sz="4" w:space="0"/>
+          <w:bottom w:val="none" w:color="000000" w:sz="4" w:space="0"/>
+          <w:right w:val="none" w:color="000000" w:sz="4" w:space="0"/>
         </w:tcBorders>
       </w:tcPr>
     </w:tblStylePr>
@@ -13784,9 +15619,9 @@
       </w:tcPr>
     </w:tblStylePr>
   </w:style>
-  <w:style w:type="table" w:styleId="68">
+  <w:style w:type="table" w:styleId="757">
     <w:name w:val="List Table 1 Light"/>
-    <w:basedOn w:val="665"/>
+    <w:basedOn w:val="887"/>
     <w:uiPriority w:val="99"/>
     <w:pPr>
       <w:pBdr/>
@@ -14000,9 +15835,9 @@
       </w:tcPr>
     </w:tblStylePr>
   </w:style>
-  <w:style w:type="table" w:styleId="69">
+  <w:style w:type="table" w:styleId="758">
     <w:name w:val="List Table 1 Light - Accent 1"/>
-    <w:basedOn w:val="665"/>
+    <w:basedOn w:val="887"/>
     <w:uiPriority w:val="99"/>
     <w:pPr>
       <w:pBdr/>
@@ -14216,9 +16051,9 @@
       </w:tcPr>
     </w:tblStylePr>
   </w:style>
-  <w:style w:type="table" w:styleId="70">
+  <w:style w:type="table" w:styleId="759">
     <w:name w:val="List Table 1 Light - Accent 2"/>
-    <w:basedOn w:val="665"/>
+    <w:basedOn w:val="887"/>
     <w:uiPriority w:val="99"/>
     <w:pPr>
       <w:pBdr/>
@@ -14432,9 +16267,9 @@
       </w:tcPr>
     </w:tblStylePr>
   </w:style>
-  <w:style w:type="table" w:styleId="71">
+  <w:style w:type="table" w:styleId="760">
     <w:name w:val="List Table 1 Light - Accent 3"/>
-    <w:basedOn w:val="665"/>
+    <w:basedOn w:val="887"/>
     <w:uiPriority w:val="99"/>
     <w:pPr>
       <w:pBdr/>
@@ -14648,9 +16483,9 @@
       </w:tcPr>
     </w:tblStylePr>
   </w:style>
-  <w:style w:type="table" w:styleId="72">
+  <w:style w:type="table" w:styleId="761">
     <w:name w:val="List Table 1 Light - Accent 4"/>
-    <w:basedOn w:val="665"/>
+    <w:basedOn w:val="887"/>
     <w:uiPriority w:val="99"/>
     <w:pPr>
       <w:pBdr/>
@@ -14864,9 +16699,9 @@
       </w:tcPr>
     </w:tblStylePr>
   </w:style>
-  <w:style w:type="table" w:styleId="73">
+  <w:style w:type="table" w:styleId="762">
     <w:name w:val="List Table 1 Light - Accent 5"/>
-    <w:basedOn w:val="665"/>
+    <w:basedOn w:val="887"/>
     <w:uiPriority w:val="99"/>
     <w:pPr>
       <w:pBdr/>
@@ -15080,9 +16915,9 @@
       </w:tcPr>
     </w:tblStylePr>
   </w:style>
-  <w:style w:type="table" w:styleId="74">
+  <w:style w:type="table" w:styleId="763">
     <w:name w:val="List Table 1 Light - Accent 6"/>
-    <w:basedOn w:val="665"/>
+    <w:basedOn w:val="887"/>
     <w:uiPriority w:val="99"/>
     <w:pPr>
       <w:pBdr/>
@@ -15296,9 +17131,9 @@
       </w:tcPr>
     </w:tblStylePr>
   </w:style>
-  <w:style w:type="table" w:styleId="75">
+  <w:style w:type="table" w:styleId="764">
     <w:name w:val="List Table 2"/>
-    <w:basedOn w:val="665"/>
+    <w:basedOn w:val="887"/>
     <w:uiPriority w:val="99"/>
     <w:pPr>
       <w:pBdr/>
@@ -15534,9 +17369,9 @@
       </w:tcPr>
     </w:tblStylePr>
   </w:style>
-  <w:style w:type="table" w:styleId="76">
+  <w:style w:type="table" w:styleId="765">
     <w:name w:val="List Table 2 - Accent 1"/>
-    <w:basedOn w:val="665"/>
+    <w:basedOn w:val="887"/>
     <w:uiPriority w:val="99"/>
     <w:pPr>
       <w:pBdr/>
@@ -15772,9 +17607,9 @@
       </w:tcPr>
     </w:tblStylePr>
   </w:style>
-  <w:style w:type="table" w:styleId="77">
+  <w:style w:type="table" w:styleId="766">
     <w:name w:val="List Table 2 - Accent 2"/>
-    <w:basedOn w:val="665"/>
+    <w:basedOn w:val="887"/>
     <w:uiPriority w:val="99"/>
     <w:pPr>
       <w:pBdr/>
@@ -16010,9 +17845,9 @@
       </w:tcPr>
     </w:tblStylePr>
   </w:style>
-  <w:style w:type="table" w:styleId="78">
+  <w:style w:type="table" w:styleId="767">
     <w:name w:val="List Table 2 - Accent 3"/>
-    <w:basedOn w:val="665"/>
+    <w:basedOn w:val="887"/>
     <w:uiPriority w:val="99"/>
     <w:pPr>
       <w:pBdr/>
@@ -16248,9 +18083,9 @@
       </w:tcPr>
     </w:tblStylePr>
   </w:style>
-  <w:style w:type="table" w:styleId="79">
+  <w:style w:type="table" w:styleId="768">
     <w:name w:val="List Table 2 - Accent 4"/>
-    <w:basedOn w:val="665"/>
+    <w:basedOn w:val="887"/>
     <w:uiPriority w:val="99"/>
     <w:pPr>
       <w:pBdr/>
@@ -16486,9 +18321,9 @@
       </w:tcPr>
     </w:tblStylePr>
   </w:style>
-  <w:style w:type="table" w:styleId="80">
+  <w:style w:type="table" w:styleId="769">
     <w:name w:val="List Table 2 - Accent 5"/>
-    <w:basedOn w:val="665"/>
+    <w:basedOn w:val="887"/>
     <w:uiPriority w:val="99"/>
     <w:pPr>
       <w:pBdr/>
@@ -16724,9 +18559,9 @@
       </w:tcPr>
     </w:tblStylePr>
   </w:style>
-  <w:style w:type="table" w:styleId="81">
+  <w:style w:type="table" w:styleId="770">
     <w:name w:val="List Table 2 - Accent 6"/>
-    <w:basedOn w:val="665"/>
+    <w:basedOn w:val="887"/>
     <w:uiPriority w:val="99"/>
     <w:pPr>
       <w:pBdr/>
@@ -16962,9 +18797,9 @@
       </w:tcPr>
     </w:tblStylePr>
   </w:style>
-  <w:style w:type="table" w:styleId="82">
+  <w:style w:type="table" w:styleId="771">
     <w:name w:val="List Table 3"/>
-    <w:basedOn w:val="665"/>
+    <w:basedOn w:val="887"/>
     <w:uiPriority w:val="99"/>
     <w:pPr>
       <w:pBdr/>
@@ -17190,9 +19025,9 @@
       </w:tcPr>
     </w:tblStylePr>
   </w:style>
-  <w:style w:type="table" w:styleId="83">
+  <w:style w:type="table" w:styleId="772">
     <w:name w:val="List Table 3 - Accent 1"/>
-    <w:basedOn w:val="665"/>
+    <w:basedOn w:val="887"/>
     <w:uiPriority w:val="99"/>
     <w:pPr>
       <w:pBdr/>
@@ -17418,9 +19253,9 @@
       </w:tcPr>
     </w:tblStylePr>
   </w:style>
-  <w:style w:type="table" w:styleId="84">
+  <w:style w:type="table" w:styleId="773">
     <w:name w:val="List Table 3 - Accent 2"/>
-    <w:basedOn w:val="665"/>
+    <w:basedOn w:val="887"/>
     <w:uiPriority w:val="99"/>
     <w:pPr>
       <w:pBdr/>
@@ -17646,9 +19481,9 @@
       </w:tcPr>
     </w:tblStylePr>
   </w:style>
-  <w:style w:type="table" w:styleId="85">
+  <w:style w:type="table" w:styleId="774">
     <w:name w:val="List Table 3 - Accent 3"/>
-    <w:basedOn w:val="665"/>
+    <w:basedOn w:val="887"/>
     <w:uiPriority w:val="99"/>
     <w:pPr>
       <w:pBdr/>
@@ -17874,9 +19709,9 @@
       </w:tcPr>
     </w:tblStylePr>
   </w:style>
-  <w:style w:type="table" w:styleId="86">
+  <w:style w:type="table" w:styleId="775">
     <w:name w:val="List Table 3 - Accent 4"/>
-    <w:basedOn w:val="665"/>
+    <w:basedOn w:val="887"/>
     <w:uiPriority w:val="99"/>
     <w:pPr>
       <w:pBdr/>
@@ -18102,9 +19937,9 @@
       </w:tcPr>
     </w:tblStylePr>
   </w:style>
-  <w:style w:type="table" w:styleId="87">
+  <w:style w:type="table" w:styleId="776">
     <w:name w:val="List Table 3 - Accent 5"/>
-    <w:basedOn w:val="665"/>
+    <w:basedOn w:val="887"/>
     <w:uiPriority w:val="99"/>
     <w:pPr>
       <w:pBdr/>
@@ -18330,9 +20165,9 @@
       </w:tcPr>
     </w:tblStylePr>
   </w:style>
-  <w:style w:type="table" w:styleId="88">
+  <w:style w:type="table" w:styleId="777">
     <w:name w:val="List Table 3 - Accent 6"/>
-    <w:basedOn w:val="665"/>
+    <w:basedOn w:val="887"/>
     <w:uiPriority w:val="99"/>
     <w:pPr>
       <w:pBdr/>
@@ -18558,9 +20393,9 @@
       </w:tcPr>
     </w:tblStylePr>
   </w:style>
-  <w:style w:type="table" w:styleId="89">
+  <w:style w:type="table" w:styleId="778">
     <w:name w:val="List Table 4"/>
-    <w:basedOn w:val="665"/>
+    <w:basedOn w:val="887"/>
     <w:uiPriority w:val="99"/>
     <w:pPr>
       <w:pBdr/>
@@ -18783,9 +20618,9 @@
       </w:tcPr>
     </w:tblStylePr>
   </w:style>
-  <w:style w:type="table" w:styleId="90">
+  <w:style w:type="table" w:styleId="779">
     <w:name w:val="List Table 4 - Accent 1"/>
-    <w:basedOn w:val="665"/>
+    <w:basedOn w:val="887"/>
     <w:uiPriority w:val="99"/>
     <w:pPr>
       <w:pBdr/>
@@ -19008,9 +20843,9 @@
       </w:tcPr>
     </w:tblStylePr>
   </w:style>
-  <w:style w:type="table" w:styleId="91">
+  <w:style w:type="table" w:styleId="780">
     <w:name w:val="List Table 4 - Accent 2"/>
-    <w:basedOn w:val="665"/>
+    <w:basedOn w:val="887"/>
     <w:uiPriority w:val="99"/>
     <w:pPr>
       <w:pBdr/>
@@ -19233,9 +21068,9 @@
       </w:tcPr>
     </w:tblStylePr>
   </w:style>
-  <w:style w:type="table" w:styleId="92">
+  <w:style w:type="table" w:styleId="781">
     <w:name w:val="List Table 4 - Accent 3"/>
-    <w:basedOn w:val="665"/>
+    <w:basedOn w:val="887"/>
     <w:uiPriority w:val="99"/>
     <w:pPr>
       <w:pBdr/>
@@ -19458,9 +21293,9 @@
       </w:tcPr>
     </w:tblStylePr>
   </w:style>
-  <w:style w:type="table" w:styleId="93">
+  <w:style w:type="table" w:styleId="782">
     <w:name w:val="List Table 4 - Accent 4"/>
-    <w:basedOn w:val="665"/>
+    <w:basedOn w:val="887"/>
     <w:uiPriority w:val="99"/>
     <w:pPr>
       <w:pBdr/>
@@ -19683,9 +21518,9 @@
       </w:tcPr>
     </w:tblStylePr>
   </w:style>
-  <w:style w:type="table" w:styleId="94">
+  <w:style w:type="table" w:styleId="783">
     <w:name w:val="List Table 4 - Accent 5"/>
-    <w:basedOn w:val="665"/>
+    <w:basedOn w:val="887"/>
     <w:uiPriority w:val="99"/>
     <w:pPr>
       <w:pBdr/>
@@ -19908,9 +21743,9 @@
       </w:tcPr>
     </w:tblStylePr>
   </w:style>
-  <w:style w:type="table" w:styleId="95">
+  <w:style w:type="table" w:styleId="784">
     <w:name w:val="List Table 4 - Accent 6"/>
-    <w:basedOn w:val="665"/>
+    <w:basedOn w:val="887"/>
     <w:uiPriority w:val="99"/>
     <w:pPr>
       <w:pBdr/>
@@ -20133,9 +21968,9 @@
       </w:tcPr>
     </w:tblStylePr>
   </w:style>
-  <w:style w:type="table" w:styleId="96">
+  <w:style w:type="table" w:styleId="785">
     <w:name w:val="List Table 5 Dark"/>
-    <w:basedOn w:val="665"/>
+    <w:basedOn w:val="887"/>
     <w:uiPriority w:val="99"/>
     <w:pPr>
       <w:pBdr/>
@@ -20375,9 +22210,9 @@
       </w:tcPr>
     </w:tblStylePr>
   </w:style>
-  <w:style w:type="table" w:styleId="97">
+  <w:style w:type="table" w:styleId="786">
     <w:name w:val="List Table 5 Dark - Accent 1"/>
-    <w:basedOn w:val="665"/>
+    <w:basedOn w:val="887"/>
     <w:uiPriority w:val="99"/>
     <w:pPr>
       <w:pBdr/>
@@ -20617,9 +22452,9 @@
       </w:tcPr>
     </w:tblStylePr>
   </w:style>
-  <w:style w:type="table" w:styleId="98">
+  <w:style w:type="table" w:styleId="787">
     <w:name w:val="List Table 5 Dark - Accent 2"/>
-    <w:basedOn w:val="665"/>
+    <w:basedOn w:val="887"/>
     <w:uiPriority w:val="99"/>
     <w:pPr>
       <w:pBdr/>
@@ -20859,9 +22694,9 @@
       </w:tcPr>
     </w:tblStylePr>
   </w:style>
-  <w:style w:type="table" w:styleId="99">
+  <w:style w:type="table" w:styleId="788">
     <w:name w:val="List Table 5 Dark - Accent 3"/>
-    <w:basedOn w:val="665"/>
+    <w:basedOn w:val="887"/>
     <w:uiPriority w:val="99"/>
     <w:pPr>
       <w:pBdr/>
@@ -21101,9 +22936,9 @@
       </w:tcPr>
     </w:tblStylePr>
   </w:style>
-  <w:style w:type="table" w:styleId="100">
+  <w:style w:type="table" w:styleId="789">
     <w:name w:val="List Table 5 Dark - Accent 4"/>
-    <w:basedOn w:val="665"/>
+    <w:basedOn w:val="887"/>
     <w:uiPriority w:val="99"/>
     <w:pPr>
       <w:pBdr/>
@@ -21343,9 +23178,9 @@
       </w:tcPr>
     </w:tblStylePr>
   </w:style>
-  <w:style w:type="table" w:styleId="101">
+  <w:style w:type="table" w:styleId="790">
     <w:name w:val="List Table 5 Dark - Accent 5"/>
-    <w:basedOn w:val="665"/>
+    <w:basedOn w:val="887"/>
     <w:uiPriority w:val="99"/>
     <w:pPr>
       <w:pBdr/>
@@ -21585,9 +23420,9 @@
       </w:tcPr>
     </w:tblStylePr>
   </w:style>
-  <w:style w:type="table" w:styleId="102">
+  <w:style w:type="table" w:styleId="791">
     <w:name w:val="List Table 5 Dark - Accent 6"/>
-    <w:basedOn w:val="665"/>
+    <w:basedOn w:val="887"/>
     <w:uiPriority w:val="99"/>
     <w:pPr>
       <w:pBdr/>
@@ -21827,9 +23662,9 @@
       </w:tcPr>
     </w:tblStylePr>
   </w:style>
-  <w:style w:type="table" w:styleId="103">
+  <w:style w:type="table" w:styleId="792">
     <w:name w:val="List Table 6 Colorful"/>
-    <w:basedOn w:val="665"/>
+    <w:basedOn w:val="887"/>
     <w:uiPriority w:val="99"/>
     <w:pPr>
       <w:pBdr/>
@@ -22050,9 +23885,9 @@
       </w:tcPr>
     </w:tblStylePr>
   </w:style>
-  <w:style w:type="table" w:styleId="104">
+  <w:style w:type="table" w:styleId="793">
     <w:name w:val="List Table 6 Colorful - Accent 1"/>
-    <w:basedOn w:val="665"/>
+    <w:basedOn w:val="887"/>
     <w:uiPriority w:val="99"/>
     <w:pPr>
       <w:pBdr/>
@@ -22273,9 +24108,9 @@
       </w:tcPr>
     </w:tblStylePr>
   </w:style>
-  <w:style w:type="table" w:styleId="105">
+  <w:style w:type="table" w:styleId="794">
     <w:name w:val="List Table 6 Colorful - Accent 2"/>
-    <w:basedOn w:val="665"/>
+    <w:basedOn w:val="887"/>
     <w:uiPriority w:val="99"/>
     <w:pPr>
       <w:pBdr/>
@@ -22496,9 +24331,9 @@
       </w:tcPr>
     </w:tblStylePr>
   </w:style>
-  <w:style w:type="table" w:styleId="106">
+  <w:style w:type="table" w:styleId="795">
     <w:name w:val="List Table 6 Colorful - Accent 3"/>
-    <w:basedOn w:val="665"/>
+    <w:basedOn w:val="887"/>
     <w:uiPriority w:val="99"/>
     <w:pPr>
       <w:pBdr/>
@@ -22719,9 +24554,9 @@
       </w:tcPr>
     </w:tblStylePr>
   </w:style>
-  <w:style w:type="table" w:styleId="107">
+  <w:style w:type="table" w:styleId="796">
     <w:name w:val="List Table 6 Colorful - Accent 4"/>
-    <w:basedOn w:val="665"/>
+    <w:basedOn w:val="887"/>
     <w:uiPriority w:val="99"/>
     <w:pPr>
       <w:pBdr/>
@@ -22942,9 +24777,9 @@
       </w:tcPr>
     </w:tblStylePr>
   </w:style>
-  <w:style w:type="table" w:styleId="108">
+  <w:style w:type="table" w:styleId="797">
     <w:name w:val="List Table 6 Colorful - Accent 5"/>
-    <w:basedOn w:val="665"/>
+    <w:basedOn w:val="887"/>
     <w:uiPriority w:val="99"/>
     <w:pPr>
       <w:pBdr/>
@@ -23165,9 +25000,9 @@
       </w:tcPr>
     </w:tblStylePr>
   </w:style>
-  <w:style w:type="table" w:styleId="109">
+  <w:style w:type="table" w:styleId="798">
     <w:name w:val="List Table 6 Colorful - Accent 6"/>
-    <w:basedOn w:val="665"/>
+    <w:basedOn w:val="887"/>
     <w:uiPriority w:val="99"/>
     <w:pPr>
       <w:pBdr/>
@@ -23388,9 +25223,9 @@
       </w:tcPr>
     </w:tblStylePr>
   </w:style>
-  <w:style w:type="table" w:styleId="110">
+  <w:style w:type="table" w:styleId="799">
     <w:name w:val="List Table 7 Colorful"/>
-    <w:basedOn w:val="665"/>
+    <w:basedOn w:val="887"/>
     <w:uiPriority w:val="99"/>
     <w:pPr>
       <w:pBdr/>
@@ -23489,11 +25324,11 @@
         <w:tblBorders/>
       </w:tblPr>
       <w:tcPr>
-        <w:shd w:color="ffffff"/>
+        <w:shd w:val="clear" w:color="ffffff"/>
         <w:tcBorders>
-          <w:top w:val="none"/>
-          <w:left w:val="none"/>
-          <w:bottom w:val="none"/>
+          <w:top w:val="none" w:color="000000" w:sz="4" w:space="0"/>
+          <w:left w:val="none" w:color="000000" w:sz="4" w:space="0"/>
+          <w:bottom w:val="none" w:color="000000" w:sz="4" w:space="0"/>
           <w:right w:val="single" w:color="000000" w:themeColor="text1" w:themeTint="80" w:sz="4" w:space="0"/>
         </w:tcBorders>
       </w:tcPr>
@@ -23516,10 +25351,10 @@
       <w:tcPr>
         <w:shd w:val="clear" w:color="ffffff" w:themeColor="light1" w:fill="ffffff" w:themeFill="light1"/>
         <w:tcBorders>
-          <w:top w:val="none"/>
-          <w:left w:val="none"/>
+          <w:top w:val="none" w:color="000000" w:sz="4" w:space="0"/>
+          <w:left w:val="none" w:color="000000" w:sz="4" w:space="0"/>
           <w:bottom w:val="single" w:color="000000" w:themeColor="text1" w:themeTint="80" w:sz="4" w:space="0"/>
-          <w:right w:val="none"/>
+          <w:right w:val="none" w:color="000000" w:sz="4" w:space="0"/>
         </w:tcBorders>
       </w:tcPr>
     </w:tblStylePr>
@@ -23539,12 +25374,12 @@
         <w:tblBorders/>
       </w:tblPr>
       <w:tcPr>
-        <w:shd w:color="ffffff"/>
+        <w:shd w:val="clear" w:color="ffffff"/>
         <w:tcBorders>
-          <w:top w:val="none"/>
+          <w:top w:val="none" w:color="000000" w:sz="4" w:space="0"/>
           <w:left w:val="single" w:color="000000" w:themeColor="text1" w:themeTint="80" w:sz="4" w:space="0"/>
-          <w:bottom w:val="none"/>
-          <w:right w:val="none"/>
+          <w:bottom w:val="none" w:color="000000" w:sz="4" w:space="0"/>
+          <w:right w:val="none" w:color="000000" w:sz="4" w:space="0"/>
         </w:tcBorders>
       </w:tcPr>
     </w:tblStylePr>
@@ -23567,9 +25402,9 @@
         <w:shd w:val="clear" w:color="ffffff" w:themeColor="light1" w:fill="ffffff" w:themeFill="light1"/>
         <w:tcBorders>
           <w:top w:val="single" w:color="000000" w:themeColor="text1" w:themeTint="80" w:sz="4" w:space="0"/>
-          <w:left w:val="none"/>
-          <w:bottom w:val="none"/>
-          <w:right w:val="none"/>
+          <w:left w:val="none" w:color="000000" w:sz="4" w:space="0"/>
+          <w:bottom w:val="none" w:color="000000" w:sz="4" w:space="0"/>
+          <w:right w:val="none" w:color="000000" w:sz="4" w:space="0"/>
         </w:tcBorders>
       </w:tcPr>
     </w:tblStylePr>
@@ -23644,9 +25479,9 @@
       </w:tcPr>
     </w:tblStylePr>
   </w:style>
-  <w:style w:type="table" w:styleId="111">
+  <w:style w:type="table" w:styleId="800">
     <w:name w:val="List Table 7 Colorful - Accent 1"/>
-    <w:basedOn w:val="665"/>
+    <w:basedOn w:val="887"/>
     <w:uiPriority w:val="99"/>
     <w:pPr>
       <w:pBdr/>
@@ -23745,11 +25580,11 @@
         <w:tblBorders/>
       </w:tblPr>
       <w:tcPr>
-        <w:shd w:color="ffffff"/>
+        <w:shd w:val="clear" w:color="ffffff"/>
         <w:tcBorders>
-          <w:top w:val="none"/>
-          <w:left w:val="none"/>
-          <w:bottom w:val="none"/>
+          <w:top w:val="none" w:color="000000" w:sz="4" w:space="0"/>
+          <w:left w:val="none" w:color="000000" w:sz="4" w:space="0"/>
+          <w:bottom w:val="none" w:color="000000" w:sz="4" w:space="0"/>
           <w:right w:val="single" w:color="000000" w:themeColor="accent1" w:sz="4" w:space="0"/>
         </w:tcBorders>
       </w:tcPr>
@@ -23772,10 +25607,10 @@
       <w:tcPr>
         <w:shd w:val="clear" w:color="ffffff" w:themeColor="light1" w:fill="ffffff" w:themeFill="light1"/>
         <w:tcBorders>
-          <w:top w:val="none"/>
-          <w:left w:val="none"/>
+          <w:top w:val="none" w:color="000000" w:sz="4" w:space="0"/>
+          <w:left w:val="none" w:color="000000" w:sz="4" w:space="0"/>
           <w:bottom w:val="single" w:color="000000" w:themeColor="accent1" w:sz="4" w:space="0"/>
-          <w:right w:val="none"/>
+          <w:right w:val="none" w:color="000000" w:sz="4" w:space="0"/>
         </w:tcBorders>
       </w:tcPr>
     </w:tblStylePr>
@@ -23795,12 +25630,12 @@
         <w:tblBorders/>
       </w:tblPr>
       <w:tcPr>
-        <w:shd w:color="ffffff"/>
+        <w:shd w:val="clear" w:color="ffffff"/>
         <w:tcBorders>
-          <w:top w:val="none"/>
+          <w:top w:val="none" w:color="000000" w:sz="4" w:space="0"/>
           <w:left w:val="single" w:color="000000" w:themeColor="accent1" w:sz="4" w:space="0"/>
-          <w:bottom w:val="none"/>
-          <w:right w:val="none"/>
+          <w:bottom w:val="none" w:color="000000" w:sz="4" w:space="0"/>
+          <w:right w:val="none" w:color="000000" w:sz="4" w:space="0"/>
         </w:tcBorders>
       </w:tcPr>
     </w:tblStylePr>
@@ -23823,9 +25658,9 @@
         <w:shd w:val="clear" w:color="ffffff" w:themeColor="light1" w:fill="ffffff" w:themeFill="light1"/>
         <w:tcBorders>
           <w:top w:val="single" w:color="000000" w:themeColor="accent1" w:sz="4" w:space="0"/>
-          <w:left w:val="none"/>
-          <w:bottom w:val="none"/>
-          <w:right w:val="none"/>
+          <w:left w:val="none" w:color="000000" w:sz="4" w:space="0"/>
+          <w:bottom w:val="none" w:color="000000" w:sz="4" w:space="0"/>
+          <w:right w:val="none" w:color="000000" w:sz="4" w:space="0"/>
         </w:tcBorders>
       </w:tcPr>
     </w:tblStylePr>
@@ -23900,9 +25735,9 @@
       </w:tcPr>
     </w:tblStylePr>
   </w:style>
-  <w:style w:type="table" w:styleId="112">
+  <w:style w:type="table" w:styleId="801">
     <w:name w:val="List Table 7 Colorful - Accent 2"/>
-    <w:basedOn w:val="665"/>
+    <w:basedOn w:val="887"/>
     <w:uiPriority w:val="99"/>
     <w:pPr>
       <w:pBdr/>
@@ -24001,11 +25836,11 @@
         <w:tblBorders/>
       </w:tblPr>
       <w:tcPr>
-        <w:shd w:color="ffffff"/>
+        <w:shd w:val="clear" w:color="ffffff"/>
         <w:tcBorders>
-          <w:top w:val="none"/>
-          <w:left w:val="none"/>
-          <w:bottom w:val="none"/>
+          <w:top w:val="none" w:color="000000" w:sz="4" w:space="0"/>
+          <w:left w:val="none" w:color="000000" w:sz="4" w:space="0"/>
+          <w:bottom w:val="none" w:color="000000" w:sz="4" w:space="0"/>
           <w:right w:val="single" w:color="000000" w:themeColor="accent2" w:themeTint="97" w:sz="4" w:space="0"/>
         </w:tcBorders>
       </w:tcPr>
@@ -24028,10 +25863,10 @@
       <w:tcPr>
         <w:shd w:val="clear" w:color="ffffff" w:themeColor="light1" w:fill="ffffff" w:themeFill="light1"/>
         <w:tcBorders>
-          <w:top w:val="none"/>
-          <w:left w:val="none"/>
+          <w:top w:val="none" w:color="000000" w:sz="4" w:space="0"/>
+          <w:left w:val="none" w:color="000000" w:sz="4" w:space="0"/>
           <w:bottom w:val="single" w:color="000000" w:themeColor="accent2" w:themeTint="97" w:sz="4" w:space="0"/>
-          <w:right w:val="none"/>
+          <w:right w:val="none" w:color="000000" w:sz="4" w:space="0"/>
         </w:tcBorders>
       </w:tcPr>
     </w:tblStylePr>
@@ -24051,12 +25886,12 @@
         <w:tblBorders/>
       </w:tblPr>
       <w:tcPr>
-        <w:shd w:color="ffffff"/>
+        <w:shd w:val="clear" w:color="ffffff"/>
         <w:tcBorders>
-          <w:top w:val="none"/>
+          <w:top w:val="none" w:color="000000" w:sz="4" w:space="0"/>
           <w:left w:val="single" w:color="000000" w:themeColor="accent2" w:themeTint="97" w:sz="4" w:space="0"/>
-          <w:bottom w:val="none"/>
-          <w:right w:val="none"/>
+          <w:bottom w:val="none" w:color="000000" w:sz="4" w:space="0"/>
+          <w:right w:val="none" w:color="000000" w:sz="4" w:space="0"/>
         </w:tcBorders>
       </w:tcPr>
     </w:tblStylePr>
@@ -24079,9 +25914,9 @@
         <w:shd w:val="clear" w:color="ffffff" w:themeColor="light1" w:fill="ffffff" w:themeFill="light1"/>
         <w:tcBorders>
           <w:top w:val="single" w:color="000000" w:themeColor="accent2" w:themeTint="97" w:sz="4" w:space="0"/>
-          <w:left w:val="none"/>
-          <w:bottom w:val="none"/>
-          <w:right w:val="none"/>
+          <w:left w:val="none" w:color="000000" w:sz="4" w:space="0"/>
+          <w:bottom w:val="none" w:color="000000" w:sz="4" w:space="0"/>
+          <w:right w:val="none" w:color="000000" w:sz="4" w:space="0"/>
         </w:tcBorders>
       </w:tcPr>
     </w:tblStylePr>
@@ -24156,9 +25991,9 @@
       </w:tcPr>
     </w:tblStylePr>
   </w:style>
-  <w:style w:type="table" w:styleId="113">
+  <w:style w:type="table" w:styleId="802">
     <w:name w:val="List Table 7 Colorful - Accent 3"/>
-    <w:basedOn w:val="665"/>
+    <w:basedOn w:val="887"/>
     <w:uiPriority w:val="99"/>
     <w:pPr>
       <w:pBdr/>
@@ -24257,11 +26092,11 @@
         <w:tblBorders/>
       </w:tblPr>
       <w:tcPr>
-        <w:shd w:color="ffffff"/>
+        <w:shd w:val="clear" w:color="ffffff"/>
         <w:tcBorders>
-          <w:top w:val="none"/>
-          <w:left w:val="none"/>
-          <w:bottom w:val="none"/>
+          <w:top w:val="none" w:color="000000" w:sz="4" w:space="0"/>
+          <w:left w:val="none" w:color="000000" w:sz="4" w:space="0"/>
+          <w:bottom w:val="none" w:color="000000" w:sz="4" w:space="0"/>
           <w:right w:val="single" w:color="000000" w:themeColor="accent3" w:themeTint="98" w:sz="4" w:space="0"/>
         </w:tcBorders>
       </w:tcPr>
@@ -24284,10 +26119,10 @@
       <w:tcPr>
         <w:shd w:val="clear" w:color="ffffff" w:themeColor="light1" w:fill="ffffff" w:themeFill="light1"/>
         <w:tcBorders>
-          <w:top w:val="none"/>
-          <w:left w:val="none"/>
+          <w:top w:val="none" w:color="000000" w:sz="4" w:space="0"/>
+          <w:left w:val="none" w:color="000000" w:sz="4" w:space="0"/>
           <w:bottom w:val="single" w:color="000000" w:themeColor="accent3" w:themeTint="98" w:sz="4" w:space="0"/>
-          <w:right w:val="none"/>
+          <w:right w:val="none" w:color="000000" w:sz="4" w:space="0"/>
         </w:tcBorders>
       </w:tcPr>
     </w:tblStylePr>
@@ -24307,12 +26142,12 @@
         <w:tblBorders/>
       </w:tblPr>
       <w:tcPr>
-        <w:shd w:color="ffffff"/>
+        <w:shd w:val="clear" w:color="ffffff"/>
         <w:tcBorders>
-          <w:top w:val="none"/>
+          <w:top w:val="none" w:color="000000" w:sz="4" w:space="0"/>
           <w:left w:val="single" w:color="000000" w:themeColor="accent3" w:themeTint="98" w:sz="4" w:space="0"/>
-          <w:bottom w:val="none"/>
-          <w:right w:val="none"/>
+          <w:bottom w:val="none" w:color="000000" w:sz="4" w:space="0"/>
+          <w:right w:val="none" w:color="000000" w:sz="4" w:space="0"/>
         </w:tcBorders>
       </w:tcPr>
     </w:tblStylePr>
@@ -24335,9 +26170,9 @@
         <w:shd w:val="clear" w:color="ffffff" w:themeColor="light1" w:fill="ffffff" w:themeFill="light1"/>
         <w:tcBorders>
           <w:top w:val="single" w:color="000000" w:themeColor="accent3" w:themeTint="98" w:sz="4" w:space="0"/>
-          <w:left w:val="none"/>
-          <w:bottom w:val="none"/>
-          <w:right w:val="none"/>
+          <w:left w:val="none" w:color="000000" w:sz="4" w:space="0"/>
+          <w:bottom w:val="none" w:color="000000" w:sz="4" w:space="0"/>
+          <w:right w:val="none" w:color="000000" w:sz="4" w:space="0"/>
         </w:tcBorders>
       </w:tcPr>
     </w:tblStylePr>
@@ -24412,9 +26247,9 @@
       </w:tcPr>
     </w:tblStylePr>
   </w:style>
-  <w:style w:type="table" w:styleId="114">
+  <w:style w:type="table" w:styleId="803">
     <w:name w:val="List Table 7 Colorful - Accent 4"/>
-    <w:basedOn w:val="665"/>
+    <w:basedOn w:val="887"/>
     <w:uiPriority w:val="99"/>
     <w:pPr>
       <w:pBdr/>
@@ -24513,11 +26348,11 @@
         <w:tblBorders/>
       </w:tblPr>
       <w:tcPr>
-        <w:shd w:color="ffffff"/>
+        <w:shd w:val="clear" w:color="ffffff"/>
         <w:tcBorders>
-          <w:top w:val="none"/>
-          <w:left w:val="none"/>
-          <w:bottom w:val="none"/>
+          <w:top w:val="none" w:color="000000" w:sz="4" w:space="0"/>
+          <w:left w:val="none" w:color="000000" w:sz="4" w:space="0"/>
+          <w:bottom w:val="none" w:color="000000" w:sz="4" w:space="0"/>
           <w:right w:val="single" w:color="000000" w:themeColor="accent4" w:themeTint="9A" w:sz="4" w:space="0"/>
         </w:tcBorders>
       </w:tcPr>
@@ -24540,10 +26375,10 @@
       <w:tcPr>
         <w:shd w:val="clear" w:color="ffffff" w:themeColor="light1" w:fill="ffffff" w:themeFill="light1"/>
         <w:tcBorders>
-          <w:top w:val="none"/>
-          <w:left w:val="none"/>
+          <w:top w:val="none" w:color="000000" w:sz="4" w:space="0"/>
+          <w:left w:val="none" w:color="000000" w:sz="4" w:space="0"/>
           <w:bottom w:val="single" w:color="000000" w:themeColor="accent4" w:themeTint="9A" w:sz="4" w:space="0"/>
-          <w:right w:val="none"/>
+          <w:right w:val="none" w:color="000000" w:sz="4" w:space="0"/>
         </w:tcBorders>
       </w:tcPr>
     </w:tblStylePr>
@@ -24563,12 +26398,12 @@
         <w:tblBorders/>
       </w:tblPr>
       <w:tcPr>
-        <w:shd w:color="ffffff"/>
+        <w:shd w:val="clear" w:color="ffffff"/>
         <w:tcBorders>
-          <w:top w:val="none"/>
+          <w:top w:val="none" w:color="000000" w:sz="4" w:space="0"/>
           <w:left w:val="single" w:color="000000" w:themeColor="accent4" w:themeTint="9A" w:sz="4" w:space="0"/>
-          <w:bottom w:val="none"/>
-          <w:right w:val="none"/>
+          <w:bottom w:val="none" w:color="000000" w:sz="4" w:space="0"/>
+          <w:right w:val="none" w:color="000000" w:sz="4" w:space="0"/>
         </w:tcBorders>
       </w:tcPr>
     </w:tblStylePr>
@@ -24591,9 +26426,9 @@
         <w:shd w:val="clear" w:color="ffffff" w:themeColor="light1" w:fill="ffffff" w:themeFill="light1"/>
         <w:tcBorders>
           <w:top w:val="single" w:color="000000" w:themeColor="accent4" w:themeTint="9A" w:sz="4" w:space="0"/>
-          <w:left w:val="none"/>
-          <w:bottom w:val="none"/>
-          <w:right w:val="none"/>
+          <w:left w:val="none" w:color="000000" w:sz="4" w:space="0"/>
+          <w:bottom w:val="none" w:color="000000" w:sz="4" w:space="0"/>
+          <w:right w:val="none" w:color="000000" w:sz="4" w:space="0"/>
         </w:tcBorders>
       </w:tcPr>
     </w:tblStylePr>
@@ -24668,9 +26503,9 @@
       </w:tcPr>
     </w:tblStylePr>
   </w:style>
-  <w:style w:type="table" w:styleId="115">
+  <w:style w:type="table" w:styleId="804">
     <w:name w:val="List Table 7 Colorful - Accent 5"/>
-    <w:basedOn w:val="665"/>
+    <w:basedOn w:val="887"/>
     <w:uiPriority w:val="99"/>
     <w:pPr>
       <w:pBdr/>
@@ -24769,11 +26604,11 @@
         <w:tblBorders/>
       </w:tblPr>
       <w:tcPr>
-        <w:shd w:color="ffffff"/>
+        <w:shd w:val="clear" w:color="ffffff"/>
         <w:tcBorders>
-          <w:top w:val="none"/>
-          <w:left w:val="none"/>
-          <w:bottom w:val="none"/>
+          <w:top w:val="none" w:color="000000" w:sz="4" w:space="0"/>
+          <w:left w:val="none" w:color="000000" w:sz="4" w:space="0"/>
+          <w:bottom w:val="none" w:color="000000" w:sz="4" w:space="0"/>
           <w:right w:val="single" w:color="000000" w:themeColor="accent5" w:themeTint="9A" w:sz="4" w:space="0"/>
         </w:tcBorders>
       </w:tcPr>
@@ -24796,10 +26631,10 @@
       <w:tcPr>
         <w:shd w:val="clear" w:color="ffffff" w:themeColor="light1" w:fill="ffffff" w:themeFill="light1"/>
         <w:tcBorders>
-          <w:top w:val="none"/>
-          <w:left w:val="none"/>
+          <w:top w:val="none" w:color="000000" w:sz="4" w:space="0"/>
+          <w:left w:val="none" w:color="000000" w:sz="4" w:space="0"/>
           <w:bottom w:val="single" w:color="000000" w:themeColor="accent5" w:themeTint="9A" w:sz="4" w:space="0"/>
-          <w:right w:val="none"/>
+          <w:right w:val="none" w:color="000000" w:sz="4" w:space="0"/>
         </w:tcBorders>
       </w:tcPr>
     </w:tblStylePr>
@@ -24819,12 +26654,12 @@
         <w:tblBorders/>
       </w:tblPr>
       <w:tcPr>
-        <w:shd w:color="ffffff"/>
+        <w:shd w:val="clear" w:color="ffffff"/>
         <w:tcBorders>
-          <w:top w:val="none"/>
+          <w:top w:val="none" w:color="000000" w:sz="4" w:space="0"/>
           <w:left w:val="single" w:color="000000" w:themeColor="accent5" w:themeTint="9A" w:sz="4" w:space="0"/>
-          <w:bottom w:val="none"/>
-          <w:right w:val="none"/>
+          <w:bottom w:val="none" w:color="000000" w:sz="4" w:space="0"/>
+          <w:right w:val="none" w:color="000000" w:sz="4" w:space="0"/>
         </w:tcBorders>
       </w:tcPr>
     </w:tblStylePr>
@@ -24847,9 +26682,9 @@
         <w:shd w:val="clear" w:color="ffffff" w:themeColor="light1" w:fill="ffffff" w:themeFill="light1"/>
         <w:tcBorders>
           <w:top w:val="single" w:color="000000" w:themeColor="accent5" w:themeTint="9A" w:sz="4" w:space="0"/>
-          <w:left w:val="none"/>
-          <w:bottom w:val="none"/>
-          <w:right w:val="none"/>
+          <w:left w:val="none" w:color="000000" w:sz="4" w:space="0"/>
+          <w:bottom w:val="none" w:color="000000" w:sz="4" w:space="0"/>
+          <w:right w:val="none" w:color="000000" w:sz="4" w:space="0"/>
         </w:tcBorders>
       </w:tcPr>
     </w:tblStylePr>
@@ -24924,9 +26759,9 @@
       </w:tcPr>
     </w:tblStylePr>
   </w:style>
-  <w:style w:type="table" w:styleId="116">
+  <w:style w:type="table" w:styleId="805">
     <w:name w:val="List Table 7 Colorful - Accent 6"/>
-    <w:basedOn w:val="665"/>
+    <w:basedOn w:val="887"/>
     <w:uiPriority w:val="99"/>
     <w:pPr>
       <w:pBdr/>
@@ -25025,11 +26860,11 @@
         <w:tblBorders/>
       </w:tblPr>
       <w:tcPr>
-        <w:shd w:color="ffffff"/>
+        <w:shd w:val="clear" w:color="ffffff"/>
         <w:tcBorders>
-          <w:top w:val="none"/>
-          <w:left w:val="none"/>
-          <w:bottom w:val="none"/>
+          <w:top w:val="none" w:color="000000" w:sz="4" w:space="0"/>
+          <w:left w:val="none" w:color="000000" w:sz="4" w:space="0"/>
+          <w:bottom w:val="none" w:color="000000" w:sz="4" w:space="0"/>
           <w:right w:val="single" w:color="000000" w:themeColor="accent6" w:themeTint="98" w:sz="4" w:space="0"/>
         </w:tcBorders>
       </w:tcPr>
@@ -25052,10 +26887,10 @@
       <w:tcPr>
         <w:shd w:val="clear" w:color="ffffff" w:themeColor="light1" w:fill="ffffff" w:themeFill="light1"/>
         <w:tcBorders>
-          <w:top w:val="none"/>
-          <w:left w:val="none"/>
+          <w:top w:val="none" w:color="000000" w:sz="4" w:space="0"/>
+          <w:left w:val="none" w:color="000000" w:sz="4" w:space="0"/>
           <w:bottom w:val="single" w:color="000000" w:themeColor="accent6" w:themeTint="98" w:sz="4" w:space="0"/>
-          <w:right w:val="none"/>
+          <w:right w:val="none" w:color="000000" w:sz="4" w:space="0"/>
         </w:tcBorders>
       </w:tcPr>
     </w:tblStylePr>
@@ -25075,12 +26910,12 @@
         <w:tblBorders/>
       </w:tblPr>
       <w:tcPr>
-        <w:shd w:color="ffffff"/>
+        <w:shd w:val="clear" w:color="ffffff"/>
         <w:tcBorders>
-          <w:top w:val="none"/>
+          <w:top w:val="none" w:color="000000" w:sz="4" w:space="0"/>
           <w:left w:val="single" w:color="000000" w:themeColor="accent6" w:themeTint="98" w:sz="4" w:space="0"/>
-          <w:bottom w:val="none"/>
-          <w:right w:val="none"/>
+          <w:bottom w:val="none" w:color="000000" w:sz="4" w:space="0"/>
+          <w:right w:val="none" w:color="000000" w:sz="4" w:space="0"/>
         </w:tcBorders>
       </w:tcPr>
     </w:tblStylePr>
@@ -25103,9 +26938,9 @@
         <w:shd w:val="clear" w:color="ffffff" w:themeColor="light1" w:fill="ffffff" w:themeFill="light1"/>
         <w:tcBorders>
           <w:top w:val="single" w:color="000000" w:themeColor="accent6" w:themeTint="98" w:sz="4" w:space="0"/>
-          <w:left w:val="none"/>
-          <w:bottom w:val="none"/>
-          <w:right w:val="none"/>
+          <w:left w:val="none" w:color="000000" w:sz="4" w:space="0"/>
+          <w:bottom w:val="none" w:color="000000" w:sz="4" w:space="0"/>
+          <w:right w:val="none" w:color="000000" w:sz="4" w:space="0"/>
         </w:tcBorders>
       </w:tcPr>
     </w:tblStylePr>
@@ -25180,9 +27015,9 @@
       </w:tcPr>
     </w:tblStylePr>
   </w:style>
-  <w:style w:type="table" w:styleId="117">
+  <w:style w:type="table" w:styleId="806">
     <w:name w:val="Lined - Accent"/>
-    <w:basedOn w:val="665"/>
+    <w:basedOn w:val="887"/>
     <w:uiPriority w:val="99"/>
     <w:pPr>
       <w:pBdr/>
@@ -25417,9 +27252,9 @@
       </w:tcPr>
     </w:tblStylePr>
   </w:style>
-  <w:style w:type="table" w:styleId="118">
+  <w:style w:type="table" w:styleId="807">
     <w:name w:val="Lined - Accent 1"/>
-    <w:basedOn w:val="665"/>
+    <w:basedOn w:val="887"/>
     <w:uiPriority w:val="99"/>
     <w:pPr>
       <w:pBdr/>
@@ -25654,9 +27489,9 @@
       </w:tcPr>
     </w:tblStylePr>
   </w:style>
-  <w:style w:type="table" w:styleId="119">
+  <w:style w:type="table" w:styleId="808">
     <w:name w:val="Lined - Accent 2"/>
-    <w:basedOn w:val="665"/>
+    <w:basedOn w:val="887"/>
     <w:uiPriority w:val="99"/>
     <w:pPr>
       <w:pBdr/>
@@ -25891,9 +27726,9 @@
       </w:tcPr>
     </w:tblStylePr>
   </w:style>
-  <w:style w:type="table" w:styleId="120">
+  <w:style w:type="table" w:styleId="809">
     <w:name w:val="Lined - Accent 3"/>
-    <w:basedOn w:val="665"/>
+    <w:basedOn w:val="887"/>
     <w:uiPriority w:val="99"/>
     <w:pPr>
       <w:pBdr/>
@@ -26128,9 +27963,9 @@
       </w:tcPr>
     </w:tblStylePr>
   </w:style>
-  <w:style w:type="table" w:styleId="121">
+  <w:style w:type="table" w:styleId="810">
     <w:name w:val="Lined - Accent 4"/>
-    <w:basedOn w:val="665"/>
+    <w:basedOn w:val="887"/>
     <w:uiPriority w:val="99"/>
     <w:pPr>
       <w:pBdr/>
@@ -26365,9 +28200,9 @@
       </w:tcPr>
     </w:tblStylePr>
   </w:style>
-  <w:style w:type="table" w:styleId="122">
+  <w:style w:type="table" w:styleId="811">
     <w:name w:val="Lined - Accent 5"/>
-    <w:basedOn w:val="665"/>
+    <w:basedOn w:val="887"/>
     <w:uiPriority w:val="99"/>
     <w:pPr>
       <w:pBdr/>
@@ -26602,9 +28437,9 @@
       </w:tcPr>
     </w:tblStylePr>
   </w:style>
-  <w:style w:type="table" w:styleId="123">
+  <w:style w:type="table" w:styleId="812">
     <w:name w:val="Lined - Accent 6"/>
-    <w:basedOn w:val="665"/>
+    <w:basedOn w:val="887"/>
     <w:uiPriority w:val="99"/>
     <w:pPr>
       <w:pBdr/>
@@ -26839,9 +28674,9 @@
       </w:tcPr>
     </w:tblStylePr>
   </w:style>
-  <w:style w:type="table" w:styleId="124">
+  <w:style w:type="table" w:styleId="813">
     <w:name w:val="Bordered &amp; Lined - Accent"/>
-    <w:basedOn w:val="665"/>
+    <w:basedOn w:val="887"/>
     <w:uiPriority w:val="99"/>
     <w:pPr>
       <w:pBdr/>
@@ -27083,9 +28918,9 @@
       </w:tcPr>
     </w:tblStylePr>
   </w:style>
-  <w:style w:type="table" w:styleId="125">
+  <w:style w:type="table" w:styleId="814">
     <w:name w:val="Bordered &amp; Lined - Accent 1"/>
-    <w:basedOn w:val="665"/>
+    <w:basedOn w:val="887"/>
     <w:uiPriority w:val="99"/>
     <w:pPr>
       <w:pBdr/>
@@ -27327,9 +29162,9 @@
       </w:tcPr>
     </w:tblStylePr>
   </w:style>
-  <w:style w:type="table" w:styleId="126">
+  <w:style w:type="table" w:styleId="815">
     <w:name w:val="Bordered &amp; Lined - Accent 2"/>
-    <w:basedOn w:val="665"/>
+    <w:basedOn w:val="887"/>
     <w:uiPriority w:val="99"/>
     <w:pPr>
       <w:pBdr/>
@@ -27571,9 +29406,9 @@
       </w:tcPr>
     </w:tblStylePr>
   </w:style>
-  <w:style w:type="table" w:styleId="127">
+  <w:style w:type="table" w:styleId="816">
     <w:name w:val="Bordered &amp; Lined - Accent 3"/>
-    <w:basedOn w:val="665"/>
+    <w:basedOn w:val="887"/>
     <w:uiPriority w:val="99"/>
     <w:pPr>
       <w:pBdr/>
@@ -27815,9 +29650,9 @@
       </w:tcPr>
     </w:tblStylePr>
   </w:style>
-  <w:style w:type="table" w:styleId="128">
+  <w:style w:type="table" w:styleId="817">
     <w:name w:val="Bordered &amp; Lined - Accent 4"/>
-    <w:basedOn w:val="665"/>
+    <w:basedOn w:val="887"/>
     <w:uiPriority w:val="99"/>
     <w:pPr>
       <w:pBdr/>
@@ -28059,9 +29894,9 @@
       </w:tcPr>
     </w:tblStylePr>
   </w:style>
-  <w:style w:type="table" w:styleId="129">
+  <w:style w:type="table" w:styleId="818">
     <w:name w:val="Bordered &amp; Lined - Accent 5"/>
-    <w:basedOn w:val="665"/>
+    <w:basedOn w:val="887"/>
     <w:uiPriority w:val="99"/>
     <w:pPr>
       <w:pBdr/>
@@ -28303,9 +30138,9 @@
       </w:tcPr>
     </w:tblStylePr>
   </w:style>
-  <w:style w:type="table" w:styleId="130">
+  <w:style w:type="table" w:styleId="819">
     <w:name w:val="Bordered &amp; Lined - Accent 6"/>
-    <w:basedOn w:val="665"/>
+    <w:basedOn w:val="887"/>
     <w:uiPriority w:val="99"/>
     <w:pPr>
       <w:pBdr/>
@@ -28547,9 +30382,9 @@
       </w:tcPr>
     </w:tblStylePr>
   </w:style>
-  <w:style w:type="table" w:styleId="131">
+  <w:style w:type="table" w:styleId="820">
     <w:name w:val="Bordered"/>
-    <w:basedOn w:val="665"/>
+    <w:basedOn w:val="887"/>
     <w:uiPriority w:val="99"/>
     <w:pPr>
       <w:pBdr/>
@@ -28778,9 +30613,9 @@
       </w:tcPr>
     </w:tblStylePr>
   </w:style>
-  <w:style w:type="table" w:styleId="132">
+  <w:style w:type="table" w:styleId="821">
     <w:name w:val="Bordered - Accent 1"/>
-    <w:basedOn w:val="665"/>
+    <w:basedOn w:val="887"/>
     <w:uiPriority w:val="99"/>
     <w:pPr>
       <w:pBdr/>
@@ -29009,9 +30844,9 @@
       </w:tcPr>
     </w:tblStylePr>
   </w:style>
-  <w:style w:type="table" w:styleId="133">
+  <w:style w:type="table" w:styleId="822">
     <w:name w:val="Bordered - Accent 2"/>
-    <w:basedOn w:val="665"/>
+    <w:basedOn w:val="887"/>
     <w:uiPriority w:val="99"/>
     <w:pPr>
       <w:pBdr/>
@@ -29240,9 +31075,9 @@
       </w:tcPr>
     </w:tblStylePr>
   </w:style>
-  <w:style w:type="table" w:styleId="134">
+  <w:style w:type="table" w:styleId="823">
     <w:name w:val="Bordered - Accent 3"/>
-    <w:basedOn w:val="665"/>
+    <w:basedOn w:val="887"/>
     <w:uiPriority w:val="99"/>
     <w:pPr>
       <w:pBdr/>
@@ -29471,9 +31306,9 @@
       </w:tcPr>
     </w:tblStylePr>
   </w:style>
-  <w:style w:type="table" w:styleId="135">
+  <w:style w:type="table" w:styleId="824">
     <w:name w:val="Bordered - Accent 4"/>
-    <w:basedOn w:val="665"/>
+    <w:basedOn w:val="887"/>
     <w:uiPriority w:val="99"/>
     <w:pPr>
       <w:pBdr/>
@@ -29702,9 +31537,9 @@
       </w:tcPr>
     </w:tblStylePr>
   </w:style>
-  <w:style w:type="table" w:styleId="136">
+  <w:style w:type="table" w:styleId="825">
     <w:name w:val="Bordered - Accent 5"/>
-    <w:basedOn w:val="665"/>
+    <w:basedOn w:val="887"/>
     <w:uiPriority w:val="99"/>
     <w:pPr>
       <w:pBdr/>
@@ -29933,9 +31768,9 @@
       </w:tcPr>
     </w:tblStylePr>
   </w:style>
-  <w:style w:type="table" w:styleId="137">
+  <w:style w:type="table" w:styleId="826">
     <w:name w:val="Bordered - Accent 6"/>
-    <w:basedOn w:val="665"/>
+    <w:basedOn w:val="887"/>
     <w:uiPriority w:val="99"/>
     <w:pPr>
       <w:pBdr/>
@@ -30164,11 +31999,11 @@
       </w:tcPr>
     </w:tblStylePr>
   </w:style>
-  <w:style w:type="paragraph" w:styleId="139">
+  <w:style w:type="paragraph" w:styleId="827">
     <w:name w:val="Heading 1"/>
-    <w:basedOn w:val="664"/>
-    <w:next w:val="664"/>
-    <w:link w:val="150"/>
+    <w:basedOn w:val="886"/>
+    <w:next w:val="886"/>
+    <w:link w:val="837"/>
     <w:uiPriority w:val="9"/>
     <w:qFormat/>
     <w:pPr>
@@ -30186,11 +32021,11 @@
       <w:szCs w:val="40"/>
     </w:rPr>
   </w:style>
-  <w:style w:type="paragraph" w:styleId="140">
+  <w:style w:type="paragraph" w:styleId="828">
     <w:name w:val="Heading 2"/>
-    <w:basedOn w:val="664"/>
-    <w:next w:val="664"/>
-    <w:link w:val="151"/>
+    <w:basedOn w:val="886"/>
+    <w:next w:val="886"/>
+    <w:link w:val="838"/>
     <w:uiPriority w:val="9"/>
     <w:unhideWhenUsed/>
     <w:qFormat/>
@@ -30209,11 +32044,11 @@
       <w:szCs w:val="32"/>
     </w:rPr>
   </w:style>
-  <w:style w:type="paragraph" w:styleId="141">
+  <w:style w:type="paragraph" w:styleId="829">
     <w:name w:val="Heading 3"/>
-    <w:basedOn w:val="664"/>
-    <w:next w:val="664"/>
-    <w:link w:val="152"/>
+    <w:basedOn w:val="886"/>
+    <w:next w:val="886"/>
+    <w:link w:val="839"/>
     <w:uiPriority w:val="9"/>
     <w:unhideWhenUsed/>
     <w:qFormat/>
@@ -30232,11 +32067,11 @@
       <w:szCs w:val="28"/>
     </w:rPr>
   </w:style>
-  <w:style w:type="paragraph" w:styleId="142">
+  <w:style w:type="paragraph" w:styleId="830">
     <w:name w:val="Heading 4"/>
-    <w:basedOn w:val="664"/>
-    <w:next w:val="664"/>
-    <w:link w:val="153"/>
+    <w:basedOn w:val="886"/>
+    <w:next w:val="886"/>
+    <w:link w:val="840"/>
     <w:uiPriority w:val="9"/>
     <w:unhideWhenUsed/>
     <w:qFormat/>
@@ -30255,11 +32090,11 @@
       <w:color w:val="0f4761" w:themeColor="accent1" w:themeShade="BF"/>
     </w:rPr>
   </w:style>
-  <w:style w:type="paragraph" w:styleId="143">
+  <w:style w:type="paragraph" w:styleId="831">
     <w:name w:val="Heading 5"/>
-    <w:basedOn w:val="664"/>
-    <w:next w:val="664"/>
-    <w:link w:val="154"/>
+    <w:basedOn w:val="886"/>
+    <w:next w:val="886"/>
+    <w:link w:val="841"/>
     <w:uiPriority w:val="9"/>
     <w:unhideWhenUsed/>
     <w:qFormat/>
@@ -30276,11 +32111,11 @@
       <w:color w:val="0f4761" w:themeColor="accent1" w:themeShade="BF"/>
     </w:rPr>
   </w:style>
-  <w:style w:type="paragraph" w:styleId="144">
+  <w:style w:type="paragraph" w:styleId="832">
     <w:name w:val="Heading 6"/>
-    <w:basedOn w:val="664"/>
-    <w:next w:val="664"/>
-    <w:link w:val="155"/>
+    <w:basedOn w:val="886"/>
+    <w:next w:val="886"/>
+    <w:link w:val="842"/>
     <w:uiPriority w:val="9"/>
     <w:unhideWhenUsed/>
     <w:qFormat/>
@@ -30299,11 +32134,11 @@
       <w:color w:val="595959" w:themeColor="text1" w:themeTint="A6"/>
     </w:rPr>
   </w:style>
-  <w:style w:type="paragraph" w:styleId="145">
+  <w:style w:type="paragraph" w:styleId="833">
     <w:name w:val="Heading 7"/>
-    <w:basedOn w:val="664"/>
-    <w:next w:val="664"/>
-    <w:link w:val="156"/>
+    <w:basedOn w:val="886"/>
+    <w:next w:val="886"/>
+    <w:link w:val="843"/>
     <w:uiPriority w:val="9"/>
     <w:unhideWhenUsed/>
     <w:qFormat/>
@@ -30320,11 +32155,11 @@
       <w:color w:val="595959" w:themeColor="text1" w:themeTint="A6"/>
     </w:rPr>
   </w:style>
-  <w:style w:type="paragraph" w:styleId="146">
+  <w:style w:type="paragraph" w:styleId="834">
     <w:name w:val="Heading 8"/>
-    <w:basedOn w:val="664"/>
-    <w:next w:val="664"/>
-    <w:link w:val="157"/>
+    <w:basedOn w:val="886"/>
+    <w:next w:val="886"/>
+    <w:link w:val="844"/>
     <w:uiPriority w:val="9"/>
     <w:unhideWhenUsed/>
     <w:qFormat/>
@@ -30343,11 +32178,11 @@
       <w:color w:val="272727" w:themeColor="text1" w:themeTint="D8"/>
     </w:rPr>
   </w:style>
-  <w:style w:type="paragraph" w:styleId="147">
+  <w:style w:type="paragraph" w:styleId="835">
     <w:name w:val="Heading 9"/>
-    <w:basedOn w:val="664"/>
-    <w:next w:val="664"/>
-    <w:link w:val="158"/>
+    <w:basedOn w:val="886"/>
+    <w:next w:val="886"/>
+    <w:link w:val="845"/>
     <w:uiPriority w:val="9"/>
     <w:unhideWhenUsed/>
     <w:qFormat/>
@@ -30366,7 +32201,7 @@
       <w:color w:val="272727" w:themeColor="text1" w:themeTint="D8"/>
     </w:rPr>
   </w:style>
-  <w:style w:type="character" w:styleId="148" w:default="1">
+  <w:style w:type="character" w:styleId="836" w:default="1">
     <w:name w:val="Default Paragraph Font"/>
     <w:uiPriority w:val="1"/>
     <w:semiHidden/>
@@ -30377,10 +32212,10 @@
       <w:ind/>
     </w:pPr>
   </w:style>
-  <w:style w:type="character" w:styleId="150">
+  <w:style w:type="character" w:styleId="837">
     <w:name w:val="Heading 1 Char"/>
-    <w:basedOn w:val="148"/>
-    <w:link w:val="139"/>
+    <w:basedOn w:val="836"/>
+    <w:link w:val="827"/>
     <w:uiPriority w:val="9"/>
     <w:pPr>
       <w:pBdr/>
@@ -30394,10 +32229,10 @@
       <w:szCs w:val="40"/>
     </w:rPr>
   </w:style>
-  <w:style w:type="character" w:styleId="151">
+  <w:style w:type="character" w:styleId="838">
     <w:name w:val="Heading 2 Char"/>
-    <w:basedOn w:val="148"/>
-    <w:link w:val="140"/>
+    <w:basedOn w:val="836"/>
+    <w:link w:val="828"/>
     <w:uiPriority w:val="9"/>
     <w:pPr>
       <w:pBdr/>
@@ -30411,10 +32246,10 @@
       <w:szCs w:val="32"/>
     </w:rPr>
   </w:style>
-  <w:style w:type="character" w:styleId="152">
+  <w:style w:type="character" w:styleId="839">
     <w:name w:val="Heading 3 Char"/>
-    <w:basedOn w:val="148"/>
-    <w:link w:val="141"/>
+    <w:basedOn w:val="836"/>
+    <w:link w:val="829"/>
     <w:uiPriority w:val="9"/>
     <w:pPr>
       <w:pBdr/>
@@ -30428,10 +32263,10 @@
       <w:szCs w:val="28"/>
     </w:rPr>
   </w:style>
-  <w:style w:type="character" w:styleId="153">
+  <w:style w:type="character" w:styleId="840">
     <w:name w:val="Heading 4 Char"/>
-    <w:basedOn w:val="148"/>
-    <w:link w:val="142"/>
+    <w:basedOn w:val="836"/>
+    <w:link w:val="830"/>
     <w:uiPriority w:val="9"/>
     <w:pPr>
       <w:pBdr/>
@@ -30445,10 +32280,10 @@
       <w:color w:val="0f4761" w:themeColor="accent1" w:themeShade="BF"/>
     </w:rPr>
   </w:style>
-  <w:style w:type="character" w:styleId="154">
+  <w:style w:type="character" w:styleId="841">
     <w:name w:val="Heading 5 Char"/>
-    <w:basedOn w:val="148"/>
-    <w:link w:val="143"/>
+    <w:basedOn w:val="836"/>
+    <w:link w:val="831"/>
     <w:uiPriority w:val="9"/>
     <w:pPr>
       <w:pBdr/>
@@ -30460,10 +32295,10 @@
       <w:color w:val="0f4761" w:themeColor="accent1" w:themeShade="BF"/>
     </w:rPr>
   </w:style>
-  <w:style w:type="character" w:styleId="155">
+  <w:style w:type="character" w:styleId="842">
     <w:name w:val="Heading 6 Char"/>
-    <w:basedOn w:val="148"/>
-    <w:link w:val="144"/>
+    <w:basedOn w:val="836"/>
+    <w:link w:val="832"/>
     <w:uiPriority w:val="9"/>
     <w:pPr>
       <w:pBdr/>
@@ -30477,10 +32312,10 @@
       <w:color w:val="595959" w:themeColor="text1" w:themeTint="A6"/>
     </w:rPr>
   </w:style>
-  <w:style w:type="character" w:styleId="156">
+  <w:style w:type="character" w:styleId="843">
     <w:name w:val="Heading 7 Char"/>
-    <w:basedOn w:val="148"/>
-    <w:link w:val="145"/>
+    <w:basedOn w:val="836"/>
+    <w:link w:val="833"/>
     <w:uiPriority w:val="9"/>
     <w:pPr>
       <w:pBdr/>
@@ -30492,10 +32327,10 @@
       <w:color w:val="595959" w:themeColor="text1" w:themeTint="A6"/>
     </w:rPr>
   </w:style>
-  <w:style w:type="character" w:styleId="157">
+  <w:style w:type="character" w:styleId="844">
     <w:name w:val="Heading 8 Char"/>
-    <w:basedOn w:val="148"/>
-    <w:link w:val="146"/>
+    <w:basedOn w:val="836"/>
+    <w:link w:val="834"/>
     <w:uiPriority w:val="9"/>
     <w:pPr>
       <w:pBdr/>
@@ -30509,10 +32344,10 @@
       <w:color w:val="272727" w:themeColor="text1" w:themeTint="D8"/>
     </w:rPr>
   </w:style>
-  <w:style w:type="character" w:styleId="158">
+  <w:style w:type="character" w:styleId="845">
     <w:name w:val="Heading 9 Char"/>
-    <w:basedOn w:val="148"/>
-    <w:link w:val="147"/>
+    <w:basedOn w:val="836"/>
+    <w:link w:val="835"/>
     <w:uiPriority w:val="9"/>
     <w:pPr>
       <w:pBdr/>
@@ -30526,11 +32361,11 @@
       <w:color w:val="272727" w:themeColor="text1" w:themeTint="D8"/>
     </w:rPr>
   </w:style>
-  <w:style w:type="paragraph" w:styleId="159">
+  <w:style w:type="paragraph" w:styleId="846">
     <w:name w:val="Title"/>
-    <w:basedOn w:val="664"/>
-    <w:next w:val="664"/>
-    <w:link w:val="160"/>
+    <w:basedOn w:val="886"/>
+    <w:next w:val="886"/>
+    <w:link w:val="847"/>
     <w:uiPriority w:val="10"/>
     <w:qFormat/>
     <w:pPr>
@@ -30546,10 +32381,10 @@
       <w:szCs w:val="56"/>
     </w:rPr>
   </w:style>
-  <w:style w:type="character" w:styleId="160">
+  <w:style w:type="character" w:styleId="847">
     <w:name w:val="Title Char"/>
-    <w:basedOn w:val="148"/>
-    <w:link w:val="159"/>
+    <w:basedOn w:val="836"/>
+    <w:link w:val="846"/>
     <w:uiPriority w:val="10"/>
     <w:pPr>
       <w:pBdr/>
@@ -30563,11 +32398,11 @@
       <w:szCs w:val="56"/>
     </w:rPr>
   </w:style>
-  <w:style w:type="paragraph" w:styleId="161">
+  <w:style w:type="paragraph" w:styleId="848">
     <w:name w:val="Subtitle"/>
-    <w:basedOn w:val="664"/>
-    <w:next w:val="664"/>
-    <w:link w:val="162"/>
+    <w:basedOn w:val="886"/>
+    <w:next w:val="886"/>
+    <w:link w:val="849"/>
     <w:uiPriority w:val="11"/>
     <w:qFormat/>
     <w:pPr>
@@ -30585,10 +32420,10 @@
       <w:szCs w:val="28"/>
     </w:rPr>
   </w:style>
-  <w:style w:type="character" w:styleId="162">
+  <w:style w:type="character" w:styleId="849">
     <w:name w:val="Subtitle Char"/>
-    <w:basedOn w:val="148"/>
-    <w:link w:val="161"/>
+    <w:basedOn w:val="836"/>
+    <w:link w:val="848"/>
     <w:uiPriority w:val="11"/>
     <w:pPr>
       <w:pBdr/>
@@ -30602,11 +32437,11 @@
       <w:szCs w:val="28"/>
     </w:rPr>
   </w:style>
-  <w:style w:type="paragraph" w:styleId="163">
+  <w:style w:type="paragraph" w:styleId="850">
     <w:name w:val="Quote"/>
-    <w:basedOn w:val="664"/>
-    <w:next w:val="664"/>
-    <w:link w:val="164"/>
+    <w:basedOn w:val="886"/>
+    <w:next w:val="886"/>
+    <w:link w:val="851"/>
     <w:uiPriority w:val="29"/>
     <w:qFormat/>
     <w:pPr>
@@ -30621,10 +32456,10 @@
       <w:color w:val="404040" w:themeColor="text1" w:themeTint="BF"/>
     </w:rPr>
   </w:style>
-  <w:style w:type="character" w:styleId="164">
+  <w:style w:type="character" w:styleId="851">
     <w:name w:val="Quote Char"/>
-    <w:basedOn w:val="148"/>
-    <w:link w:val="163"/>
+    <w:basedOn w:val="836"/>
+    <w:link w:val="850"/>
     <w:uiPriority w:val="29"/>
     <w:pPr>
       <w:pBdr/>
@@ -30637,9 +32472,9 @@
       <w:color w:val="404040" w:themeColor="text1" w:themeTint="BF"/>
     </w:rPr>
   </w:style>
-  <w:style w:type="character" w:styleId="166">
+  <w:style w:type="character" w:styleId="852">
     <w:name w:val="Intense Emphasis"/>
-    <w:basedOn w:val="148"/>
+    <w:basedOn w:val="836"/>
     <w:uiPriority w:val="21"/>
     <w:qFormat/>
     <w:pPr>
@@ -30653,11 +32488,11 @@
       <w:color w:val="0f4761" w:themeColor="accent1" w:themeShade="BF"/>
     </w:rPr>
   </w:style>
-  <w:style w:type="paragraph" w:styleId="167">
+  <w:style w:type="paragraph" w:styleId="853">
     <w:name w:val="Intense Quote"/>
-    <w:basedOn w:val="664"/>
-    <w:next w:val="664"/>
-    <w:link w:val="168"/>
+    <w:basedOn w:val="886"/>
+    <w:next w:val="886"/>
+    <w:link w:val="854"/>
     <w:uiPriority w:val="30"/>
     <w:qFormat/>
     <w:pPr>
@@ -30675,10 +32510,10 @@
       <w:color w:val="0f4761" w:themeColor="accent1" w:themeShade="BF"/>
     </w:rPr>
   </w:style>
-  <w:style w:type="character" w:styleId="168">
+  <w:style w:type="character" w:styleId="854">
     <w:name w:val="Intense Quote Char"/>
-    <w:basedOn w:val="148"/>
-    <w:link w:val="167"/>
+    <w:basedOn w:val="836"/>
+    <w:link w:val="853"/>
     <w:uiPriority w:val="30"/>
     <w:pPr>
       <w:pBdr/>
@@ -30691,9 +32526,9 @@
       <w:color w:val="0f4761" w:themeColor="accent1" w:themeShade="BF"/>
     </w:rPr>
   </w:style>
-  <w:style w:type="character" w:styleId="169">
+  <w:style w:type="character" w:styleId="855">
     <w:name w:val="Intense Reference"/>
-    <w:basedOn w:val="148"/>
+    <w:basedOn w:val="836"/>
     <w:uiPriority w:val="32"/>
     <w:qFormat/>
     <w:pPr>
@@ -30709,9 +32544,9 @@
       <w:spacing w:val="5"/>
     </w:rPr>
   </w:style>
-  <w:style w:type="character" w:styleId="171">
+  <w:style w:type="character" w:styleId="856">
     <w:name w:val="Subtle Emphasis"/>
-    <w:basedOn w:val="148"/>
+    <w:basedOn w:val="836"/>
     <w:uiPriority w:val="19"/>
     <w:qFormat/>
     <w:pPr>
@@ -30725,9 +32560,9 @@
       <w:color w:val="404040" w:themeColor="text1" w:themeTint="BF"/>
     </w:rPr>
   </w:style>
-  <w:style w:type="character" w:styleId="172">
+  <w:style w:type="character" w:styleId="857">
     <w:name w:val="Emphasis"/>
-    <w:basedOn w:val="148"/>
+    <w:basedOn w:val="836"/>
     <w:uiPriority w:val="20"/>
     <w:qFormat/>
     <w:pPr>
@@ -30740,9 +32575,9 @@
       <w:iCs/>
     </w:rPr>
   </w:style>
-  <w:style w:type="character" w:styleId="173">
+  <w:style w:type="character" w:styleId="858">
     <w:name w:val="Strong"/>
-    <w:basedOn w:val="148"/>
+    <w:basedOn w:val="836"/>
     <w:uiPriority w:val="22"/>
     <w:qFormat/>
     <w:pPr>
@@ -30755,9 +32590,9 @@
       <w:bCs/>
     </w:rPr>
   </w:style>
-  <w:style w:type="character" w:styleId="174">
+  <w:style w:type="character" w:styleId="859">
     <w:name w:val="Subtle Reference"/>
-    <w:basedOn w:val="148"/>
+    <w:basedOn w:val="836"/>
     <w:uiPriority w:val="31"/>
     <w:qFormat/>
     <w:pPr>
@@ -30770,9 +32605,9 @@
       <w:color w:val="5a5a5a" w:themeColor="text1" w:themeTint="A5"/>
     </w:rPr>
   </w:style>
-  <w:style w:type="character" w:styleId="175">
+  <w:style w:type="character" w:styleId="860">
     <w:name w:val="Book Title"/>
-    <w:basedOn w:val="148"/>
+    <w:basedOn w:val="836"/>
     <w:uiPriority w:val="33"/>
     <w:qFormat/>
     <w:pPr>
@@ -30788,10 +32623,10 @@
       <w:spacing w:val="5"/>
     </w:rPr>
   </w:style>
-  <w:style w:type="paragraph" w:styleId="176">
+  <w:style w:type="paragraph" w:styleId="861">
     <w:name w:val="Header"/>
-    <w:basedOn w:val="664"/>
-    <w:link w:val="177"/>
+    <w:basedOn w:val="886"/>
+    <w:link w:val="862"/>
     <w:uiPriority w:val="99"/>
     <w:unhideWhenUsed/>
     <w:pPr>
@@ -30804,10 +32639,10 @@
       <w:ind/>
     </w:pPr>
   </w:style>
-  <w:style w:type="character" w:styleId="177">
+  <w:style w:type="character" w:styleId="862">
     <w:name w:val="Header Char"/>
-    <w:basedOn w:val="148"/>
-    <w:link w:val="176"/>
+    <w:basedOn w:val="836"/>
+    <w:link w:val="861"/>
     <w:uiPriority w:val="99"/>
     <w:pPr>
       <w:pBdr/>
@@ -30815,10 +32650,10 @@
       <w:ind/>
     </w:pPr>
   </w:style>
-  <w:style w:type="paragraph" w:styleId="178">
+  <w:style w:type="paragraph" w:styleId="863">
     <w:name w:val="Footer"/>
-    <w:basedOn w:val="664"/>
-    <w:link w:val="179"/>
+    <w:basedOn w:val="886"/>
+    <w:link w:val="864"/>
     <w:uiPriority w:val="99"/>
     <w:unhideWhenUsed/>
     <w:pPr>
@@ -30831,10 +32666,10 @@
       <w:ind/>
     </w:pPr>
   </w:style>
-  <w:style w:type="character" w:styleId="179">
+  <w:style w:type="character" w:styleId="864">
     <w:name w:val="Footer Char"/>
-    <w:basedOn w:val="148"/>
-    <w:link w:val="178"/>
+    <w:basedOn w:val="836"/>
+    <w:link w:val="863"/>
     <w:uiPriority w:val="99"/>
     <w:pPr>
       <w:pBdr/>
@@ -30842,10 +32677,10 @@
       <w:ind/>
     </w:pPr>
   </w:style>
-  <w:style w:type="paragraph" w:styleId="180">
+  <w:style w:type="paragraph" w:styleId="865">
     <w:name w:val="Caption"/>
-    <w:basedOn w:val="664"/>
-    <w:next w:val="664"/>
+    <w:basedOn w:val="886"/>
+    <w:next w:val="886"/>
     <w:uiPriority w:val="35"/>
     <w:unhideWhenUsed/>
     <w:qFormat/>
@@ -30862,10 +32697,10 @@
       <w:szCs w:val="18"/>
     </w:rPr>
   </w:style>
-  <w:style w:type="paragraph" w:styleId="181">
+  <w:style w:type="paragraph" w:styleId="866">
     <w:name w:val="footnote text"/>
-    <w:basedOn w:val="664"/>
-    <w:link w:val="182"/>
+    <w:basedOn w:val="886"/>
+    <w:link w:val="867"/>
     <w:uiPriority w:val="99"/>
     <w:semiHidden/>
     <w:unhideWhenUsed/>
@@ -30879,10 +32714,10 @@
       <w:szCs w:val="20"/>
     </w:rPr>
   </w:style>
-  <w:style w:type="character" w:styleId="182">
+  <w:style w:type="character" w:styleId="867">
     <w:name w:val="Footnote Text Char"/>
-    <w:basedOn w:val="148"/>
-    <w:link w:val="181"/>
+    <w:basedOn w:val="836"/>
+    <w:link w:val="866"/>
     <w:uiPriority w:val="99"/>
     <w:semiHidden/>
     <w:pPr>
@@ -30895,9 +32730,9 @@
       <w:szCs w:val="20"/>
     </w:rPr>
   </w:style>
-  <w:style w:type="character" w:styleId="183">
+  <w:style w:type="character" w:styleId="868">
     <w:name w:val="footnote reference"/>
-    <w:basedOn w:val="148"/>
+    <w:basedOn w:val="836"/>
     <w:uiPriority w:val="99"/>
     <w:semiHidden/>
     <w:unhideWhenUsed/>
@@ -30910,10 +32745,10 @@
       <w:vertAlign w:val="superscript"/>
     </w:rPr>
   </w:style>
-  <w:style w:type="paragraph" w:styleId="184">
+  <w:style w:type="paragraph" w:styleId="869">
     <w:name w:val="endnote text"/>
-    <w:basedOn w:val="664"/>
-    <w:link w:val="185"/>
+    <w:basedOn w:val="886"/>
+    <w:link w:val="870"/>
     <w:uiPriority w:val="99"/>
     <w:semiHidden/>
     <w:unhideWhenUsed/>
@@ -30927,10 +32762,10 @@
       <w:szCs w:val="20"/>
     </w:rPr>
   </w:style>
-  <w:style w:type="character" w:styleId="185">
+  <w:style w:type="character" w:styleId="870">
     <w:name w:val="Endnote Text Char"/>
-    <w:basedOn w:val="148"/>
-    <w:link w:val="184"/>
+    <w:basedOn w:val="836"/>
+    <w:link w:val="869"/>
     <w:uiPriority w:val="99"/>
     <w:semiHidden/>
     <w:pPr>
@@ -30943,9 +32778,9 @@
       <w:szCs w:val="20"/>
     </w:rPr>
   </w:style>
-  <w:style w:type="character" w:styleId="186">
+  <w:style w:type="character" w:styleId="871">
     <w:name w:val="endnote reference"/>
-    <w:basedOn w:val="148"/>
+    <w:basedOn w:val="836"/>
     <w:uiPriority w:val="99"/>
     <w:semiHidden/>
     <w:unhideWhenUsed/>
@@ -30958,9 +32793,9 @@
       <w:vertAlign w:val="superscript"/>
     </w:rPr>
   </w:style>
-  <w:style w:type="character" w:styleId="187">
+  <w:style w:type="character" w:styleId="872">
     <w:name w:val="Hyperlink"/>
-    <w:basedOn w:val="148"/>
+    <w:basedOn w:val="836"/>
     <w:uiPriority w:val="99"/>
     <w:unhideWhenUsed/>
     <w:pPr>
@@ -30973,9 +32808,9 @@
       <w:u w:val="single"/>
     </w:rPr>
   </w:style>
-  <w:style w:type="character" w:styleId="188">
+  <w:style w:type="character" w:styleId="873">
     <w:name w:val="FollowedHyperlink"/>
-    <w:basedOn w:val="148"/>
+    <w:basedOn w:val="836"/>
     <w:uiPriority w:val="99"/>
     <w:semiHidden/>
     <w:unhideWhenUsed/>
@@ -30989,10 +32824,10 @@
       <w:u w:val="single"/>
     </w:rPr>
   </w:style>
-  <w:style w:type="paragraph" w:styleId="189">
+  <w:style w:type="paragraph" w:styleId="874">
     <w:name w:val="toc 1"/>
-    <w:basedOn w:val="664"/>
-    <w:next w:val="664"/>
+    <w:basedOn w:val="886"/>
+    <w:next w:val="886"/>
     <w:uiPriority w:val="39"/>
     <w:unhideWhenUsed/>
     <w:pPr>
@@ -31001,10 +32836,10 @@
       <w:ind/>
     </w:pPr>
   </w:style>
-  <w:style w:type="paragraph" w:styleId="190">
+  <w:style w:type="paragraph" w:styleId="875">
     <w:name w:val="toc 2"/>
-    <w:basedOn w:val="664"/>
-    <w:next w:val="664"/>
+    <w:basedOn w:val="886"/>
+    <w:next w:val="886"/>
     <w:uiPriority w:val="39"/>
     <w:unhideWhenUsed/>
     <w:pPr>
@@ -31013,10 +32848,10 @@
       <w:ind w:left="220"/>
     </w:pPr>
   </w:style>
-  <w:style w:type="paragraph" w:styleId="191">
+  <w:style w:type="paragraph" w:styleId="876">
     <w:name w:val="toc 3"/>
-    <w:basedOn w:val="664"/>
-    <w:next w:val="664"/>
+    <w:basedOn w:val="886"/>
+    <w:next w:val="886"/>
     <w:uiPriority w:val="39"/>
     <w:unhideWhenUsed/>
     <w:pPr>
@@ -31025,10 +32860,10 @@
       <w:ind w:left="440"/>
     </w:pPr>
   </w:style>
-  <w:style w:type="paragraph" w:styleId="192">
+  <w:style w:type="paragraph" w:styleId="877">
     <w:name w:val="toc 4"/>
-    <w:basedOn w:val="664"/>
-    <w:next w:val="664"/>
+    <w:basedOn w:val="886"/>
+    <w:next w:val="886"/>
     <w:uiPriority w:val="39"/>
     <w:unhideWhenUsed/>
     <w:pPr>
@@ -31037,10 +32872,10 @@
       <w:ind w:left="660"/>
     </w:pPr>
   </w:style>
-  <w:style w:type="paragraph" w:styleId="193">
+  <w:style w:type="paragraph" w:styleId="878">
     <w:name w:val="toc 5"/>
-    <w:basedOn w:val="664"/>
-    <w:next w:val="664"/>
+    <w:basedOn w:val="886"/>
+    <w:next w:val="886"/>
     <w:uiPriority w:val="39"/>
     <w:unhideWhenUsed/>
     <w:pPr>
@@ -31049,10 +32884,10 @@
       <w:ind w:left="880"/>
     </w:pPr>
   </w:style>
-  <w:style w:type="paragraph" w:styleId="194">
+  <w:style w:type="paragraph" w:styleId="879">
     <w:name w:val="toc 6"/>
-    <w:basedOn w:val="664"/>
-    <w:next w:val="664"/>
+    <w:basedOn w:val="886"/>
+    <w:next w:val="886"/>
     <w:uiPriority w:val="39"/>
     <w:unhideWhenUsed/>
     <w:pPr>
@@ -31061,10 +32896,10 @@
       <w:ind w:left="1100"/>
     </w:pPr>
   </w:style>
-  <w:style w:type="paragraph" w:styleId="195">
+  <w:style w:type="paragraph" w:styleId="880">
     <w:name w:val="toc 7"/>
-    <w:basedOn w:val="664"/>
-    <w:next w:val="664"/>
+    <w:basedOn w:val="886"/>
+    <w:next w:val="886"/>
     <w:uiPriority w:val="39"/>
     <w:unhideWhenUsed/>
     <w:pPr>
@@ -31073,10 +32908,10 @@
       <w:ind w:left="1320"/>
     </w:pPr>
   </w:style>
-  <w:style w:type="paragraph" w:styleId="196">
+  <w:style w:type="paragraph" w:styleId="881">
     <w:name w:val="toc 8"/>
-    <w:basedOn w:val="664"/>
-    <w:next w:val="664"/>
+    <w:basedOn w:val="886"/>
+    <w:next w:val="886"/>
     <w:uiPriority w:val="39"/>
     <w:unhideWhenUsed/>
     <w:pPr>
@@ -31085,10 +32920,10 @@
       <w:ind w:left="1540"/>
     </w:pPr>
   </w:style>
-  <w:style w:type="paragraph" w:styleId="197">
+  <w:style w:type="paragraph" w:styleId="882">
     <w:name w:val="toc 9"/>
-    <w:basedOn w:val="664"/>
-    <w:next w:val="664"/>
+    <w:basedOn w:val="886"/>
+    <w:next w:val="886"/>
     <w:uiPriority w:val="39"/>
     <w:unhideWhenUsed/>
     <w:pPr>
@@ -31097,9 +32932,9 @@
       <w:ind w:left="1760"/>
     </w:pPr>
   </w:style>
-  <w:style w:type="character" w:styleId="198">
+  <w:style w:type="character" w:styleId="883">
     <w:name w:val="Placeholder Text"/>
-    <w:basedOn w:val="148"/>
+    <w:basedOn w:val="836"/>
     <w:uiPriority w:val="99"/>
     <w:semiHidden/>
     <w:pPr>
@@ -31111,7 +32946,7 @@
       <w:color w:val="666666"/>
     </w:rPr>
   </w:style>
-  <w:style w:type="paragraph" w:styleId="208">
+  <w:style w:type="paragraph" w:styleId="884">
     <w:name w:val="TOC Heading"/>
     <w:uiPriority w:val="39"/>
     <w:unhideWhenUsed/>
@@ -31121,10 +32956,10 @@
       <w:ind/>
     </w:pPr>
   </w:style>
-  <w:style w:type="paragraph" w:styleId="209">
+  <w:style w:type="paragraph" w:styleId="885">
     <w:name w:val="table of figures"/>
-    <w:basedOn w:val="664"/>
-    <w:next w:val="664"/>
+    <w:basedOn w:val="886"/>
+    <w:next w:val="886"/>
     <w:uiPriority w:val="99"/>
     <w:unhideWhenUsed/>
     <w:pPr>
@@ -31133,7 +32968,7 @@
       <w:ind/>
     </w:pPr>
   </w:style>
-  <w:style w:type="paragraph" w:styleId="664" w:default="1">
+  <w:style w:type="paragraph" w:styleId="886" w:default="1">
     <w:name w:val="Normal"/>
     <w:qFormat/>
     <w:pPr>
@@ -31142,7 +32977,7 @@
       <w:ind/>
     </w:pPr>
   </w:style>
-  <w:style w:type="table" w:styleId="665" w:default="1">
+  <w:style w:type="table" w:styleId="887" w:default="1">
     <w:name w:val="Normal Table"/>
     <w:uiPriority w:val="99"/>
     <w:semiHidden/>
@@ -31335,7 +33170,7 @@
       </w:tcPr>
     </w:tblStylePr>
   </w:style>
-  <w:style w:type="numbering" w:styleId="666" w:default="1">
+  <w:style w:type="numbering" w:styleId="888" w:default="1">
     <w:name w:val="No List"/>
     <w:uiPriority w:val="99"/>
     <w:semiHidden/>
@@ -31346,9 +33181,9 @@
       <w:ind/>
     </w:pPr>
   </w:style>
-  <w:style w:type="paragraph" w:styleId="667">
+  <w:style w:type="paragraph" w:styleId="889">
     <w:name w:val="No Spacing"/>
-    <w:basedOn w:val="664"/>
+    <w:basedOn w:val="886"/>
     <w:uiPriority w:val="1"/>
     <w:qFormat/>
     <w:pPr>
@@ -31357,9 +33192,9 @@
       <w:ind/>
     </w:pPr>
   </w:style>
-  <w:style w:type="paragraph" w:styleId="668">
+  <w:style w:type="paragraph" w:styleId="890">
     <w:name w:val="List Paragraph"/>
-    <w:basedOn w:val="664"/>
+    <w:basedOn w:val="886"/>
     <w:uiPriority w:val="34"/>
     <w:qFormat/>
     <w:pPr>
